--- a/Tailwindcss/Tailwindcss-notes-01.docx
+++ b/Tailwindcss/Tailwindcss-notes-01.docx
@@ -139,23 +139,1053 @@
         </w:rPr>
         <w:t xml:space="preserve">of </w:t>
       </w:r>
+      <w:r>
+        <w:rPr>
+          <w:rFonts w:ascii="Sakkal Majalla" w:hAnsi="Sakkal Majalla" w:cs="Sakkal Majalla"/>
+          <w:sz w:val="28"/>
+          <w:szCs w:val="28"/>
+        </w:rPr>
+        <w:t>CSS</w:t>
+      </w:r>
+      <w:r>
+        <w:rPr>
+          <w:rFonts w:ascii="Sakkal Majalla" w:hAnsi="Sakkal Majalla" w:cs="Sakkal Majalla"/>
+          <w:sz w:val="28"/>
+          <w:szCs w:val="28"/>
+        </w:rPr>
+        <w:t xml:space="preserve"> properties between child and parent</w:t>
+      </w:r>
+    </w:p>
+    <w:p>
+      <w:pPr>
+        <w:ind w:left="720" w:firstLine="720"/>
+        <w:rPr>
+          <w:rFonts w:ascii="Sakkal Majalla" w:hAnsi="Sakkal Majalla" w:cs="Sakkal Majalla"/>
+          <w:sz w:val="28"/>
+          <w:szCs w:val="28"/>
+        </w:rPr>
+      </w:pPr>
+      <w:r>
+        <w:rPr>
+          <w:rFonts w:ascii="Sakkal Majalla" w:hAnsi="Sakkal Majalla" w:cs="Sakkal Majalla"/>
+          <w:sz w:val="28"/>
+          <w:szCs w:val="28"/>
+        </w:rPr>
+        <w:t>*************************************************</w:t>
+      </w:r>
+    </w:p>
+    <w:p>
+      <w:pPr>
+        <w:rPr>
+          <w:rFonts w:ascii="Sakkal Majalla" w:hAnsi="Sakkal Majalla" w:cs="Sakkal Majalla"/>
+          <w:b/>
+          <w:bCs/>
+          <w:color w:val="538135" w:themeColor="accent6" w:themeShade="BF"/>
+          <w:sz w:val="28"/>
+          <w:szCs w:val="28"/>
+        </w:rPr>
+      </w:pPr>
+      <w:r>
+        <w:rPr>
+          <w:rFonts w:ascii="Sakkal Majalla" w:hAnsi="Sakkal Majalla" w:cs="Sakkal Majalla"/>
+          <w:b/>
+          <w:bCs/>
+          <w:color w:val="538135" w:themeColor="accent6" w:themeShade="BF"/>
+          <w:sz w:val="28"/>
+          <w:szCs w:val="28"/>
+        </w:rPr>
+        <w:t xml:space="preserve">Exploring Tailwind Basics </w:t>
+      </w:r>
+    </w:p>
+    <w:p>
+      <w:pPr>
+        <w:rPr>
+          <w:rFonts w:ascii="Sakkal Majalla" w:hAnsi="Sakkal Majalla" w:cs="Sakkal Majalla"/>
+          <w:sz w:val="28"/>
+          <w:szCs w:val="28"/>
+        </w:rPr>
+      </w:pPr>
+      <w:r>
+        <w:rPr>
+          <w:rFonts w:ascii="Sakkal Majalla" w:hAnsi="Sakkal Majalla" w:cs="Sakkal Majalla"/>
+          <w:sz w:val="28"/>
+          <w:szCs w:val="28"/>
+        </w:rPr>
+        <w:t xml:space="preserve">There are four main factors involved in every web design project: </w:t>
+      </w:r>
+    </w:p>
+    <w:p>
+      <w:pPr>
+        <w:pStyle w:val="ListParagraph"/>
+        <w:numPr>
+          <w:ilvl w:val="0"/>
+          <w:numId w:val="1"/>
+        </w:numPr>
+        <w:rPr>
+          <w:rFonts w:ascii="Sakkal Majalla" w:hAnsi="Sakkal Majalla" w:cs="Sakkal Majalla"/>
+          <w:sz w:val="28"/>
+          <w:szCs w:val="28"/>
+        </w:rPr>
+      </w:pPr>
+      <w:r>
+        <w:rPr>
+          <w:rFonts w:ascii="Sakkal Majalla" w:hAnsi="Sakkal Majalla" w:cs="Sakkal Majalla"/>
+          <w:b/>
+          <w:bCs/>
+          <w:color w:val="0070C0"/>
+          <w:sz w:val="28"/>
+          <w:szCs w:val="28"/>
+        </w:rPr>
+        <w:t>Layout</w:t>
+      </w:r>
+      <w:r>
+        <w:rPr>
+          <w:rFonts w:ascii="Sakkal Majalla" w:hAnsi="Sakkal Majalla" w:cs="Sakkal Majalla"/>
+          <w:sz w:val="28"/>
+          <w:szCs w:val="28"/>
+        </w:rPr>
+        <w:t>:</w:t>
+      </w:r>
+      <w:r>
+        <w:rPr>
+          <w:rFonts w:ascii="Sakkal Majalla" w:hAnsi="Sakkal Majalla" w:cs="Sakkal Majalla"/>
+          <w:sz w:val="28"/>
+          <w:szCs w:val="28"/>
+        </w:rPr>
+        <w:t xml:space="preserve"> It all starts with a blueprint. This defines how the whitespace and elements of our design are organized and ordered. </w:t>
+      </w:r>
+    </w:p>
+    <w:p>
+      <w:pPr>
+        <w:pStyle w:val="ListParagraph"/>
+        <w:numPr>
+          <w:ilvl w:val="0"/>
+          <w:numId w:val="1"/>
+        </w:numPr>
+        <w:rPr>
+          <w:rFonts w:ascii="Sakkal Majalla" w:hAnsi="Sakkal Majalla" w:cs="Sakkal Majalla"/>
+          <w:sz w:val="28"/>
+          <w:szCs w:val="28"/>
+        </w:rPr>
+      </w:pPr>
+      <w:r>
+        <w:rPr>
+          <w:rFonts w:ascii="Sakkal Majalla" w:hAnsi="Sakkal Majalla" w:cs="Sakkal Majalla"/>
+          <w:b/>
+          <w:bCs/>
+          <w:color w:val="0070C0"/>
+          <w:sz w:val="28"/>
+          <w:szCs w:val="28"/>
+        </w:rPr>
+        <w:t>Typography</w:t>
+      </w:r>
+      <w:r>
+        <w:rPr>
+          <w:rFonts w:ascii="Sakkal Majalla" w:hAnsi="Sakkal Majalla" w:cs="Sakkal Majalla"/>
+          <w:sz w:val="28"/>
+          <w:szCs w:val="28"/>
+        </w:rPr>
+        <w:t>:</w:t>
+      </w:r>
+      <w:r>
+        <w:rPr>
+          <w:rFonts w:ascii="Sakkal Majalla" w:hAnsi="Sakkal Majalla" w:cs="Sakkal Majalla"/>
+          <w:sz w:val="28"/>
+          <w:szCs w:val="28"/>
+        </w:rPr>
+        <w:t xml:space="preserve"> This includes all text content, including messages. </w:t>
+      </w:r>
+    </w:p>
+    <w:p>
+      <w:pPr>
+        <w:pStyle w:val="ListParagraph"/>
+        <w:numPr>
+          <w:ilvl w:val="0"/>
+          <w:numId w:val="1"/>
+        </w:numPr>
+        <w:rPr>
+          <w:rFonts w:ascii="Sakkal Majalla" w:hAnsi="Sakkal Majalla" w:cs="Sakkal Majalla"/>
+          <w:sz w:val="28"/>
+          <w:szCs w:val="28"/>
+        </w:rPr>
+      </w:pPr>
+      <w:r>
+        <w:rPr>
+          <w:rFonts w:ascii="Sakkal Majalla" w:hAnsi="Sakkal Majalla" w:cs="Sakkal Majalla"/>
+          <w:b/>
+          <w:bCs/>
+          <w:color w:val="0070C0"/>
+          <w:sz w:val="28"/>
+          <w:szCs w:val="28"/>
+        </w:rPr>
+        <w:t>Colors</w:t>
+      </w:r>
+      <w:r>
+        <w:rPr>
+          <w:rFonts w:ascii="Sakkal Majalla" w:hAnsi="Sakkal Majalla" w:cs="Sakkal Majalla"/>
+          <w:sz w:val="28"/>
+          <w:szCs w:val="28"/>
+        </w:rPr>
+        <w:t xml:space="preserve">. This brings life to a design and defines a design’s mood and brand. </w:t>
+      </w:r>
+    </w:p>
+    <w:p>
+      <w:pPr>
+        <w:pStyle w:val="ListParagraph"/>
+        <w:numPr>
+          <w:ilvl w:val="0"/>
+          <w:numId w:val="1"/>
+        </w:numPr>
+        <w:rPr>
+          <w:rFonts w:ascii="Sakkal Majalla" w:hAnsi="Sakkal Majalla" w:cs="Sakkal Majalla"/>
+          <w:sz w:val="28"/>
+          <w:szCs w:val="28"/>
+        </w:rPr>
+      </w:pPr>
+      <w:r>
+        <w:rPr>
+          <w:rFonts w:ascii="Sakkal Majalla" w:hAnsi="Sakkal Majalla" w:cs="Sakkal Majalla"/>
+          <w:b/>
+          <w:bCs/>
+          <w:color w:val="0070C0"/>
+          <w:sz w:val="28"/>
+          <w:szCs w:val="28"/>
+        </w:rPr>
+        <w:t>Imagery</w:t>
+      </w:r>
+      <w:r>
+        <w:rPr>
+          <w:rFonts w:ascii="Sakkal Majalla" w:hAnsi="Sakkal Majalla" w:cs="Sakkal Majalla"/>
+          <w:sz w:val="28"/>
+          <w:szCs w:val="28"/>
+        </w:rPr>
+        <w:t>. This includes the visuals of a design, such as icons, images, illustrations, and so on.</w:t>
+      </w:r>
+    </w:p>
+    <w:p>
+      <w:pPr>
+        <w:ind w:left="720" w:firstLine="720"/>
+        <w:rPr>
+          <w:rFonts w:ascii="Sakkal Majalla" w:hAnsi="Sakkal Majalla" w:cs="Sakkal Majalla"/>
+          <w:sz w:val="28"/>
+          <w:szCs w:val="28"/>
+        </w:rPr>
+      </w:pPr>
+      <w:r>
+        <w:rPr>
+          <w:rFonts w:ascii="Sakkal Majalla" w:hAnsi="Sakkal Majalla" w:cs="Sakkal Majalla"/>
+          <w:sz w:val="28"/>
+          <w:szCs w:val="28"/>
+        </w:rPr>
+        <w:t>*************************************************</w:t>
+      </w:r>
+    </w:p>
+    <w:p>
+      <w:pPr>
+        <w:rPr>
+          <w:rFonts w:ascii="Sakkal Majalla" w:hAnsi="Sakkal Majalla" w:cs="Sakkal Majalla"/>
+          <w:b/>
+          <w:bCs/>
+          <w:color w:val="538135" w:themeColor="accent6" w:themeShade="BF"/>
+          <w:sz w:val="28"/>
+          <w:szCs w:val="28"/>
+        </w:rPr>
+      </w:pPr>
+      <w:r>
+        <w:rPr>
+          <w:rFonts w:ascii="Sakkal Majalla" w:hAnsi="Sakkal Majalla" w:cs="Sakkal Majalla"/>
+          <w:b/>
+          <w:bCs/>
+          <w:color w:val="538135" w:themeColor="accent6" w:themeShade="BF"/>
+          <w:sz w:val="28"/>
+          <w:szCs w:val="28"/>
+        </w:rPr>
+        <w:t>Style:</w:t>
+      </w:r>
+    </w:p>
+    <w:p>
+      <w:pPr>
+        <w:rPr>
+          <w:rFonts w:ascii="Sakkal Majalla" w:hAnsi="Sakkal Majalla" w:cs="Sakkal Majalla"/>
+          <w:sz w:val="28"/>
+          <w:szCs w:val="28"/>
+        </w:rPr>
+      </w:pPr>
+      <w:r>
+        <w:rPr>
+          <w:rFonts w:ascii="Sakkal Majalla" w:hAnsi="Sakkal Majalla" w:cs="Sakkal Majalla"/>
+          <w:sz w:val="28"/>
+          <w:szCs w:val="28"/>
+        </w:rPr>
+        <w:t xml:space="preserve">We can group classes by their function, as follows: </w:t>
+      </w:r>
+    </w:p>
+    <w:p>
+      <w:pPr>
+        <w:rPr>
+          <w:rFonts w:ascii="Sakkal Majalla" w:hAnsi="Sakkal Majalla" w:cs="Sakkal Majalla"/>
+          <w:sz w:val="28"/>
+          <w:szCs w:val="28"/>
+        </w:rPr>
+      </w:pPr>
+      <w:r>
+        <w:rPr>
+          <w:rFonts w:ascii="Sakkal Majalla" w:hAnsi="Sakkal Majalla" w:cs="Sakkal Majalla"/>
+          <w:b/>
+          <w:bCs/>
+          <w:color w:val="2E74B5" w:themeColor="accent5" w:themeShade="BF"/>
+          <w:sz w:val="28"/>
+          <w:szCs w:val="28"/>
+        </w:rPr>
+        <w:t>Size</w:t>
+      </w:r>
+      <w:r>
+        <w:rPr>
+          <w:rFonts w:ascii="Sakkal Majalla" w:hAnsi="Sakkal Majalla" w:cs="Sakkal Majalla"/>
+          <w:sz w:val="28"/>
+          <w:szCs w:val="28"/>
+        </w:rPr>
+        <w:t xml:space="preserve">: </w:t>
+      </w:r>
+      <w:r>
+        <w:rPr>
+          <w:rFonts w:ascii="Sakkal Majalla" w:hAnsi="Sakkal Majalla" w:cs="Sakkal Majalla"/>
+          <w:sz w:val="28"/>
+          <w:szCs w:val="28"/>
+        </w:rPr>
+        <w:t>This includes width</w:t>
+      </w:r>
+      <w:r>
+        <w:rPr>
+          <w:rFonts w:ascii="Sakkal Majalla" w:hAnsi="Sakkal Majalla" w:cs="Sakkal Majalla"/>
+          <w:sz w:val="28"/>
+          <w:szCs w:val="28"/>
+        </w:rPr>
+        <w:t xml:space="preserve"> </w:t>
+      </w:r>
+      <w:r>
+        <w:rPr>
+          <w:rFonts w:ascii="Sakkal Majalla" w:hAnsi="Sakkal Majalla" w:cs="Sakkal Majalla"/>
+          <w:sz w:val="28"/>
+          <w:szCs w:val="28"/>
+        </w:rPr>
+        <w:t>and</w:t>
+      </w:r>
+      <w:r>
+        <w:rPr>
+          <w:rFonts w:ascii="Sakkal Majalla" w:hAnsi="Sakkal Majalla" w:cs="Sakkal Majalla"/>
+          <w:sz w:val="28"/>
+          <w:szCs w:val="28"/>
+        </w:rPr>
+        <w:t xml:space="preserve"> </w:t>
+      </w:r>
+      <w:r>
+        <w:rPr>
+          <w:rFonts w:ascii="Sakkal Majalla" w:hAnsi="Sakkal Majalla" w:cs="Sakkal Majalla"/>
+          <w:sz w:val="28"/>
+          <w:szCs w:val="28"/>
+        </w:rPr>
+        <w:t>height</w:t>
+      </w:r>
+      <w:r>
+        <w:rPr>
+          <w:rFonts w:ascii="Sakkal Majalla" w:hAnsi="Sakkal Majalla" w:cs="Sakkal Majalla"/>
+          <w:sz w:val="28"/>
+          <w:szCs w:val="28"/>
+        </w:rPr>
+        <w:t xml:space="preserve"> </w:t>
+      </w:r>
+      <w:r>
+        <w:rPr>
+          <w:rFonts w:ascii="Sakkal Majalla" w:hAnsi="Sakkal Majalla" w:cs="Sakkal Majalla"/>
+          <w:sz w:val="28"/>
+          <w:szCs w:val="28"/>
+        </w:rPr>
+        <w:t xml:space="preserve">utilities for setting an element’s dimensions. </w:t>
+      </w:r>
+    </w:p>
+    <w:p>
+      <w:pPr>
+        <w:rPr>
+          <w:rFonts w:ascii="Sakkal Majalla" w:hAnsi="Sakkal Majalla" w:cs="Sakkal Majalla"/>
+          <w:sz w:val="28"/>
+          <w:szCs w:val="28"/>
+        </w:rPr>
+      </w:pPr>
+      <w:r>
+        <w:rPr>
+          <w:rFonts w:ascii="Sakkal Majalla" w:hAnsi="Sakkal Majalla" w:cs="Sakkal Majalla"/>
+          <w:b/>
+          <w:bCs/>
+          <w:color w:val="2E74B5" w:themeColor="accent5" w:themeShade="BF"/>
+          <w:sz w:val="28"/>
+          <w:szCs w:val="28"/>
+        </w:rPr>
+        <w:t>Space</w:t>
+      </w:r>
+      <w:r>
+        <w:rPr>
+          <w:rFonts w:ascii="Sakkal Majalla" w:hAnsi="Sakkal Majalla" w:cs="Sakkal Majalla"/>
+          <w:sz w:val="28"/>
+          <w:szCs w:val="28"/>
+        </w:rPr>
+        <w:t>:</w:t>
+      </w:r>
+      <w:r>
+        <w:rPr>
+          <w:rFonts w:ascii="Sakkal Majalla" w:hAnsi="Sakkal Majalla" w:cs="Sakkal Majalla"/>
+          <w:sz w:val="28"/>
+          <w:szCs w:val="28"/>
+        </w:rPr>
+        <w:t xml:space="preserve"> This includes</w:t>
+      </w:r>
+      <w:r>
+        <w:rPr>
+          <w:rFonts w:ascii="Sakkal Majalla" w:hAnsi="Sakkal Majalla" w:cs="Sakkal Majalla"/>
+          <w:sz w:val="28"/>
+          <w:szCs w:val="28"/>
+        </w:rPr>
+        <w:t xml:space="preserve"> </w:t>
+      </w:r>
+      <w:r>
+        <w:rPr>
+          <w:rFonts w:ascii="Sakkal Majalla" w:hAnsi="Sakkal Majalla" w:cs="Sakkal Majalla"/>
+          <w:sz w:val="28"/>
+          <w:szCs w:val="28"/>
+        </w:rPr>
+        <w:t>margin</w:t>
+      </w:r>
+      <w:r>
+        <w:rPr>
+          <w:rFonts w:ascii="Sakkal Majalla" w:hAnsi="Sakkal Majalla" w:cs="Sakkal Majalla"/>
+          <w:sz w:val="28"/>
+          <w:szCs w:val="28"/>
+        </w:rPr>
+        <w:t xml:space="preserve"> </w:t>
+      </w:r>
+      <w:r>
+        <w:rPr>
+          <w:rFonts w:ascii="Sakkal Majalla" w:hAnsi="Sakkal Majalla" w:cs="Sakkal Majalla"/>
+          <w:sz w:val="28"/>
+          <w:szCs w:val="28"/>
+        </w:rPr>
+        <w:t>and</w:t>
+      </w:r>
+      <w:r>
+        <w:rPr>
+          <w:rFonts w:ascii="Sakkal Majalla" w:hAnsi="Sakkal Majalla" w:cs="Sakkal Majalla"/>
+          <w:sz w:val="28"/>
+          <w:szCs w:val="28"/>
+        </w:rPr>
+        <w:t xml:space="preserve"> </w:t>
+      </w:r>
+      <w:r>
+        <w:rPr>
+          <w:rFonts w:ascii="Sakkal Majalla" w:hAnsi="Sakkal Majalla" w:cs="Sakkal Majalla"/>
+          <w:sz w:val="28"/>
+          <w:szCs w:val="28"/>
+        </w:rPr>
+        <w:t>padding</w:t>
+      </w:r>
+      <w:r>
+        <w:rPr>
+          <w:rFonts w:ascii="Sakkal Majalla" w:hAnsi="Sakkal Majalla" w:cs="Sakkal Majalla"/>
+          <w:sz w:val="28"/>
+          <w:szCs w:val="28"/>
+        </w:rPr>
+        <w:t xml:space="preserve"> </w:t>
+      </w:r>
+      <w:r>
+        <w:rPr>
+          <w:rFonts w:ascii="Sakkal Majalla" w:hAnsi="Sakkal Majalla" w:cs="Sakkal Majalla"/>
+          <w:sz w:val="28"/>
+          <w:szCs w:val="28"/>
+        </w:rPr>
+        <w:t xml:space="preserve">utilities for adding space in our design. </w:t>
+      </w:r>
+    </w:p>
+    <w:p>
+      <w:pPr>
+        <w:rPr>
+          <w:rFonts w:ascii="Sakkal Majalla" w:hAnsi="Sakkal Majalla" w:cs="Sakkal Majalla"/>
+          <w:sz w:val="28"/>
+          <w:szCs w:val="28"/>
+        </w:rPr>
+      </w:pPr>
+      <w:r>
+        <w:rPr>
+          <w:rFonts w:ascii="Sakkal Majalla" w:hAnsi="Sakkal Majalla" w:cs="Sakkal Majalla"/>
+          <w:b/>
+          <w:bCs/>
+          <w:color w:val="2E74B5" w:themeColor="accent5" w:themeShade="BF"/>
+          <w:sz w:val="28"/>
+          <w:szCs w:val="28"/>
+        </w:rPr>
+        <w:t>Position</w:t>
+      </w:r>
+      <w:r>
+        <w:rPr>
+          <w:rFonts w:ascii="Sakkal Majalla" w:hAnsi="Sakkal Majalla" w:cs="Sakkal Majalla"/>
+          <w:sz w:val="28"/>
+          <w:szCs w:val="28"/>
+        </w:rPr>
+        <w:t xml:space="preserve">. This includes an element’s positioning and coordinates. </w:t>
+      </w:r>
+    </w:p>
+    <w:p>
+      <w:pPr>
+        <w:rPr>
+          <w:rFonts w:ascii="Sakkal Majalla" w:hAnsi="Sakkal Majalla" w:cs="Sakkal Majalla"/>
+          <w:sz w:val="28"/>
+          <w:szCs w:val="28"/>
+        </w:rPr>
+      </w:pPr>
+      <w:r>
+        <w:rPr>
+          <w:rFonts w:ascii="Sakkal Majalla" w:hAnsi="Sakkal Majalla" w:cs="Sakkal Majalla"/>
+          <w:b/>
+          <w:bCs/>
+          <w:color w:val="2E74B5" w:themeColor="accent5" w:themeShade="BF"/>
+          <w:sz w:val="28"/>
+          <w:szCs w:val="28"/>
+        </w:rPr>
+        <w:t>Borders</w:t>
+      </w:r>
+      <w:r>
+        <w:rPr>
+          <w:rFonts w:ascii="Sakkal Majalla" w:hAnsi="Sakkal Majalla" w:cs="Sakkal Majalla"/>
+          <w:sz w:val="28"/>
+          <w:szCs w:val="28"/>
+        </w:rPr>
+        <w:t>. This includes various utilities for setting an element’s borders, such as style, width, and</w:t>
+      </w:r>
+      <w:r>
+        <w:rPr>
+          <w:rFonts w:ascii="Sakkal Majalla" w:hAnsi="Sakkal Majalla" w:cs="Sakkal Majalla"/>
+          <w:sz w:val="28"/>
+          <w:szCs w:val="28"/>
+        </w:rPr>
+        <w:t xml:space="preserve"> </w:t>
+      </w:r>
+      <w:r>
+        <w:rPr>
+          <w:rFonts w:ascii="Sakkal Majalla" w:hAnsi="Sakkal Majalla" w:cs="Sakkal Majalla"/>
+          <w:sz w:val="28"/>
+          <w:szCs w:val="28"/>
+        </w:rPr>
+        <w:t xml:space="preserve">radius. </w:t>
+      </w:r>
+      <w:r>
+        <w:rPr>
+          <w:rFonts w:ascii="Sakkal Majalla" w:hAnsi="Sakkal Majalla" w:cs="Sakkal Majalla"/>
+          <w:b/>
+          <w:bCs/>
+          <w:color w:val="2E74B5" w:themeColor="accent5" w:themeShade="BF"/>
+          <w:sz w:val="28"/>
+          <w:szCs w:val="28"/>
+        </w:rPr>
+        <w:t>Displa</w:t>
+      </w:r>
+      <w:r>
+        <w:rPr>
+          <w:rFonts w:ascii="Sakkal Majalla" w:hAnsi="Sakkal Majalla" w:cs="Sakkal Majalla"/>
+          <w:b/>
+          <w:bCs/>
+          <w:color w:val="2E74B5" w:themeColor="accent5" w:themeShade="BF"/>
+          <w:sz w:val="28"/>
+          <w:szCs w:val="28"/>
+        </w:rPr>
+        <w:t>y</w:t>
+      </w:r>
+      <w:r>
+        <w:rPr>
+          <w:rFonts w:ascii="Sakkal Majalla" w:hAnsi="Sakkal Majalla" w:cs="Sakkal Majalla"/>
+          <w:sz w:val="28"/>
+          <w:szCs w:val="28"/>
+        </w:rPr>
+        <w:t>:</w:t>
+      </w:r>
+      <w:r>
+        <w:rPr>
+          <w:rFonts w:ascii="Sakkal Majalla" w:hAnsi="Sakkal Majalla" w:cs="Sakkal Majalla"/>
+          <w:sz w:val="28"/>
+          <w:szCs w:val="28"/>
+        </w:rPr>
+        <w:t xml:space="preserve"> This includes the way elements are rendered.</w:t>
+      </w:r>
+    </w:p>
+    <w:p>
+      <w:pPr>
+        <w:ind w:left="720" w:firstLine="720"/>
+        <w:rPr>
+          <w:rFonts w:ascii="Sakkal Majalla" w:hAnsi="Sakkal Majalla" w:cs="Sakkal Majalla"/>
+          <w:sz w:val="28"/>
+          <w:szCs w:val="28"/>
+        </w:rPr>
+      </w:pPr>
+      <w:r>
+        <w:rPr>
+          <w:rFonts w:ascii="Sakkal Majalla" w:hAnsi="Sakkal Majalla" w:cs="Sakkal Majalla"/>
+          <w:sz w:val="28"/>
+          <w:szCs w:val="28"/>
+        </w:rPr>
+        <w:t>*************************************************</w:t>
+      </w:r>
+    </w:p>
+    <w:p>
+      <w:pPr>
+        <w:rPr>
+          <w:rFonts w:ascii="Sakkal Majalla" w:hAnsi="Sakkal Majalla" w:cs="Sakkal Majalla"/>
+          <w:sz w:val="28"/>
+          <w:szCs w:val="28"/>
+        </w:rPr>
+      </w:pPr>
+    </w:p>
+    <w:p>
+      <w:pPr>
+        <w:rPr>
+          <w:rFonts w:ascii="Sakkal Majalla" w:hAnsi="Sakkal Majalla" w:cs="Sakkal Majalla"/>
+          <w:sz w:val="28"/>
+          <w:szCs w:val="28"/>
+        </w:rPr>
+      </w:pPr>
+    </w:p>
+    <w:p>
+      <w:pPr>
+        <w:rPr>
+          <w:rFonts w:ascii="Sakkal Majalla" w:hAnsi="Sakkal Majalla" w:cs="Sakkal Majalla"/>
+          <w:color w:val="538135" w:themeColor="accent6" w:themeShade="BF"/>
+          <w:sz w:val="28"/>
+          <w:szCs w:val="28"/>
+        </w:rPr>
+      </w:pPr>
+      <w:r>
+        <w:rPr>
+          <w:rFonts w:ascii="Sakkal Majalla" w:hAnsi="Sakkal Majalla" w:cs="Sakkal Majalla"/>
+          <w:b/>
+          <w:bCs/>
+          <w:color w:val="538135" w:themeColor="accent6" w:themeShade="BF"/>
+          <w:sz w:val="28"/>
+          <w:szCs w:val="28"/>
+        </w:rPr>
+        <w:lastRenderedPageBreak/>
+        <w:t>Typography</w:t>
+      </w:r>
+    </w:p>
+    <w:p>
+      <w:pPr>
+        <w:rPr>
+          <w:rFonts w:ascii="Sakkal Majalla" w:hAnsi="Sakkal Majalla" w:cs="Sakkal Majalla"/>
+          <w:sz w:val="28"/>
+          <w:szCs w:val="28"/>
+        </w:rPr>
+      </w:pPr>
+      <w:r>
+        <w:rPr>
+          <w:rFonts w:ascii="Sakkal Majalla" w:hAnsi="Sakkal Majalla" w:cs="Sakkal Majalla"/>
+          <w:sz w:val="28"/>
+          <w:szCs w:val="28"/>
+        </w:rPr>
+        <w:t xml:space="preserve">This is mostly done by using text. Here are the most commonly used text utilities grouped by function: </w:t>
+      </w:r>
+    </w:p>
+    <w:p>
+      <w:pPr>
+        <w:rPr>
+          <w:rFonts w:ascii="Sakkal Majalla" w:hAnsi="Sakkal Majalla" w:cs="Sakkal Majalla"/>
+          <w:sz w:val="28"/>
+          <w:szCs w:val="28"/>
+        </w:rPr>
+      </w:pPr>
+      <w:r>
+        <w:rPr>
+          <w:rFonts w:ascii="Sakkal Majalla" w:hAnsi="Sakkal Majalla" w:cs="Sakkal Majalla"/>
+          <w:b/>
+          <w:bCs/>
+          <w:color w:val="C45911" w:themeColor="accent2" w:themeShade="BF"/>
+          <w:sz w:val="28"/>
+          <w:szCs w:val="28"/>
+        </w:rPr>
+        <w:t>Font</w:t>
+      </w:r>
+      <w:r>
+        <w:rPr>
+          <w:rFonts w:ascii="Sakkal Majalla" w:hAnsi="Sakkal Majalla" w:cs="Sakkal Majalla"/>
+          <w:sz w:val="28"/>
+          <w:szCs w:val="28"/>
+        </w:rPr>
+        <w:t>:</w:t>
+      </w:r>
+      <w:r>
+        <w:rPr>
+          <w:rFonts w:ascii="Sakkal Majalla" w:hAnsi="Sakkal Majalla" w:cs="Sakkal Majalla"/>
+          <w:sz w:val="28"/>
+          <w:szCs w:val="28"/>
+        </w:rPr>
+        <w:t xml:space="preserve"> This includes font family, size, style</w:t>
+      </w:r>
+      <w:r>
+        <w:rPr>
+          <w:rFonts w:ascii="Sakkal Majalla" w:hAnsi="Sakkal Majalla" w:cs="Sakkal Majalla"/>
+          <w:sz w:val="28"/>
+          <w:szCs w:val="28"/>
+        </w:rPr>
+        <w:t>,</w:t>
+      </w:r>
+      <w:r>
+        <w:rPr>
+          <w:rFonts w:ascii="Sakkal Majalla" w:hAnsi="Sakkal Majalla" w:cs="Sakkal Majalla"/>
+          <w:sz w:val="28"/>
+          <w:szCs w:val="28"/>
+        </w:rPr>
+        <w:t xml:space="preserve"> and weight utilities, as well as tracking and leading settings. </w:t>
+      </w:r>
+    </w:p>
+    <w:p>
+      <w:pPr>
+        <w:rPr>
+          <w:rFonts w:ascii="Sakkal Majalla" w:hAnsi="Sakkal Majalla" w:cs="Sakkal Majalla"/>
+          <w:sz w:val="28"/>
+          <w:szCs w:val="28"/>
+        </w:rPr>
+      </w:pPr>
+      <w:r>
+        <w:rPr>
+          <w:rFonts w:ascii="Sakkal Majalla" w:hAnsi="Sakkal Majalla" w:cs="Sakkal Majalla"/>
+          <w:b/>
+          <w:bCs/>
+          <w:color w:val="C45911" w:themeColor="accent2" w:themeShade="BF"/>
+          <w:sz w:val="28"/>
+          <w:szCs w:val="28"/>
+        </w:rPr>
+        <w:t>Text</w:t>
+      </w:r>
+      <w:r>
+        <w:rPr>
+          <w:rFonts w:ascii="Sakkal Majalla" w:hAnsi="Sakkal Majalla" w:cs="Sakkal Majalla"/>
+          <w:sz w:val="28"/>
+          <w:szCs w:val="28"/>
+        </w:rPr>
+        <w:t>:</w:t>
+      </w:r>
+      <w:r>
+        <w:rPr>
+          <w:rFonts w:ascii="Sakkal Majalla" w:hAnsi="Sakkal Majalla" w:cs="Sakkal Majalla"/>
+          <w:sz w:val="28"/>
+          <w:szCs w:val="28"/>
+        </w:rPr>
+        <w:t xml:space="preserve"> This includes text aligning, color and opacity, decoration</w:t>
+      </w:r>
+      <w:r>
+        <w:rPr>
+          <w:rFonts w:ascii="Sakkal Majalla" w:hAnsi="Sakkal Majalla" w:cs="Sakkal Majalla"/>
+          <w:sz w:val="28"/>
+          <w:szCs w:val="28"/>
+        </w:rPr>
+        <w:t>,</w:t>
+      </w:r>
+      <w:r>
+        <w:rPr>
+          <w:rFonts w:ascii="Sakkal Majalla" w:hAnsi="Sakkal Majalla" w:cs="Sakkal Majalla"/>
+          <w:sz w:val="28"/>
+          <w:szCs w:val="28"/>
+        </w:rPr>
+        <w:t xml:space="preserve"> and transformation. </w:t>
+      </w:r>
+    </w:p>
+    <w:p>
+      <w:pPr>
+        <w:rPr>
+          <w:rFonts w:ascii="Sakkal Majalla" w:hAnsi="Sakkal Majalla" w:cs="Sakkal Majalla"/>
+          <w:sz w:val="28"/>
+          <w:szCs w:val="28"/>
+        </w:rPr>
+      </w:pPr>
+      <w:r>
+        <w:rPr>
+          <w:rFonts w:ascii="Sakkal Majalla" w:hAnsi="Sakkal Majalla" w:cs="Sakkal Majalla"/>
+          <w:b/>
+          <w:bCs/>
+          <w:color w:val="C45911" w:themeColor="accent2" w:themeShade="BF"/>
+          <w:sz w:val="28"/>
+          <w:szCs w:val="28"/>
+        </w:rPr>
+        <w:t>List</w:t>
+      </w:r>
+      <w:r>
+        <w:rPr>
+          <w:rFonts w:ascii="Sakkal Majalla" w:hAnsi="Sakkal Majalla" w:cs="Sakkal Majalla"/>
+          <w:sz w:val="28"/>
+          <w:szCs w:val="28"/>
+        </w:rPr>
+        <w:t>:</w:t>
+      </w:r>
+      <w:r>
+        <w:rPr>
+          <w:rFonts w:ascii="Sakkal Majalla" w:hAnsi="Sakkal Majalla" w:cs="Sakkal Majalla"/>
+          <w:sz w:val="28"/>
+          <w:szCs w:val="28"/>
+        </w:rPr>
+        <w:t xml:space="preserve"> This includes list type and position styling.</w:t>
+      </w:r>
+    </w:p>
+    <w:p>
+      <w:pPr>
+        <w:ind w:left="720" w:firstLine="720"/>
+        <w:rPr>
+          <w:rFonts w:ascii="Sakkal Majalla" w:hAnsi="Sakkal Majalla" w:cs="Sakkal Majalla"/>
+          <w:sz w:val="28"/>
+          <w:szCs w:val="28"/>
+        </w:rPr>
+      </w:pPr>
+      <w:r>
+        <w:rPr>
+          <w:rFonts w:ascii="Sakkal Majalla" w:hAnsi="Sakkal Majalla" w:cs="Sakkal Majalla"/>
+          <w:sz w:val="28"/>
+          <w:szCs w:val="28"/>
+        </w:rPr>
+        <w:t>*************************************************</w:t>
+      </w:r>
+    </w:p>
+    <w:p>
+      <w:pPr>
+        <w:rPr>
+          <w:rFonts w:ascii="Sakkal Majalla" w:hAnsi="Sakkal Majalla" w:cs="Sakkal Majalla"/>
+          <w:b/>
+          <w:bCs/>
+          <w:color w:val="538135" w:themeColor="accent6" w:themeShade="BF"/>
+          <w:sz w:val="28"/>
+          <w:szCs w:val="28"/>
+        </w:rPr>
+      </w:pPr>
+      <w:r>
+        <w:rPr>
+          <w:rFonts w:ascii="Sakkal Majalla" w:hAnsi="Sakkal Majalla" w:cs="Sakkal Majalla"/>
+          <w:b/>
+          <w:bCs/>
+          <w:color w:val="538135" w:themeColor="accent6" w:themeShade="BF"/>
+          <w:sz w:val="28"/>
+          <w:szCs w:val="28"/>
+        </w:rPr>
+        <w:t xml:space="preserve">Colors </w:t>
+      </w:r>
+    </w:p>
+    <w:p>
+      <w:pPr>
+        <w:rPr>
+          <w:rFonts w:ascii="Sakkal Majalla" w:hAnsi="Sakkal Majalla" w:cs="Sakkal Majalla"/>
+          <w:sz w:val="28"/>
+          <w:szCs w:val="28"/>
+        </w:rPr>
+      </w:pPr>
+      <w:r>
+        <w:rPr>
+          <w:rFonts w:ascii="Sakkal Majalla" w:hAnsi="Sakkal Majalla" w:cs="Sakkal Majalla"/>
+          <w:sz w:val="28"/>
+          <w:szCs w:val="28"/>
+        </w:rPr>
+        <w:t xml:space="preserve">Tailwind offers a large, pre-made color palette. Applying a color is super easy. Here are the two most common uses of color: </w:t>
+      </w:r>
+    </w:p>
+    <w:p>
+      <w:pPr>
+        <w:rPr>
+          <w:rFonts w:ascii="Sakkal Majalla" w:hAnsi="Sakkal Majalla" w:cs="Sakkal Majalla"/>
+          <w:sz w:val="28"/>
+          <w:szCs w:val="28"/>
+        </w:rPr>
+      </w:pPr>
+      <w:r>
+        <w:rPr>
+          <w:rFonts w:ascii="Sakkal Majalla" w:hAnsi="Sakkal Majalla" w:cs="Sakkal Majalla"/>
+          <w:b/>
+          <w:bCs/>
+          <w:color w:val="FFC000"/>
+          <w:sz w:val="28"/>
+          <w:szCs w:val="28"/>
+        </w:rPr>
+        <w:t>Text</w:t>
+      </w:r>
+      <w:r>
+        <w:rPr>
+          <w:rFonts w:ascii="Sakkal Majalla" w:hAnsi="Sakkal Majalla" w:cs="Sakkal Majalla"/>
+          <w:sz w:val="28"/>
+          <w:szCs w:val="28"/>
+        </w:rPr>
+        <w:t>. To apply a</w:t>
+      </w:r>
+      <w:r>
+        <w:rPr>
+          <w:rFonts w:ascii="Sakkal Majalla" w:hAnsi="Sakkal Majalla" w:cs="Sakkal Majalla"/>
+          <w:sz w:val="28"/>
+          <w:szCs w:val="28"/>
+        </w:rPr>
+        <w:t xml:space="preserve"> </w:t>
+      </w:r>
+      <w:r>
+        <w:rPr>
+          <w:rFonts w:ascii="Sakkal Majalla" w:hAnsi="Sakkal Majalla" w:cs="Sakkal Majalla"/>
+          <w:sz w:val="28"/>
+          <w:szCs w:val="28"/>
+        </w:rPr>
+        <w:t>color to text</w:t>
+      </w:r>
+      <w:r>
+        <w:rPr>
+          <w:rFonts w:ascii="Sakkal Majalla" w:hAnsi="Sakkal Majalla" w:cs="Sakkal Majalla"/>
+          <w:sz w:val="28"/>
+          <w:szCs w:val="28"/>
+        </w:rPr>
+        <w:t>,</w:t>
+      </w:r>
+      <w:r>
+        <w:rPr>
+          <w:rFonts w:ascii="Sakkal Majalla" w:hAnsi="Sakkal Majalla" w:cs="Sakkal Majalla"/>
+          <w:sz w:val="28"/>
+          <w:szCs w:val="28"/>
+        </w:rPr>
+        <w:t xml:space="preserve"> we use the pattern </w:t>
+      </w:r>
+      <w:r>
+        <w:rPr>
+          <w:rFonts w:ascii="Sakkal Majalla" w:hAnsi="Sakkal Majalla" w:cs="Sakkal Majalla"/>
+          <w:b/>
+          <w:bCs/>
+          <w:color w:val="2F5496" w:themeColor="accent1" w:themeShade="BF"/>
+          <w:sz w:val="28"/>
+          <w:szCs w:val="28"/>
+        </w:rPr>
+        <w:t>text-[color]-[number]</w:t>
+      </w:r>
+      <w:r>
+        <w:rPr>
+          <w:rFonts w:ascii="Sakkal Majalla" w:hAnsi="Sakkal Majalla" w:cs="Sakkal Majalla"/>
+          <w:sz w:val="28"/>
+          <w:szCs w:val="28"/>
+        </w:rPr>
+        <w:t xml:space="preserve">. </w:t>
+      </w:r>
+      <w:r>
+        <w:rPr>
+          <w:rFonts w:ascii="Sakkal Majalla" w:hAnsi="Sakkal Majalla" w:cs="Sakkal Majalla"/>
+          <w:sz w:val="28"/>
+          <w:szCs w:val="28"/>
+        </w:rPr>
+        <w:t xml:space="preserve">The number variable defines tints and shades. For example, to make text dark red, we can use a </w:t>
+      </w:r>
+      <w:r>
+        <w:rPr>
+          <w:rFonts w:ascii="Sakkal Majalla" w:hAnsi="Sakkal Majalla" w:cs="Sakkal Majalla"/>
+          <w:b/>
+          <w:bCs/>
+          <w:color w:val="C9C9C9" w:themeColor="accent3" w:themeTint="99"/>
+          <w:sz w:val="28"/>
+          <w:szCs w:val="28"/>
+        </w:rPr>
+        <w:t>text-red-900 class</w:t>
+      </w:r>
+      <w:r>
+        <w:rPr>
+          <w:rFonts w:ascii="Sakkal Majalla" w:hAnsi="Sakkal Majalla" w:cs="Sakkal Majalla"/>
+          <w:sz w:val="28"/>
+          <w:szCs w:val="28"/>
+        </w:rPr>
+        <w:t xml:space="preserve">. To make it light red, we can use </w:t>
+      </w:r>
+      <w:r>
+        <w:rPr>
+          <w:rFonts w:ascii="Sakkal Majalla" w:hAnsi="Sakkal Majalla" w:cs="Sakkal Majalla"/>
+          <w:b/>
+          <w:bCs/>
+          <w:color w:val="C9C9C9" w:themeColor="accent3" w:themeTint="99"/>
+          <w:sz w:val="28"/>
+          <w:szCs w:val="28"/>
+        </w:rPr>
+        <w:t>text-red-100</w:t>
+      </w:r>
+      <w:r>
+        <w:rPr>
+          <w:rFonts w:ascii="Sakkal Majalla" w:hAnsi="Sakkal Majalla" w:cs="Sakkal Majalla"/>
+          <w:sz w:val="28"/>
+          <w:szCs w:val="28"/>
+        </w:rPr>
+        <w:t xml:space="preserve">. </w:t>
+      </w:r>
+    </w:p>
+    <w:p>
+      <w:pPr>
+        <w:rPr>
+          <w:rFonts w:ascii="Sakkal Majalla" w:hAnsi="Sakkal Majalla" w:cs="Sakkal Majalla"/>
+          <w:sz w:val="28"/>
+          <w:szCs w:val="28"/>
+        </w:rPr>
+      </w:pPr>
+      <w:r>
+        <w:rPr>
+          <w:rFonts w:ascii="Sakkal Majalla" w:hAnsi="Sakkal Majalla" w:cs="Sakkal Majalla"/>
+          <w:b/>
+          <w:bCs/>
+          <w:color w:val="FFC000"/>
+          <w:sz w:val="28"/>
+          <w:szCs w:val="28"/>
+        </w:rPr>
+        <w:t>Background</w:t>
+      </w:r>
+      <w:r>
+        <w:rPr>
+          <w:rFonts w:ascii="Sakkal Majalla" w:hAnsi="Sakkal Majalla" w:cs="Sakkal Majalla"/>
+          <w:sz w:val="28"/>
+          <w:szCs w:val="28"/>
+        </w:rPr>
+        <w:t>. To use a</w:t>
+      </w:r>
+      <w:r>
+        <w:rPr>
+          <w:rFonts w:ascii="Sakkal Majalla" w:hAnsi="Sakkal Majalla" w:cs="Sakkal Majalla"/>
+          <w:sz w:val="28"/>
+          <w:szCs w:val="28"/>
+        </w:rPr>
+        <w:t xml:space="preserve"> </w:t>
+      </w:r>
+      <w:r>
+        <w:rPr>
+          <w:rFonts w:ascii="Sakkal Majalla" w:hAnsi="Sakkal Majalla" w:cs="Sakkal Majalla"/>
+          <w:sz w:val="28"/>
+          <w:szCs w:val="28"/>
+        </w:rPr>
+        <w:t xml:space="preserve">color as a background, we use the pattern </w:t>
+      </w:r>
       <w:proofErr w:type="spellStart"/>
       <w:r>
         <w:rPr>
           <w:rFonts w:ascii="Sakkal Majalla" w:hAnsi="Sakkal Majalla" w:cs="Sakkal Majalla"/>
-          <w:sz w:val="28"/>
-          <w:szCs w:val="28"/>
-        </w:rPr>
-        <w:t>css</w:t>
+          <w:b/>
+          <w:bCs/>
+          <w:color w:val="00B050"/>
+          <w:sz w:val="28"/>
+          <w:szCs w:val="28"/>
+        </w:rPr>
+        <w:t>bg</w:t>
       </w:r>
       <w:proofErr w:type="spellEnd"/>
       <w:r>
         <w:rPr>
           <w:rFonts w:ascii="Sakkal Majalla" w:hAnsi="Sakkal Majalla" w:cs="Sakkal Majalla"/>
-          <w:sz w:val="28"/>
-          <w:szCs w:val="28"/>
-        </w:rPr>
-        <w:t xml:space="preserve"> properties between child and parent</w:t>
+          <w:b/>
+          <w:bCs/>
+          <w:color w:val="00B050"/>
+          <w:sz w:val="28"/>
+          <w:szCs w:val="28"/>
+        </w:rPr>
+        <w:t>-[color]-[number]</w:t>
+      </w:r>
+      <w:r>
+        <w:rPr>
+          <w:rFonts w:ascii="Sakkal Majalla" w:hAnsi="Sakkal Majalla" w:cs="Sakkal Majalla"/>
+          <w:sz w:val="28"/>
+          <w:szCs w:val="28"/>
+        </w:rPr>
+        <w:t>.</w:t>
       </w:r>
     </w:p>
     <w:p>
@@ -178,7 +1208,563 @@
     </w:p>
     <w:p>
       <w:pPr>
+        <w:rPr>
+          <w:rFonts w:ascii="Sakkal Majalla" w:hAnsi="Sakkal Majalla" w:cs="Sakkal Majalla"/>
+          <w:b/>
+          <w:bCs/>
+          <w:color w:val="538135" w:themeColor="accent6" w:themeShade="BF"/>
+          <w:sz w:val="28"/>
+          <w:szCs w:val="28"/>
+        </w:rPr>
+      </w:pPr>
+    </w:p>
+    <w:p>
+      <w:pPr>
+        <w:rPr>
+          <w:rFonts w:ascii="Sakkal Majalla" w:hAnsi="Sakkal Majalla" w:cs="Sakkal Majalla"/>
+          <w:b/>
+          <w:bCs/>
+          <w:color w:val="538135" w:themeColor="accent6" w:themeShade="BF"/>
+          <w:sz w:val="28"/>
+          <w:szCs w:val="28"/>
+        </w:rPr>
+      </w:pPr>
+    </w:p>
+    <w:p>
+      <w:pPr>
+        <w:rPr>
+          <w:rFonts w:ascii="Sakkal Majalla" w:hAnsi="Sakkal Majalla" w:cs="Sakkal Majalla"/>
+          <w:b/>
+          <w:bCs/>
+          <w:color w:val="538135" w:themeColor="accent6" w:themeShade="BF"/>
+          <w:sz w:val="28"/>
+          <w:szCs w:val="28"/>
+        </w:rPr>
+      </w:pPr>
+    </w:p>
+    <w:p>
+      <w:pPr>
+        <w:rPr>
+          <w:rFonts w:ascii="Sakkal Majalla" w:hAnsi="Sakkal Majalla" w:cs="Sakkal Majalla"/>
+          <w:b/>
+          <w:bCs/>
+          <w:color w:val="538135" w:themeColor="accent6" w:themeShade="BF"/>
+          <w:sz w:val="28"/>
+          <w:szCs w:val="28"/>
+        </w:rPr>
+      </w:pPr>
+    </w:p>
+    <w:p>
+      <w:pPr>
+        <w:rPr>
+          <w:rFonts w:ascii="Sakkal Majalla" w:hAnsi="Sakkal Majalla" w:cs="Sakkal Majalla"/>
+          <w:b/>
+          <w:bCs/>
+          <w:color w:val="538135" w:themeColor="accent6" w:themeShade="BF"/>
+          <w:sz w:val="28"/>
+          <w:szCs w:val="28"/>
+        </w:rPr>
+      </w:pPr>
+    </w:p>
+    <w:p>
+      <w:pPr>
+        <w:rPr>
+          <w:rFonts w:ascii="Sakkal Majalla" w:hAnsi="Sakkal Majalla" w:cs="Sakkal Majalla"/>
+          <w:b/>
+          <w:bCs/>
+          <w:color w:val="538135" w:themeColor="accent6" w:themeShade="BF"/>
+          <w:sz w:val="28"/>
+          <w:szCs w:val="28"/>
+        </w:rPr>
+      </w:pPr>
+    </w:p>
+    <w:p>
+      <w:pPr>
+        <w:rPr>
+          <w:rFonts w:ascii="Sakkal Majalla" w:hAnsi="Sakkal Majalla" w:cs="Sakkal Majalla"/>
+          <w:b/>
+          <w:bCs/>
+          <w:color w:val="538135" w:themeColor="accent6" w:themeShade="BF"/>
+          <w:sz w:val="28"/>
+          <w:szCs w:val="28"/>
+        </w:rPr>
+      </w:pPr>
+    </w:p>
+    <w:p>
+      <w:pPr>
+        <w:rPr>
+          <w:rFonts w:ascii="Sakkal Majalla" w:hAnsi="Sakkal Majalla" w:cs="Sakkal Majalla"/>
+          <w:b/>
+          <w:bCs/>
+          <w:color w:val="538135" w:themeColor="accent6" w:themeShade="BF"/>
+          <w:sz w:val="28"/>
+          <w:szCs w:val="28"/>
+        </w:rPr>
+      </w:pPr>
+    </w:p>
+    <w:p>
+      <w:pPr>
+        <w:rPr>
+          <w:rFonts w:ascii="Sakkal Majalla" w:hAnsi="Sakkal Majalla" w:cs="Sakkal Majalla"/>
+          <w:b/>
+          <w:bCs/>
+          <w:color w:val="538135" w:themeColor="accent6" w:themeShade="BF"/>
+          <w:sz w:val="28"/>
+          <w:szCs w:val="28"/>
+        </w:rPr>
+      </w:pPr>
+      <w:r>
+        <w:rPr>
+          <w:rFonts w:ascii="Sakkal Majalla" w:hAnsi="Sakkal Majalla" w:cs="Sakkal Majalla"/>
+          <w:b/>
+          <w:bCs/>
+          <w:color w:val="538135" w:themeColor="accent6" w:themeShade="BF"/>
+          <w:sz w:val="28"/>
+          <w:szCs w:val="28"/>
+        </w:rPr>
+        <w:lastRenderedPageBreak/>
+        <w:t>Imagery: Icons and Images</w:t>
+      </w:r>
+    </w:p>
+    <w:p>
+      <w:pPr>
+        <w:rPr>
+          <w:rFonts w:ascii="Sakkal Majalla" w:hAnsi="Sakkal Majalla" w:cs="Sakkal Majalla"/>
+          <w:sz w:val="28"/>
+          <w:szCs w:val="28"/>
+        </w:rPr>
+      </w:pPr>
+      <w:r>
+        <w:rPr>
+          <w:rFonts w:ascii="Sakkal Majalla" w:hAnsi="Sakkal Majalla" w:cs="Sakkal Majalla"/>
+          <w:sz w:val="28"/>
+          <w:szCs w:val="28"/>
+        </w:rPr>
+        <w:t xml:space="preserve">The most commonly used visuals are: </w:t>
+      </w:r>
+    </w:p>
+    <w:p>
+      <w:pPr>
+        <w:rPr>
+          <w:rFonts w:ascii="Sakkal Majalla" w:hAnsi="Sakkal Majalla" w:cs="Sakkal Majalla"/>
+          <w:sz w:val="28"/>
+          <w:szCs w:val="28"/>
+        </w:rPr>
+      </w:pPr>
+      <w:r>
+        <w:rPr>
+          <w:rFonts w:ascii="Sakkal Majalla" w:hAnsi="Sakkal Majalla" w:cs="Sakkal Majalla"/>
+          <w:b/>
+          <w:bCs/>
+          <w:color w:val="2E74B5" w:themeColor="accent5" w:themeShade="BF"/>
+          <w:sz w:val="28"/>
+          <w:szCs w:val="28"/>
+        </w:rPr>
+        <w:t>Icons</w:t>
+      </w:r>
+      <w:r>
+        <w:rPr>
+          <w:rFonts w:ascii="Sakkal Majalla" w:hAnsi="Sakkal Majalla" w:cs="Sakkal Majalla"/>
+          <w:sz w:val="28"/>
+          <w:szCs w:val="28"/>
+        </w:rPr>
+        <w:t>:</w:t>
+      </w:r>
+      <w:r>
+        <w:rPr>
+          <w:rFonts w:ascii="Sakkal Majalla" w:hAnsi="Sakkal Majalla" w:cs="Sakkal Majalla"/>
+          <w:sz w:val="28"/>
+          <w:szCs w:val="28"/>
+        </w:rPr>
+        <w:t xml:space="preserve"> These can be based on SVGs or icon fonts.</w:t>
+      </w:r>
+      <w:r>
+        <w:rPr>
+          <w:rFonts w:ascii="Sakkal Majalla" w:hAnsi="Sakkal Majalla" w:cs="Sakkal Majalla"/>
+          <w:sz w:val="28"/>
+          <w:szCs w:val="28"/>
+        </w:rPr>
+        <w:t xml:space="preserve"> </w:t>
+      </w:r>
+      <w:r>
+        <w:rPr>
+          <w:rFonts w:ascii="Sakkal Majalla" w:hAnsi="Sakkal Majalla" w:cs="Sakkal Majalla"/>
+          <w:sz w:val="28"/>
+          <w:szCs w:val="28"/>
+        </w:rPr>
+        <w:t>To use an icon from</w:t>
+      </w:r>
+      <w:r>
+        <w:rPr>
+          <w:rFonts w:ascii="Sakkal Majalla" w:hAnsi="Sakkal Majalla" w:cs="Sakkal Majalla"/>
+          <w:sz w:val="28"/>
+          <w:szCs w:val="28"/>
+        </w:rPr>
+        <w:t xml:space="preserve"> it</w:t>
+      </w:r>
+      <w:r>
+        <w:rPr>
+          <w:rFonts w:ascii="Sakkal Majalla" w:hAnsi="Sakkal Majalla" w:cs="Sakkal Majalla"/>
+          <w:sz w:val="28"/>
+          <w:szCs w:val="28"/>
+        </w:rPr>
+        <w:t xml:space="preserve">, we use the pattern </w:t>
+      </w:r>
+      <w:proofErr w:type="spellStart"/>
+      <w:r>
+        <w:rPr>
+          <w:rFonts w:ascii="Sakkal Majalla" w:hAnsi="Sakkal Majalla" w:cs="Sakkal Majalla"/>
+          <w:b/>
+          <w:bCs/>
+          <w:color w:val="EE0000"/>
+          <w:sz w:val="28"/>
+          <w:szCs w:val="28"/>
+        </w:rPr>
+        <w:t>fas</w:t>
+      </w:r>
+      <w:proofErr w:type="spellEnd"/>
+      <w:r>
+        <w:rPr>
+          <w:rFonts w:ascii="Sakkal Majalla" w:hAnsi="Sakkal Majalla" w:cs="Sakkal Majalla"/>
+          <w:b/>
+          <w:bCs/>
+          <w:color w:val="EE0000"/>
+          <w:sz w:val="28"/>
+          <w:szCs w:val="28"/>
+        </w:rPr>
+        <w:t xml:space="preserve"> fa-[icon-name]</w:t>
+      </w:r>
+      <w:r>
+        <w:rPr>
+          <w:rFonts w:ascii="Sakkal Majalla" w:hAnsi="Sakkal Majalla" w:cs="Sakkal Majalla"/>
+          <w:sz w:val="28"/>
+          <w:szCs w:val="28"/>
+        </w:rPr>
+        <w:t xml:space="preserve">. For example, to use a search icon for a search input, we can use the </w:t>
+      </w:r>
+      <w:proofErr w:type="spellStart"/>
+      <w:r>
+        <w:rPr>
+          <w:rFonts w:ascii="Sakkal Majalla" w:hAnsi="Sakkal Majalla" w:cs="Sakkal Majalla"/>
+          <w:b/>
+          <w:bCs/>
+          <w:color w:val="0070C0"/>
+          <w:sz w:val="28"/>
+          <w:szCs w:val="28"/>
+        </w:rPr>
+        <w:t>fas</w:t>
+      </w:r>
+      <w:proofErr w:type="spellEnd"/>
+      <w:r>
+        <w:rPr>
+          <w:rFonts w:ascii="Sakkal Majalla" w:hAnsi="Sakkal Majalla" w:cs="Sakkal Majalla"/>
+          <w:b/>
+          <w:bCs/>
+          <w:color w:val="0070C0"/>
+          <w:sz w:val="28"/>
+          <w:szCs w:val="28"/>
+        </w:rPr>
+        <w:t xml:space="preserve"> fa-search classes</w:t>
+      </w:r>
+      <w:r>
+        <w:rPr>
+          <w:rFonts w:ascii="Sakkal Majalla" w:hAnsi="Sakkal Majalla" w:cs="Sakkal Majalla"/>
+          <w:sz w:val="28"/>
+          <w:szCs w:val="28"/>
+        </w:rPr>
+        <w:t>. Notice that</w:t>
+      </w:r>
+      <w:r>
+        <w:rPr>
+          <w:rFonts w:ascii="Sakkal Majalla" w:hAnsi="Sakkal Majalla" w:cs="Sakkal Majalla"/>
+          <w:sz w:val="28"/>
+          <w:szCs w:val="28"/>
+        </w:rPr>
+        <w:t xml:space="preserve"> </w:t>
+      </w:r>
+      <w:proofErr w:type="spellStart"/>
+      <w:r>
+        <w:rPr>
+          <w:rFonts w:ascii="Sakkal Majalla" w:hAnsi="Sakkal Majalla" w:cs="Sakkal Majalla"/>
+          <w:b/>
+          <w:bCs/>
+          <w:color w:val="C45911" w:themeColor="accent2" w:themeShade="BF"/>
+          <w:sz w:val="28"/>
+          <w:szCs w:val="28"/>
+        </w:rPr>
+        <w:t>fas</w:t>
+      </w:r>
+      <w:proofErr w:type="spellEnd"/>
+      <w:r>
+        <w:rPr>
+          <w:rFonts w:ascii="Sakkal Majalla" w:hAnsi="Sakkal Majalla" w:cs="Sakkal Majalla"/>
+          <w:color w:val="C45911" w:themeColor="accent2" w:themeShade="BF"/>
+          <w:sz w:val="28"/>
+          <w:szCs w:val="28"/>
+        </w:rPr>
+        <w:t xml:space="preserve"> </w:t>
+      </w:r>
+      <w:r>
+        <w:rPr>
+          <w:rFonts w:ascii="Sakkal Majalla" w:hAnsi="Sakkal Majalla" w:cs="Sakkal Majalla"/>
+          <w:sz w:val="28"/>
+          <w:szCs w:val="28"/>
+        </w:rPr>
+        <w:t>placed before the icon name means that we use Font Awesome’s solid icons collectio</w:t>
+      </w:r>
+      <w:r>
+        <w:rPr>
+          <w:rFonts w:ascii="Sakkal Majalla" w:hAnsi="Sakkal Majalla" w:cs="Sakkal Majalla"/>
+          <w:sz w:val="28"/>
+          <w:szCs w:val="28"/>
+        </w:rPr>
+        <w:t>n</w:t>
+      </w:r>
+      <w:r>
+        <w:rPr>
+          <w:rFonts w:ascii="Sakkal Majalla" w:hAnsi="Sakkal Majalla" w:cs="Sakkal Majalla"/>
+          <w:sz w:val="28"/>
+          <w:szCs w:val="28"/>
+        </w:rPr>
+        <w:t xml:space="preserve">. Font Awesome offers some base styling for its icons, but we can style them with Tailwind’s utilities (for </w:t>
+      </w:r>
+      <w:r>
+        <w:rPr>
+          <w:rFonts w:ascii="Sakkal Majalla" w:hAnsi="Sakkal Majalla" w:cs="Sakkal Majalla"/>
+          <w:b/>
+          <w:bCs/>
+          <w:color w:val="C45911" w:themeColor="accent2" w:themeShade="BF"/>
+          <w:sz w:val="28"/>
+          <w:szCs w:val="28"/>
+        </w:rPr>
+        <w:t>color</w:t>
+      </w:r>
+      <w:r>
+        <w:rPr>
+          <w:rFonts w:ascii="Sakkal Majalla" w:hAnsi="Sakkal Majalla" w:cs="Sakkal Majalla"/>
+          <w:sz w:val="28"/>
+          <w:szCs w:val="28"/>
+        </w:rPr>
+        <w:t xml:space="preserve">, </w:t>
+      </w:r>
+      <w:r>
+        <w:rPr>
+          <w:rFonts w:ascii="Sakkal Majalla" w:hAnsi="Sakkal Majalla" w:cs="Sakkal Majalla"/>
+          <w:b/>
+          <w:bCs/>
+          <w:color w:val="C45911" w:themeColor="accent2" w:themeShade="BF"/>
+          <w:sz w:val="28"/>
+          <w:szCs w:val="28"/>
+        </w:rPr>
+        <w:t>size</w:t>
+      </w:r>
+      <w:r>
+        <w:rPr>
+          <w:rFonts w:ascii="Sakkal Majalla" w:hAnsi="Sakkal Majalla" w:cs="Sakkal Majalla"/>
+          <w:sz w:val="28"/>
+          <w:szCs w:val="28"/>
+        </w:rPr>
+        <w:t xml:space="preserve">, </w:t>
+      </w:r>
+      <w:r>
+        <w:rPr>
+          <w:rFonts w:ascii="Sakkal Majalla" w:hAnsi="Sakkal Majalla" w:cs="Sakkal Majalla"/>
+          <w:b/>
+          <w:bCs/>
+          <w:color w:val="C45911" w:themeColor="accent2" w:themeShade="BF"/>
+          <w:sz w:val="28"/>
+          <w:szCs w:val="28"/>
+        </w:rPr>
+        <w:t>etc</w:t>
+      </w:r>
+      <w:r>
+        <w:rPr>
+          <w:rFonts w:ascii="Sakkal Majalla" w:hAnsi="Sakkal Majalla" w:cs="Sakkal Majalla"/>
+          <w:sz w:val="28"/>
+          <w:szCs w:val="28"/>
+        </w:rPr>
+        <w:t>.) as well.</w:t>
+      </w:r>
+    </w:p>
+    <w:p>
+      <w:pPr>
+        <w:rPr>
+          <w:rFonts w:ascii="Sakkal Majalla" w:hAnsi="Sakkal Majalla" w:cs="Sakkal Majalla"/>
+          <w:sz w:val="28"/>
+          <w:szCs w:val="28"/>
+        </w:rPr>
+      </w:pPr>
+      <w:r>
+        <w:rPr>
+          <w:rFonts w:ascii="Sakkal Majalla" w:hAnsi="Sakkal Majalla" w:cs="Sakkal Majalla"/>
+          <w:b/>
+          <w:bCs/>
+          <w:color w:val="0070C0"/>
+          <w:sz w:val="28"/>
+          <w:szCs w:val="28"/>
+        </w:rPr>
+        <w:t>Images</w:t>
+      </w:r>
+      <w:r>
+        <w:rPr>
+          <w:rFonts w:ascii="Sakkal Majalla" w:hAnsi="Sakkal Majalla" w:cs="Sakkal Majalla"/>
+          <w:sz w:val="28"/>
+          <w:szCs w:val="28"/>
+        </w:rPr>
+        <w:t>:</w:t>
+      </w:r>
+      <w:r>
+        <w:rPr>
+          <w:rFonts w:ascii="Sakkal Majalla" w:hAnsi="Sakkal Majalla" w:cs="Sakkal Majalla"/>
+          <w:sz w:val="28"/>
+          <w:szCs w:val="28"/>
+        </w:rPr>
+        <w:t xml:space="preserve"> To style images, we can use a bunch of Tailwind classes, such as </w:t>
+      </w:r>
+      <w:r>
+        <w:rPr>
+          <w:rFonts w:ascii="Sakkal Majalla" w:hAnsi="Sakkal Majalla" w:cs="Sakkal Majalla"/>
+          <w:b/>
+          <w:bCs/>
+          <w:color w:val="C00000"/>
+          <w:sz w:val="28"/>
+          <w:szCs w:val="28"/>
+        </w:rPr>
+        <w:t>width</w:t>
+      </w:r>
+      <w:r>
+        <w:rPr>
+          <w:rFonts w:ascii="Sakkal Majalla" w:hAnsi="Sakkal Majalla" w:cs="Sakkal Majalla"/>
+          <w:color w:val="C00000"/>
+          <w:sz w:val="28"/>
+          <w:szCs w:val="28"/>
+        </w:rPr>
+        <w:t xml:space="preserve"> </w:t>
+      </w:r>
+      <w:r>
+        <w:rPr>
+          <w:rFonts w:ascii="Sakkal Majalla" w:hAnsi="Sakkal Majalla" w:cs="Sakkal Majalla"/>
+          <w:sz w:val="28"/>
+          <w:szCs w:val="28"/>
+        </w:rPr>
+        <w:t xml:space="preserve">and </w:t>
+      </w:r>
+      <w:r>
+        <w:rPr>
+          <w:rFonts w:ascii="Sakkal Majalla" w:hAnsi="Sakkal Majalla" w:cs="Sakkal Majalla"/>
+          <w:b/>
+          <w:bCs/>
+          <w:color w:val="C00000"/>
+          <w:sz w:val="28"/>
+          <w:szCs w:val="28"/>
+        </w:rPr>
+        <w:t>height</w:t>
+      </w:r>
+      <w:r>
+        <w:rPr>
+          <w:rFonts w:ascii="Sakkal Majalla" w:hAnsi="Sakkal Majalla" w:cs="Sakkal Majalla"/>
+          <w:sz w:val="28"/>
+          <w:szCs w:val="28"/>
+        </w:rPr>
+        <w:t xml:space="preserve">, </w:t>
+      </w:r>
+      <w:r>
+        <w:rPr>
+          <w:rFonts w:ascii="Sakkal Majalla" w:hAnsi="Sakkal Majalla" w:cs="Sakkal Majalla"/>
+          <w:b/>
+          <w:bCs/>
+          <w:color w:val="C00000"/>
+          <w:sz w:val="28"/>
+          <w:szCs w:val="28"/>
+        </w:rPr>
+        <w:t>opacity</w:t>
+      </w:r>
+      <w:r>
+        <w:rPr>
+          <w:rFonts w:ascii="Sakkal Majalla" w:hAnsi="Sakkal Majalla" w:cs="Sakkal Majalla"/>
+          <w:sz w:val="28"/>
+          <w:szCs w:val="28"/>
+        </w:rPr>
+        <w:t xml:space="preserve">, </w:t>
+      </w:r>
+      <w:r>
+        <w:rPr>
+          <w:rFonts w:ascii="Sakkal Majalla" w:hAnsi="Sakkal Majalla" w:cs="Sakkal Majalla"/>
+          <w:b/>
+          <w:bCs/>
+          <w:color w:val="C00000"/>
+          <w:sz w:val="28"/>
+          <w:szCs w:val="28"/>
+        </w:rPr>
+        <w:t>shadows</w:t>
+      </w:r>
+      <w:r>
+        <w:rPr>
+          <w:rFonts w:ascii="Sakkal Majalla" w:hAnsi="Sakkal Majalla" w:cs="Sakkal Majalla"/>
+          <w:sz w:val="28"/>
+          <w:szCs w:val="28"/>
+        </w:rPr>
+        <w:t xml:space="preserve">, </w:t>
+      </w:r>
+      <w:r>
+        <w:rPr>
+          <w:rFonts w:ascii="Sakkal Majalla" w:hAnsi="Sakkal Majalla" w:cs="Sakkal Majalla"/>
+          <w:b/>
+          <w:bCs/>
+          <w:color w:val="C00000"/>
+          <w:sz w:val="28"/>
+          <w:szCs w:val="28"/>
+        </w:rPr>
+        <w:t>borders</w:t>
+      </w:r>
+      <w:r>
+        <w:rPr>
+          <w:rFonts w:ascii="Sakkal Majalla" w:hAnsi="Sakkal Majalla" w:cs="Sakkal Majalla"/>
+          <w:sz w:val="28"/>
+          <w:szCs w:val="28"/>
+        </w:rPr>
+        <w:t xml:space="preserve">, </w:t>
+      </w:r>
+      <w:r>
+        <w:rPr>
+          <w:rFonts w:ascii="Sakkal Majalla" w:hAnsi="Sakkal Majalla" w:cs="Sakkal Majalla"/>
+          <w:b/>
+          <w:bCs/>
+          <w:color w:val="C00000"/>
+          <w:sz w:val="28"/>
+          <w:szCs w:val="28"/>
+        </w:rPr>
+        <w:t>filters</w:t>
+      </w:r>
+      <w:r>
+        <w:rPr>
+          <w:rFonts w:ascii="Sakkal Majalla" w:hAnsi="Sakkal Majalla" w:cs="Sakkal Majalla"/>
+          <w:sz w:val="28"/>
+          <w:szCs w:val="28"/>
+        </w:rPr>
+        <w:t>, and so on.</w:t>
+      </w:r>
+    </w:p>
+    <w:p>
+      <w:pPr>
         <w:ind w:left="720" w:firstLine="720"/>
+        <w:rPr>
+          <w:rFonts w:ascii="Sakkal Majalla" w:hAnsi="Sakkal Majalla" w:cs="Sakkal Majalla"/>
+          <w:sz w:val="28"/>
+          <w:szCs w:val="28"/>
+        </w:rPr>
+      </w:pPr>
+      <w:r>
+        <w:rPr>
+          <w:rFonts w:ascii="Sakkal Majalla" w:hAnsi="Sakkal Majalla" w:cs="Sakkal Majalla"/>
+          <w:sz w:val="28"/>
+          <w:szCs w:val="28"/>
+        </w:rPr>
+        <w:t>*************************************************</w:t>
+      </w:r>
+    </w:p>
+    <w:p>
+      <w:pPr>
         <w:rPr>
           <w:rFonts w:ascii="Sakkal Majalla" w:hAnsi="Sakkal Majalla" w:cs="Sakkal Majalla"/>
           <w:sz w:val="28"/>
@@ -194,6 +1780,241 @@
     </w:sectPr>
   </w:body>
 </w:document>
+</file>
+
+<file path=word/numbering.xml><?xml version="1.0" encoding="utf-8"?>
+<w:numbering xmlns:wpc="http://schemas.microsoft.com/office/word/2010/wordprocessingCanvas" xmlns:cx="http://schemas.microsoft.com/office/drawing/2014/chartex" xmlns:cx1="http://schemas.microsoft.com/office/drawing/2015/9/8/chartex" xmlns:cx2="http://schemas.microsoft.com/office/drawing/2015/10/21/chartex" xmlns:cx3="http://schemas.microsoft.com/office/drawing/2016/5/9/chartex" xmlns:cx4="http://schemas.microsoft.com/office/drawing/2016/5/10/chartex" xmlns:cx5="http://schemas.microsoft.com/office/drawing/2016/5/11/chartex" xmlns:cx6="http://schemas.microsoft.com/office/drawing/2016/5/12/chartex" xmlns:cx7="http://schemas.microsoft.com/office/drawing/2016/5/13/chartex" xmlns:cx8="http://schemas.microsoft.com/office/drawing/2016/5/14/chartex" xmlns:mc="http://schemas.openxmlformats.org/markup-compatibility/2006" xmlns:aink="http://schemas.microsoft.com/office/drawing/2016/ink" xmlns:am3d="http://schemas.microsoft.com/office/drawing/2017/model3d" xmlns:o="urn:schemas-microsoft-com:office:office" xmlns:oel="http://schemas.microsoft.com/office/2019/extlst" xmlns:r="http://schemas.openxmlformats.org/officeDocument/2006/relationships" xmlns:m="http://schemas.openxmlformats.org/officeDocument/2006/math" xmlns:v="urn:schemas-microsoft-com:vml" xmlns:wp14="http://schemas.microsoft.com/office/word/2010/wordprocessingDrawing" xmlns:wp="http://schemas.openxmlformats.org/drawingml/2006/wordprocessingDrawing" xmlns:w10="urn:schemas-microsoft-com:office:word" xmlns:w="http://schemas.openxmlformats.org/wordprocessingml/2006/main" xmlns:w14="http://schemas.microsoft.com/office/word/2010/wordml" xmlns:w15="http://schemas.microsoft.com/office/word/2012/wordml" xmlns:w16cex="http://schemas.microsoft.com/office/word/2018/wordml/cex" xmlns:w16cid="http://schemas.microsoft.com/office/word/2016/wordml/cid" xmlns:w16="http://schemas.microsoft.com/office/word/2018/wordml" xmlns:w16du="http://schemas.microsoft.com/office/word/2023/wordml/word16du" xmlns:w16sdtdh="http://schemas.microsoft.com/office/word/2020/wordml/sdtdatahash" xmlns:w16sdtfl="http://schemas.microsoft.com/office/word/2024/wordml/sdtformatlock" xmlns:w16se="http://schemas.microsoft.com/office/word/2015/wordml/symex" xmlns:wpg="http://schemas.microsoft.com/office/word/2010/wordprocessingGroup" xmlns:wpi="http://schemas.microsoft.com/office/word/2010/wordprocessingInk" xmlns:wne="http://schemas.microsoft.com/office/word/2006/wordml" xmlns:wps="http://schemas.microsoft.com/office/word/2010/wordprocessingShape" mc:Ignorable="w14 w15 w16se w16cid w16 w16cex w16sdtdh w16sdtfl w16du wp14">
+  <w:abstractNum w:abstractNumId="0" w15:restartNumberingAfterBreak="0">
+    <w:nsid w:val="13667637"/>
+    <w:multiLevelType w:val="hybridMultilevel"/>
+    <w:tmpl w:val="E432CFE0"/>
+    <w:lvl w:ilvl="0" w:tplc="209C85AA">
+      <w:numFmt w:val="bullet"/>
+      <w:lvlText w:val=""/>
+      <w:lvlJc w:val="left"/>
+      <w:pPr>
+        <w:ind w:left="720" w:hanging="360"/>
+      </w:pPr>
+      <w:rPr>
+        <w:rFonts w:ascii="Symbol" w:eastAsiaTheme="minorHAnsi" w:hAnsi="Symbol" w:cs="Sakkal Majalla" w:hint="default"/>
+      </w:rPr>
+    </w:lvl>
+    <w:lvl w:ilvl="1" w:tplc="04090003" w:tentative="1">
+      <w:start w:val="1"/>
+      <w:numFmt w:val="bullet"/>
+      <w:lvlText w:val="o"/>
+      <w:lvlJc w:val="left"/>
+      <w:pPr>
+        <w:ind w:left="1440" w:hanging="360"/>
+      </w:pPr>
+      <w:rPr>
+        <w:rFonts w:ascii="Courier New" w:hAnsi="Courier New" w:cs="Courier New" w:hint="default"/>
+      </w:rPr>
+    </w:lvl>
+    <w:lvl w:ilvl="2" w:tplc="04090005" w:tentative="1">
+      <w:start w:val="1"/>
+      <w:numFmt w:val="bullet"/>
+      <w:lvlText w:val=""/>
+      <w:lvlJc w:val="left"/>
+      <w:pPr>
+        <w:ind w:left="2160" w:hanging="360"/>
+      </w:pPr>
+      <w:rPr>
+        <w:rFonts w:ascii="Wingdings" w:hAnsi="Wingdings" w:hint="default"/>
+      </w:rPr>
+    </w:lvl>
+    <w:lvl w:ilvl="3" w:tplc="04090001" w:tentative="1">
+      <w:start w:val="1"/>
+      <w:numFmt w:val="bullet"/>
+      <w:lvlText w:val=""/>
+      <w:lvlJc w:val="left"/>
+      <w:pPr>
+        <w:ind w:left="2880" w:hanging="360"/>
+      </w:pPr>
+      <w:rPr>
+        <w:rFonts w:ascii="Symbol" w:hAnsi="Symbol" w:hint="default"/>
+      </w:rPr>
+    </w:lvl>
+    <w:lvl w:ilvl="4" w:tplc="04090003" w:tentative="1">
+      <w:start w:val="1"/>
+      <w:numFmt w:val="bullet"/>
+      <w:lvlText w:val="o"/>
+      <w:lvlJc w:val="left"/>
+      <w:pPr>
+        <w:ind w:left="3600" w:hanging="360"/>
+      </w:pPr>
+      <w:rPr>
+        <w:rFonts w:ascii="Courier New" w:hAnsi="Courier New" w:cs="Courier New" w:hint="default"/>
+      </w:rPr>
+    </w:lvl>
+    <w:lvl w:ilvl="5" w:tplc="04090005" w:tentative="1">
+      <w:start w:val="1"/>
+      <w:numFmt w:val="bullet"/>
+      <w:lvlText w:val=""/>
+      <w:lvlJc w:val="left"/>
+      <w:pPr>
+        <w:ind w:left="4320" w:hanging="360"/>
+      </w:pPr>
+      <w:rPr>
+        <w:rFonts w:ascii="Wingdings" w:hAnsi="Wingdings" w:hint="default"/>
+      </w:rPr>
+    </w:lvl>
+    <w:lvl w:ilvl="6" w:tplc="04090001" w:tentative="1">
+      <w:start w:val="1"/>
+      <w:numFmt w:val="bullet"/>
+      <w:lvlText w:val=""/>
+      <w:lvlJc w:val="left"/>
+      <w:pPr>
+        <w:ind w:left="5040" w:hanging="360"/>
+      </w:pPr>
+      <w:rPr>
+        <w:rFonts w:ascii="Symbol" w:hAnsi="Symbol" w:hint="default"/>
+      </w:rPr>
+    </w:lvl>
+    <w:lvl w:ilvl="7" w:tplc="04090003" w:tentative="1">
+      <w:start w:val="1"/>
+      <w:numFmt w:val="bullet"/>
+      <w:lvlText w:val="o"/>
+      <w:lvlJc w:val="left"/>
+      <w:pPr>
+        <w:ind w:left="5760" w:hanging="360"/>
+      </w:pPr>
+      <w:rPr>
+        <w:rFonts w:ascii="Courier New" w:hAnsi="Courier New" w:cs="Courier New" w:hint="default"/>
+      </w:rPr>
+    </w:lvl>
+    <w:lvl w:ilvl="8" w:tplc="04090005" w:tentative="1">
+      <w:start w:val="1"/>
+      <w:numFmt w:val="bullet"/>
+      <w:lvlText w:val=""/>
+      <w:lvlJc w:val="left"/>
+      <w:pPr>
+        <w:ind w:left="6480" w:hanging="360"/>
+      </w:pPr>
+      <w:rPr>
+        <w:rFonts w:ascii="Wingdings" w:hAnsi="Wingdings" w:hint="default"/>
+      </w:rPr>
+    </w:lvl>
+  </w:abstractNum>
+  <w:abstractNum w:abstractNumId="1" w15:restartNumberingAfterBreak="0">
+    <w:nsid w:val="4D7F3924"/>
+    <w:multiLevelType w:val="hybridMultilevel"/>
+    <w:tmpl w:val="34AC04C4"/>
+    <w:lvl w:ilvl="0" w:tplc="209C85AA">
+      <w:numFmt w:val="bullet"/>
+      <w:lvlText w:val=""/>
+      <w:lvlJc w:val="left"/>
+      <w:pPr>
+        <w:ind w:left="720" w:hanging="360"/>
+      </w:pPr>
+      <w:rPr>
+        <w:rFonts w:ascii="Symbol" w:eastAsiaTheme="minorHAnsi" w:hAnsi="Symbol" w:cs="Sakkal Majalla" w:hint="default"/>
+      </w:rPr>
+    </w:lvl>
+    <w:lvl w:ilvl="1" w:tplc="04090003" w:tentative="1">
+      <w:start w:val="1"/>
+      <w:numFmt w:val="bullet"/>
+      <w:lvlText w:val="o"/>
+      <w:lvlJc w:val="left"/>
+      <w:pPr>
+        <w:ind w:left="1440" w:hanging="360"/>
+      </w:pPr>
+      <w:rPr>
+        <w:rFonts w:ascii="Courier New" w:hAnsi="Courier New" w:cs="Courier New" w:hint="default"/>
+      </w:rPr>
+    </w:lvl>
+    <w:lvl w:ilvl="2" w:tplc="04090005" w:tentative="1">
+      <w:start w:val="1"/>
+      <w:numFmt w:val="bullet"/>
+      <w:lvlText w:val=""/>
+      <w:lvlJc w:val="left"/>
+      <w:pPr>
+        <w:ind w:left="2160" w:hanging="360"/>
+      </w:pPr>
+      <w:rPr>
+        <w:rFonts w:ascii="Wingdings" w:hAnsi="Wingdings" w:hint="default"/>
+      </w:rPr>
+    </w:lvl>
+    <w:lvl w:ilvl="3" w:tplc="04090001" w:tentative="1">
+      <w:start w:val="1"/>
+      <w:numFmt w:val="bullet"/>
+      <w:lvlText w:val=""/>
+      <w:lvlJc w:val="left"/>
+      <w:pPr>
+        <w:ind w:left="2880" w:hanging="360"/>
+      </w:pPr>
+      <w:rPr>
+        <w:rFonts w:ascii="Symbol" w:hAnsi="Symbol" w:hint="default"/>
+      </w:rPr>
+    </w:lvl>
+    <w:lvl w:ilvl="4" w:tplc="04090003" w:tentative="1">
+      <w:start w:val="1"/>
+      <w:numFmt w:val="bullet"/>
+      <w:lvlText w:val="o"/>
+      <w:lvlJc w:val="left"/>
+      <w:pPr>
+        <w:ind w:left="3600" w:hanging="360"/>
+      </w:pPr>
+      <w:rPr>
+        <w:rFonts w:ascii="Courier New" w:hAnsi="Courier New" w:cs="Courier New" w:hint="default"/>
+      </w:rPr>
+    </w:lvl>
+    <w:lvl w:ilvl="5" w:tplc="04090005" w:tentative="1">
+      <w:start w:val="1"/>
+      <w:numFmt w:val="bullet"/>
+      <w:lvlText w:val=""/>
+      <w:lvlJc w:val="left"/>
+      <w:pPr>
+        <w:ind w:left="4320" w:hanging="360"/>
+      </w:pPr>
+      <w:rPr>
+        <w:rFonts w:ascii="Wingdings" w:hAnsi="Wingdings" w:hint="default"/>
+      </w:rPr>
+    </w:lvl>
+    <w:lvl w:ilvl="6" w:tplc="04090001" w:tentative="1">
+      <w:start w:val="1"/>
+      <w:numFmt w:val="bullet"/>
+      <w:lvlText w:val=""/>
+      <w:lvlJc w:val="left"/>
+      <w:pPr>
+        <w:ind w:left="5040" w:hanging="360"/>
+      </w:pPr>
+      <w:rPr>
+        <w:rFonts w:ascii="Symbol" w:hAnsi="Symbol" w:hint="default"/>
+      </w:rPr>
+    </w:lvl>
+    <w:lvl w:ilvl="7" w:tplc="04090003" w:tentative="1">
+      <w:start w:val="1"/>
+      <w:numFmt w:val="bullet"/>
+      <w:lvlText w:val="o"/>
+      <w:lvlJc w:val="left"/>
+      <w:pPr>
+        <w:ind w:left="5760" w:hanging="360"/>
+      </w:pPr>
+      <w:rPr>
+        <w:rFonts w:ascii="Courier New" w:hAnsi="Courier New" w:cs="Courier New" w:hint="default"/>
+      </w:rPr>
+    </w:lvl>
+    <w:lvl w:ilvl="8" w:tplc="04090005" w:tentative="1">
+      <w:start w:val="1"/>
+      <w:numFmt w:val="bullet"/>
+      <w:lvlText w:val=""/>
+      <w:lvlJc w:val="left"/>
+      <w:pPr>
+        <w:ind w:left="6480" w:hanging="360"/>
+      </w:pPr>
+      <w:rPr>
+        <w:rFonts w:ascii="Wingdings" w:hAnsi="Wingdings" w:hint="default"/>
+      </w:rPr>
+    </w:lvl>
+  </w:abstractNum>
+  <w:num w:numId="1" w16cid:durableId="732894849">
+    <w:abstractNumId w:val="1"/>
+  </w:num>
+  <w:num w:numId="2" w16cid:durableId="25763374">
+    <w:abstractNumId w:val="0"/>
+  </w:num>
+</w:numbering>
 </file>
 
 <file path=word/styles.xml><?xml version="1.0" encoding="utf-8"?>
@@ -799,7 +2620,6 @@
   <w:style w:type="character" w:default="1" w:styleId="DefaultParagraphFont">
     <w:name w:val="Default Paragraph Font"/>
     <w:uiPriority w:val="1"/>
-    <w:semiHidden/>
     <w:unhideWhenUsed/>
   </w:style>
   <w:style w:type="table" w:default="1" w:styleId="TableNormal">

--- a/Tailwindcss/Tailwindcss-notes-01.docx
+++ b/Tailwindcss/Tailwindcss-notes-01.docx
@@ -1743,6 +1743,553 @@
           <w:szCs w:val="28"/>
         </w:rPr>
         <w:t>, and so on.</w:t>
+      </w:r>
+    </w:p>
+    <w:p>
+      <w:pPr>
+        <w:ind w:left="720" w:firstLine="720"/>
+        <w:rPr>
+          <w:rFonts w:ascii="Sakkal Majalla" w:hAnsi="Sakkal Majalla" w:cs="Sakkal Majalla"/>
+          <w:sz w:val="28"/>
+          <w:szCs w:val="28"/>
+        </w:rPr>
+      </w:pPr>
+      <w:r>
+        <w:rPr>
+          <w:rFonts w:ascii="Sakkal Majalla" w:hAnsi="Sakkal Majalla" w:cs="Sakkal Majalla"/>
+          <w:sz w:val="28"/>
+          <w:szCs w:val="28"/>
+        </w:rPr>
+        <w:t>*************************************************</w:t>
+      </w:r>
+    </w:p>
+    <w:p>
+      <w:pPr>
+        <w:rPr>
+          <w:rFonts w:ascii="Sakkal Majalla" w:hAnsi="Sakkal Majalla" w:cs="Sakkal Majalla"/>
+          <w:sz w:val="28"/>
+          <w:szCs w:val="28"/>
+        </w:rPr>
+      </w:pPr>
+      <w:r>
+        <w:rPr>
+          <w:rFonts w:ascii="Sakkal Majalla" w:hAnsi="Sakkal Majalla" w:cs="Sakkal Majalla"/>
+          <w:sz w:val="28"/>
+          <w:szCs w:val="28"/>
+        </w:rPr>
+        <w:t>In this way</w:t>
+      </w:r>
+      <w:r>
+        <w:rPr>
+          <w:rFonts w:ascii="Sakkal Majalla" w:hAnsi="Sakkal Majalla" w:cs="Sakkal Majalla"/>
+          <w:sz w:val="28"/>
+          <w:szCs w:val="28"/>
+        </w:rPr>
+        <w:t>,</w:t>
+      </w:r>
+      <w:r>
+        <w:rPr>
+          <w:rFonts w:ascii="Sakkal Majalla" w:hAnsi="Sakkal Majalla" w:cs="Sakkal Majalla"/>
+          <w:sz w:val="28"/>
+          <w:szCs w:val="28"/>
+        </w:rPr>
+        <w:t xml:space="preserve"> we can change the width of </w:t>
+      </w:r>
+      <w:r>
+        <w:rPr>
+          <w:rFonts w:ascii="Sakkal Majalla" w:hAnsi="Sakkal Majalla" w:cs="Sakkal Majalla"/>
+          <w:sz w:val="28"/>
+          <w:szCs w:val="28"/>
+        </w:rPr>
+        <w:t xml:space="preserve">the </w:t>
+      </w:r>
+      <w:r>
+        <w:rPr>
+          <w:rFonts w:ascii="Sakkal Majalla" w:hAnsi="Sakkal Majalla" w:cs="Sakkal Majalla"/>
+          <w:sz w:val="28"/>
+          <w:szCs w:val="28"/>
+        </w:rPr>
+        <w:t xml:space="preserve">element using </w:t>
+      </w:r>
+      <w:r>
+        <w:rPr>
+          <w:rFonts w:ascii="Sakkal Majalla" w:hAnsi="Sakkal Majalla" w:cs="Sakkal Majalla"/>
+          <w:b/>
+          <w:bCs/>
+          <w:color w:val="0070C0"/>
+          <w:sz w:val="28"/>
+          <w:szCs w:val="28"/>
+        </w:rPr>
+        <w:t>w-2/3</w:t>
+      </w:r>
+      <w:r>
+        <w:rPr>
+          <w:rFonts w:ascii="Sakkal Majalla" w:hAnsi="Sakkal Majalla" w:cs="Sakkal Majalla"/>
+          <w:sz w:val="28"/>
+          <w:szCs w:val="28"/>
+        </w:rPr>
+        <w:t>:</w:t>
+      </w:r>
+    </w:p>
+    <w:p>
+      <w:pPr>
+        <w:shd w:val="clear" w:color="auto" w:fill="FFFFFF"/>
+        <w:spacing w:after="0" w:line="285" w:lineRule="atLeast"/>
+        <w:rPr>
+          <w:rFonts w:ascii="Consolas" w:eastAsia="Times New Roman" w:hAnsi="Consolas" w:cs="Times New Roman"/>
+          <w:color w:val="3B3B3B"/>
+          <w:kern w:val="0"/>
+          <w:sz w:val="21"/>
+          <w:szCs w:val="21"/>
+          <w14:ligatures w14:val="none"/>
+        </w:rPr>
+      </w:pPr>
+      <w:r>
+        <w:rPr>
+          <w:rFonts w:ascii="Consolas" w:eastAsia="Times New Roman" w:hAnsi="Consolas" w:cs="Times New Roman"/>
+          <w:color w:val="3B3B3B"/>
+          <w:kern w:val="0"/>
+          <w:sz w:val="21"/>
+          <w:szCs w:val="21"/>
+          <w14:ligatures w14:val="none"/>
+        </w:rPr>
+        <w:t xml:space="preserve">    </w:t>
+      </w:r>
+      <w:r>
+        <w:rPr>
+          <w:rFonts w:ascii="Consolas" w:eastAsia="Times New Roman" w:hAnsi="Consolas" w:cs="Times New Roman"/>
+          <w:color w:val="800000"/>
+          <w:kern w:val="0"/>
+          <w:sz w:val="21"/>
+          <w:szCs w:val="21"/>
+          <w14:ligatures w14:val="none"/>
+        </w:rPr>
+        <w:t>&lt;div</w:t>
+      </w:r>
+      <w:r>
+        <w:rPr>
+          <w:rFonts w:ascii="Consolas" w:eastAsia="Times New Roman" w:hAnsi="Consolas" w:cs="Times New Roman"/>
+          <w:color w:val="3B3B3B"/>
+          <w:kern w:val="0"/>
+          <w:sz w:val="21"/>
+          <w:szCs w:val="21"/>
+          <w14:ligatures w14:val="none"/>
+        </w:rPr>
+        <w:t xml:space="preserve"> </w:t>
+      </w:r>
+      <w:r>
+        <w:rPr>
+          <w:rFonts w:ascii="Consolas" w:eastAsia="Times New Roman" w:hAnsi="Consolas" w:cs="Times New Roman"/>
+          <w:color w:val="E50000"/>
+          <w:kern w:val="0"/>
+          <w:sz w:val="21"/>
+          <w:szCs w:val="21"/>
+          <w14:ligatures w14:val="none"/>
+        </w:rPr>
+        <w:t>className</w:t>
+      </w:r>
+      <w:r>
+        <w:rPr>
+          <w:rFonts w:ascii="Consolas" w:eastAsia="Times New Roman" w:hAnsi="Consolas" w:cs="Times New Roman"/>
+          <w:color w:val="000000"/>
+          <w:kern w:val="0"/>
+          <w:sz w:val="21"/>
+          <w:szCs w:val="21"/>
+          <w14:ligatures w14:val="none"/>
+        </w:rPr>
+        <w:t>=</w:t>
+      </w:r>
+      <w:r>
+        <w:rPr>
+          <w:rFonts w:ascii="Consolas" w:eastAsia="Times New Roman" w:hAnsi="Consolas" w:cs="Times New Roman"/>
+          <w:color w:val="A31515"/>
+          <w:kern w:val="0"/>
+          <w:sz w:val="21"/>
+          <w:szCs w:val="21"/>
+          <w14:ligatures w14:val="none"/>
+        </w:rPr>
+        <w:t>"flex bg-blue-100 pb-4"</w:t>
+      </w:r>
+      <w:r>
+        <w:rPr>
+          <w:rFonts w:ascii="Consolas" w:eastAsia="Times New Roman" w:hAnsi="Consolas" w:cs="Times New Roman"/>
+          <w:color w:val="800000"/>
+          <w:kern w:val="0"/>
+          <w:sz w:val="21"/>
+          <w:szCs w:val="21"/>
+          <w14:ligatures w14:val="none"/>
+        </w:rPr>
+        <w:t>&gt;</w:t>
+      </w:r>
+    </w:p>
+    <w:p>
+      <w:pPr>
+        <w:shd w:val="clear" w:color="auto" w:fill="FFFFFF"/>
+        <w:spacing w:after="0" w:line="285" w:lineRule="atLeast"/>
+        <w:rPr>
+          <w:rFonts w:ascii="Consolas" w:eastAsia="Times New Roman" w:hAnsi="Consolas" w:cs="Times New Roman"/>
+          <w:color w:val="3B3B3B"/>
+          <w:kern w:val="0"/>
+          <w:sz w:val="21"/>
+          <w:szCs w:val="21"/>
+          <w14:ligatures w14:val="none"/>
+        </w:rPr>
+      </w:pPr>
+      <w:r>
+        <w:rPr>
+          <w:rFonts w:ascii="Consolas" w:eastAsia="Times New Roman" w:hAnsi="Consolas" w:cs="Times New Roman"/>
+          <w:color w:val="3B3B3B"/>
+          <w:kern w:val="0"/>
+          <w:sz w:val="21"/>
+          <w:szCs w:val="21"/>
+          <w14:ligatures w14:val="none"/>
+        </w:rPr>
+        <w:t xml:space="preserve">        </w:t>
+      </w:r>
+      <w:r>
+        <w:rPr>
+          <w:rFonts w:ascii="Consolas" w:eastAsia="Times New Roman" w:hAnsi="Consolas" w:cs="Times New Roman"/>
+          <w:color w:val="800000"/>
+          <w:kern w:val="0"/>
+          <w:sz w:val="21"/>
+          <w:szCs w:val="21"/>
+          <w14:ligatures w14:val="none"/>
+        </w:rPr>
+        <w:t>&lt;main</w:t>
+      </w:r>
+      <w:r>
+        <w:rPr>
+          <w:rFonts w:ascii="Consolas" w:eastAsia="Times New Roman" w:hAnsi="Consolas" w:cs="Times New Roman"/>
+          <w:color w:val="3B3B3B"/>
+          <w:kern w:val="0"/>
+          <w:sz w:val="21"/>
+          <w:szCs w:val="21"/>
+          <w14:ligatures w14:val="none"/>
+        </w:rPr>
+        <w:t xml:space="preserve"> </w:t>
+      </w:r>
+      <w:r>
+        <w:rPr>
+          <w:rFonts w:ascii="Consolas" w:eastAsia="Times New Roman" w:hAnsi="Consolas" w:cs="Times New Roman"/>
+          <w:color w:val="E50000"/>
+          <w:kern w:val="0"/>
+          <w:sz w:val="21"/>
+          <w:szCs w:val="21"/>
+          <w14:ligatures w14:val="none"/>
+        </w:rPr>
+        <w:t>className</w:t>
+      </w:r>
+      <w:r>
+        <w:rPr>
+          <w:rFonts w:ascii="Consolas" w:eastAsia="Times New Roman" w:hAnsi="Consolas" w:cs="Times New Roman"/>
+          <w:color w:val="000000"/>
+          <w:kern w:val="0"/>
+          <w:sz w:val="21"/>
+          <w:szCs w:val="21"/>
+          <w14:ligatures w14:val="none"/>
+        </w:rPr>
+        <w:t>=</w:t>
+      </w:r>
+      <w:r>
+        <w:rPr>
+          <w:rFonts w:ascii="Consolas" w:eastAsia="Times New Roman" w:hAnsi="Consolas" w:cs="Times New Roman"/>
+          <w:color w:val="A31515"/>
+          <w:kern w:val="0"/>
+          <w:sz w:val="21"/>
+          <w:szCs w:val="21"/>
+          <w14:ligatures w14:val="none"/>
+        </w:rPr>
+        <w:t>"flex flex-col w-2/3 pl-6 pr-4 pt-4"</w:t>
+      </w:r>
+      <w:r>
+        <w:rPr>
+          <w:rFonts w:ascii="Consolas" w:eastAsia="Times New Roman" w:hAnsi="Consolas" w:cs="Times New Roman"/>
+          <w:color w:val="800000"/>
+          <w:kern w:val="0"/>
+          <w:sz w:val="21"/>
+          <w:szCs w:val="21"/>
+          <w14:ligatures w14:val="none"/>
+        </w:rPr>
+        <w:t>&gt;</w:t>
+      </w:r>
+    </w:p>
+    <w:p>
+      <w:pPr>
+        <w:shd w:val="clear" w:color="auto" w:fill="FFFFFF"/>
+        <w:spacing w:after="0" w:line="285" w:lineRule="atLeast"/>
+        <w:rPr>
+          <w:rFonts w:ascii="Consolas" w:eastAsia="Times New Roman" w:hAnsi="Consolas" w:cs="Times New Roman"/>
+          <w:color w:val="3B3B3B"/>
+          <w:kern w:val="0"/>
+          <w:sz w:val="21"/>
+          <w:szCs w:val="21"/>
+          <w14:ligatures w14:val="none"/>
+        </w:rPr>
+      </w:pPr>
+      <w:r>
+        <w:rPr>
+          <w:rFonts w:ascii="Consolas" w:eastAsia="Times New Roman" w:hAnsi="Consolas" w:cs="Times New Roman"/>
+          <w:color w:val="3B3B3B"/>
+          <w:kern w:val="0"/>
+          <w:sz w:val="21"/>
+          <w:szCs w:val="21"/>
+          <w14:ligatures w14:val="none"/>
+        </w:rPr>
+        <w:t xml:space="preserve">            </w:t>
+      </w:r>
+      <w:r>
+        <w:rPr>
+          <w:rFonts w:ascii="Consolas" w:eastAsia="Times New Roman" w:hAnsi="Consolas" w:cs="Times New Roman"/>
+          <w:color w:val="800000"/>
+          <w:kern w:val="0"/>
+          <w:sz w:val="21"/>
+          <w:szCs w:val="21"/>
+          <w14:ligatures w14:val="none"/>
+        </w:rPr>
+        <w:t>&lt;</w:t>
+      </w:r>
+      <w:r>
+        <w:rPr>
+          <w:rFonts w:ascii="Consolas" w:eastAsia="Times New Roman" w:hAnsi="Consolas" w:cs="Times New Roman"/>
+          <w:color w:val="267F99"/>
+          <w:kern w:val="0"/>
+          <w:sz w:val="21"/>
+          <w:szCs w:val="21"/>
+          <w14:ligatures w14:val="none"/>
+        </w:rPr>
+        <w:t>Article01</w:t>
+      </w:r>
+      <w:r>
+        <w:rPr>
+          <w:rFonts w:ascii="Consolas" w:eastAsia="Times New Roman" w:hAnsi="Consolas" w:cs="Times New Roman"/>
+          <w:color w:val="3B3B3B"/>
+          <w:kern w:val="0"/>
+          <w:sz w:val="21"/>
+          <w:szCs w:val="21"/>
+          <w14:ligatures w14:val="none"/>
+        </w:rPr>
+        <w:t xml:space="preserve"> </w:t>
+      </w:r>
+      <w:r>
+        <w:rPr>
+          <w:rFonts w:ascii="Consolas" w:eastAsia="Times New Roman" w:hAnsi="Consolas" w:cs="Times New Roman"/>
+          <w:color w:val="800000"/>
+          <w:kern w:val="0"/>
+          <w:sz w:val="21"/>
+          <w:szCs w:val="21"/>
+          <w14:ligatures w14:val="none"/>
+        </w:rPr>
+        <w:t>/&gt;</w:t>
+      </w:r>
+    </w:p>
+    <w:p>
+      <w:pPr>
+        <w:shd w:val="clear" w:color="auto" w:fill="FFFFFF"/>
+        <w:spacing w:after="0" w:line="285" w:lineRule="atLeast"/>
+        <w:rPr>
+          <w:rFonts w:ascii="Consolas" w:eastAsia="Times New Roman" w:hAnsi="Consolas" w:cs="Times New Roman"/>
+          <w:color w:val="3B3B3B"/>
+          <w:kern w:val="0"/>
+          <w:sz w:val="21"/>
+          <w:szCs w:val="21"/>
+          <w14:ligatures w14:val="none"/>
+        </w:rPr>
+      </w:pPr>
+      <w:r>
+        <w:rPr>
+          <w:rFonts w:ascii="Consolas" w:eastAsia="Times New Roman" w:hAnsi="Consolas" w:cs="Times New Roman"/>
+          <w:color w:val="3B3B3B"/>
+          <w:kern w:val="0"/>
+          <w:sz w:val="21"/>
+          <w:szCs w:val="21"/>
+          <w14:ligatures w14:val="none"/>
+        </w:rPr>
+        <w:t xml:space="preserve">            </w:t>
+      </w:r>
+      <w:r>
+        <w:rPr>
+          <w:rFonts w:ascii="Consolas" w:eastAsia="Times New Roman" w:hAnsi="Consolas" w:cs="Times New Roman"/>
+          <w:color w:val="800000"/>
+          <w:kern w:val="0"/>
+          <w:sz w:val="21"/>
+          <w:szCs w:val="21"/>
+          <w14:ligatures w14:val="none"/>
+        </w:rPr>
+        <w:t>&lt;</w:t>
+      </w:r>
+      <w:r>
+        <w:rPr>
+          <w:rFonts w:ascii="Consolas" w:eastAsia="Times New Roman" w:hAnsi="Consolas" w:cs="Times New Roman"/>
+          <w:color w:val="267F99"/>
+          <w:kern w:val="0"/>
+          <w:sz w:val="21"/>
+          <w:szCs w:val="21"/>
+          <w14:ligatures w14:val="none"/>
+        </w:rPr>
+        <w:t>Article02</w:t>
+      </w:r>
+      <w:r>
+        <w:rPr>
+          <w:rFonts w:ascii="Consolas" w:eastAsia="Times New Roman" w:hAnsi="Consolas" w:cs="Times New Roman"/>
+          <w:color w:val="3B3B3B"/>
+          <w:kern w:val="0"/>
+          <w:sz w:val="21"/>
+          <w:szCs w:val="21"/>
+          <w14:ligatures w14:val="none"/>
+        </w:rPr>
+        <w:t xml:space="preserve"> </w:t>
+      </w:r>
+      <w:r>
+        <w:rPr>
+          <w:rFonts w:ascii="Consolas" w:eastAsia="Times New Roman" w:hAnsi="Consolas" w:cs="Times New Roman"/>
+          <w:color w:val="800000"/>
+          <w:kern w:val="0"/>
+          <w:sz w:val="21"/>
+          <w:szCs w:val="21"/>
+          <w14:ligatures w14:val="none"/>
+        </w:rPr>
+        <w:t>/&gt;</w:t>
+      </w:r>
+    </w:p>
+    <w:p>
+      <w:pPr>
+        <w:shd w:val="clear" w:color="auto" w:fill="FFFFFF"/>
+        <w:spacing w:after="0" w:line="285" w:lineRule="atLeast"/>
+        <w:rPr>
+          <w:rFonts w:ascii="Consolas" w:eastAsia="Times New Roman" w:hAnsi="Consolas" w:cs="Times New Roman"/>
+          <w:color w:val="3B3B3B"/>
+          <w:kern w:val="0"/>
+          <w:sz w:val="21"/>
+          <w:szCs w:val="21"/>
+          <w14:ligatures w14:val="none"/>
+        </w:rPr>
+      </w:pPr>
+      <w:r>
+        <w:rPr>
+          <w:rFonts w:ascii="Consolas" w:eastAsia="Times New Roman" w:hAnsi="Consolas" w:cs="Times New Roman"/>
+          <w:color w:val="3B3B3B"/>
+          <w:kern w:val="0"/>
+          <w:sz w:val="21"/>
+          <w:szCs w:val="21"/>
+          <w14:ligatures w14:val="none"/>
+        </w:rPr>
+        <w:t xml:space="preserve">            </w:t>
+      </w:r>
+      <w:r>
+        <w:rPr>
+          <w:rFonts w:ascii="Consolas" w:eastAsia="Times New Roman" w:hAnsi="Consolas" w:cs="Times New Roman"/>
+          <w:color w:val="800000"/>
+          <w:kern w:val="0"/>
+          <w:sz w:val="21"/>
+          <w:szCs w:val="21"/>
+          <w14:ligatures w14:val="none"/>
+        </w:rPr>
+        <w:t>&lt;</w:t>
+      </w:r>
+      <w:r>
+        <w:rPr>
+          <w:rFonts w:ascii="Consolas" w:eastAsia="Times New Roman" w:hAnsi="Consolas" w:cs="Times New Roman"/>
+          <w:color w:val="267F99"/>
+          <w:kern w:val="0"/>
+          <w:sz w:val="21"/>
+          <w:szCs w:val="21"/>
+          <w14:ligatures w14:val="none"/>
+        </w:rPr>
+        <w:t>Article03</w:t>
+      </w:r>
+      <w:r>
+        <w:rPr>
+          <w:rFonts w:ascii="Consolas" w:eastAsia="Times New Roman" w:hAnsi="Consolas" w:cs="Times New Roman"/>
+          <w:color w:val="3B3B3B"/>
+          <w:kern w:val="0"/>
+          <w:sz w:val="21"/>
+          <w:szCs w:val="21"/>
+          <w14:ligatures w14:val="none"/>
+        </w:rPr>
+        <w:t xml:space="preserve"> </w:t>
+      </w:r>
+      <w:r>
+        <w:rPr>
+          <w:rFonts w:ascii="Consolas" w:eastAsia="Times New Roman" w:hAnsi="Consolas" w:cs="Times New Roman"/>
+          <w:color w:val="800000"/>
+          <w:kern w:val="0"/>
+          <w:sz w:val="21"/>
+          <w:szCs w:val="21"/>
+          <w14:ligatures w14:val="none"/>
+        </w:rPr>
+        <w:t>/&gt;</w:t>
+      </w:r>
+    </w:p>
+    <w:p>
+      <w:pPr>
+        <w:shd w:val="clear" w:color="auto" w:fill="FFFFFF"/>
+        <w:spacing w:after="0" w:line="285" w:lineRule="atLeast"/>
+        <w:rPr>
+          <w:rFonts w:ascii="Consolas" w:eastAsia="Times New Roman" w:hAnsi="Consolas" w:cs="Times New Roman"/>
+          <w:color w:val="3B3B3B"/>
+          <w:kern w:val="0"/>
+          <w:sz w:val="21"/>
+          <w:szCs w:val="21"/>
+          <w14:ligatures w14:val="none"/>
+        </w:rPr>
+      </w:pPr>
+      <w:r>
+        <w:rPr>
+          <w:rFonts w:ascii="Consolas" w:eastAsia="Times New Roman" w:hAnsi="Consolas" w:cs="Times New Roman"/>
+          <w:color w:val="3B3B3B"/>
+          <w:kern w:val="0"/>
+          <w:sz w:val="21"/>
+          <w:szCs w:val="21"/>
+          <w14:ligatures w14:val="none"/>
+        </w:rPr>
+        <w:t xml:space="preserve">        </w:t>
+      </w:r>
+      <w:r>
+        <w:rPr>
+          <w:rFonts w:ascii="Consolas" w:eastAsia="Times New Roman" w:hAnsi="Consolas" w:cs="Times New Roman"/>
+          <w:color w:val="800000"/>
+          <w:kern w:val="0"/>
+          <w:sz w:val="21"/>
+          <w:szCs w:val="21"/>
+          <w14:ligatures w14:val="none"/>
+        </w:rPr>
+        <w:t>&lt;/main&gt;</w:t>
+      </w:r>
+    </w:p>
+    <w:p>
+      <w:pPr>
+        <w:shd w:val="clear" w:color="auto" w:fill="FFFFFF"/>
+        <w:spacing w:after="0" w:line="285" w:lineRule="atLeast"/>
+        <w:rPr>
+          <w:rFonts w:ascii="Consolas" w:eastAsia="Times New Roman" w:hAnsi="Consolas" w:cs="Times New Roman"/>
+          <w:color w:val="3B3B3B"/>
+          <w:kern w:val="0"/>
+          <w:sz w:val="21"/>
+          <w:szCs w:val="21"/>
+          <w14:ligatures w14:val="none"/>
+        </w:rPr>
+      </w:pPr>
+      <w:r>
+        <w:rPr>
+          <w:rFonts w:ascii="Consolas" w:eastAsia="Times New Roman" w:hAnsi="Consolas" w:cs="Times New Roman"/>
+          <w:color w:val="3B3B3B"/>
+          <w:kern w:val="0"/>
+          <w:sz w:val="21"/>
+          <w:szCs w:val="21"/>
+          <w14:ligatures w14:val="none"/>
+        </w:rPr>
+        <w:t xml:space="preserve">    </w:t>
+      </w:r>
+      <w:r>
+        <w:rPr>
+          <w:rFonts w:ascii="Consolas" w:eastAsia="Times New Roman" w:hAnsi="Consolas" w:cs="Times New Roman"/>
+          <w:color w:val="800000"/>
+          <w:kern w:val="0"/>
+          <w:sz w:val="21"/>
+          <w:szCs w:val="21"/>
+          <w14:ligatures w14:val="none"/>
+        </w:rPr>
+        <w:t>&lt;/div&gt;</w:t>
       </w:r>
     </w:p>
     <w:p>

--- a/Tailwindcss/Tailwindcss-notes-01.docx
+++ b/Tailwindcss/Tailwindcss-notes-01.docx
@@ -1155,7 +1155,6 @@
         </w:rPr>
         <w:t xml:space="preserve">color as a background, we use the pattern </w:t>
       </w:r>
-      <w:proofErr w:type="spellStart"/>
       <w:r>
         <w:rPr>
           <w:rFonts w:ascii="Sakkal Majalla" w:hAnsi="Sakkal Majalla" w:cs="Sakkal Majalla"/>
@@ -1165,19 +1164,7 @@
           <w:sz w:val="28"/>
           <w:szCs w:val="28"/>
         </w:rPr>
-        <w:t>bg</w:t>
-      </w:r>
-      <w:proofErr w:type="spellEnd"/>
-      <w:r>
-        <w:rPr>
-          <w:rFonts w:ascii="Sakkal Majalla" w:hAnsi="Sakkal Majalla" w:cs="Sakkal Majalla"/>
-          <w:b/>
-          <w:bCs/>
-          <w:color w:val="00B050"/>
-          <w:sz w:val="28"/>
-          <w:szCs w:val="28"/>
-        </w:rPr>
-        <w:t>-[color]-[number]</w:t>
+        <w:t>bg-[color]-[number]</w:t>
       </w:r>
       <w:r>
         <w:rPr>
@@ -1410,7 +1397,6 @@
         </w:rPr>
         <w:t xml:space="preserve">, we use the pattern </w:t>
       </w:r>
-      <w:proofErr w:type="spellStart"/>
       <w:r>
         <w:rPr>
           <w:rFonts w:ascii="Sakkal Majalla" w:hAnsi="Sakkal Majalla" w:cs="Sakkal Majalla"/>
@@ -1420,19 +1406,7 @@
           <w:sz w:val="28"/>
           <w:szCs w:val="28"/>
         </w:rPr>
-        <w:t>fas</w:t>
-      </w:r>
-      <w:proofErr w:type="spellEnd"/>
-      <w:r>
-        <w:rPr>
-          <w:rFonts w:ascii="Sakkal Majalla" w:hAnsi="Sakkal Majalla" w:cs="Sakkal Majalla"/>
-          <w:b/>
-          <w:bCs/>
-          <w:color w:val="EE0000"/>
-          <w:sz w:val="28"/>
-          <w:szCs w:val="28"/>
-        </w:rPr>
-        <w:t xml:space="preserve"> fa-[icon-name]</w:t>
+        <w:t>fas fa-[icon-name]</w:t>
       </w:r>
       <w:r>
         <w:rPr>
@@ -1442,7 +1416,6 @@
         </w:rPr>
         <w:t xml:space="preserve">. For example, to use a search icon for a search input, we can use the </w:t>
       </w:r>
-      <w:proofErr w:type="spellStart"/>
       <w:r>
         <w:rPr>
           <w:rFonts w:ascii="Sakkal Majalla" w:hAnsi="Sakkal Majalla" w:cs="Sakkal Majalla"/>
@@ -1452,9 +1425,134 @@
           <w:sz w:val="28"/>
           <w:szCs w:val="28"/>
         </w:rPr>
+        <w:t>fas fa-search classes</w:t>
+      </w:r>
+      <w:r>
+        <w:rPr>
+          <w:rFonts w:ascii="Sakkal Majalla" w:hAnsi="Sakkal Majalla" w:cs="Sakkal Majalla"/>
+          <w:sz w:val="28"/>
+          <w:szCs w:val="28"/>
+        </w:rPr>
+        <w:t>. Notice that</w:t>
+      </w:r>
+      <w:r>
+        <w:rPr>
+          <w:rFonts w:ascii="Sakkal Majalla" w:hAnsi="Sakkal Majalla" w:cs="Sakkal Majalla"/>
+          <w:sz w:val="28"/>
+          <w:szCs w:val="28"/>
+        </w:rPr>
+        <w:t xml:space="preserve"> </w:t>
+      </w:r>
+      <w:r>
+        <w:rPr>
+          <w:rFonts w:ascii="Sakkal Majalla" w:hAnsi="Sakkal Majalla" w:cs="Sakkal Majalla"/>
+          <w:b/>
+          <w:bCs/>
+          <w:color w:val="C45911" w:themeColor="accent2" w:themeShade="BF"/>
+          <w:sz w:val="28"/>
+          <w:szCs w:val="28"/>
+        </w:rPr>
         <w:t>fas</w:t>
       </w:r>
-      <w:proofErr w:type="spellEnd"/>
+      <w:r>
+        <w:rPr>
+          <w:rFonts w:ascii="Sakkal Majalla" w:hAnsi="Sakkal Majalla" w:cs="Sakkal Majalla"/>
+          <w:color w:val="C45911" w:themeColor="accent2" w:themeShade="BF"/>
+          <w:sz w:val="28"/>
+          <w:szCs w:val="28"/>
+        </w:rPr>
+        <w:t xml:space="preserve"> </w:t>
+      </w:r>
+      <w:r>
+        <w:rPr>
+          <w:rFonts w:ascii="Sakkal Majalla" w:hAnsi="Sakkal Majalla" w:cs="Sakkal Majalla"/>
+          <w:sz w:val="28"/>
+          <w:szCs w:val="28"/>
+        </w:rPr>
+        <w:t>placed before the icon name means that we use Font Awesome’s solid icons collectio</w:t>
+      </w:r>
+      <w:r>
+        <w:rPr>
+          <w:rFonts w:ascii="Sakkal Majalla" w:hAnsi="Sakkal Majalla" w:cs="Sakkal Majalla"/>
+          <w:sz w:val="28"/>
+          <w:szCs w:val="28"/>
+        </w:rPr>
+        <w:t>n</w:t>
+      </w:r>
+      <w:r>
+        <w:rPr>
+          <w:rFonts w:ascii="Sakkal Majalla" w:hAnsi="Sakkal Majalla" w:cs="Sakkal Majalla"/>
+          <w:sz w:val="28"/>
+          <w:szCs w:val="28"/>
+        </w:rPr>
+        <w:t xml:space="preserve">. Font Awesome offers some base styling for its icons, but we can style them with Tailwind’s utilities (for </w:t>
+      </w:r>
+      <w:r>
+        <w:rPr>
+          <w:rFonts w:ascii="Sakkal Majalla" w:hAnsi="Sakkal Majalla" w:cs="Sakkal Majalla"/>
+          <w:b/>
+          <w:bCs/>
+          <w:color w:val="C45911" w:themeColor="accent2" w:themeShade="BF"/>
+          <w:sz w:val="28"/>
+          <w:szCs w:val="28"/>
+        </w:rPr>
+        <w:t>color</w:t>
+      </w:r>
+      <w:r>
+        <w:rPr>
+          <w:rFonts w:ascii="Sakkal Majalla" w:hAnsi="Sakkal Majalla" w:cs="Sakkal Majalla"/>
+          <w:sz w:val="28"/>
+          <w:szCs w:val="28"/>
+        </w:rPr>
+        <w:t xml:space="preserve">, </w:t>
+      </w:r>
+      <w:r>
+        <w:rPr>
+          <w:rFonts w:ascii="Sakkal Majalla" w:hAnsi="Sakkal Majalla" w:cs="Sakkal Majalla"/>
+          <w:b/>
+          <w:bCs/>
+          <w:color w:val="C45911" w:themeColor="accent2" w:themeShade="BF"/>
+          <w:sz w:val="28"/>
+          <w:szCs w:val="28"/>
+        </w:rPr>
+        <w:t>size</w:t>
+      </w:r>
+      <w:r>
+        <w:rPr>
+          <w:rFonts w:ascii="Sakkal Majalla" w:hAnsi="Sakkal Majalla" w:cs="Sakkal Majalla"/>
+          <w:sz w:val="28"/>
+          <w:szCs w:val="28"/>
+        </w:rPr>
+        <w:t xml:space="preserve">, </w:t>
+      </w:r>
+      <w:r>
+        <w:rPr>
+          <w:rFonts w:ascii="Sakkal Majalla" w:hAnsi="Sakkal Majalla" w:cs="Sakkal Majalla"/>
+          <w:b/>
+          <w:bCs/>
+          <w:color w:val="C45911" w:themeColor="accent2" w:themeShade="BF"/>
+          <w:sz w:val="28"/>
+          <w:szCs w:val="28"/>
+        </w:rPr>
+        <w:t>etc</w:t>
+      </w:r>
+      <w:r>
+        <w:rPr>
+          <w:rFonts w:ascii="Sakkal Majalla" w:hAnsi="Sakkal Majalla" w:cs="Sakkal Majalla"/>
+          <w:sz w:val="28"/>
+          <w:szCs w:val="28"/>
+        </w:rPr>
+        <w:t>.) as well.</w:t>
+      </w:r>
+    </w:p>
+    <w:p>
+      <w:pPr>
+        <w:rPr>
+          <w:rFonts w:ascii="Sakkal Majalla" w:hAnsi="Sakkal Majalla" w:cs="Sakkal Majalla"/>
+          <w:sz w:val="28"/>
+          <w:szCs w:val="28"/>
+        </w:rPr>
+      </w:pPr>
       <w:r>
         <w:rPr>
           <w:rFonts w:ascii="Sakkal Majalla" w:hAnsi="Sakkal Majalla" w:cs="Sakkal Majalla"/>
@@ -1464,41 +1562,39 @@
           <w:sz w:val="28"/>
           <w:szCs w:val="28"/>
         </w:rPr>
-        <w:t xml:space="preserve"> fa-search classes</w:t>
-      </w:r>
-      <w:r>
-        <w:rPr>
-          <w:rFonts w:ascii="Sakkal Majalla" w:hAnsi="Sakkal Majalla" w:cs="Sakkal Majalla"/>
-          <w:sz w:val="28"/>
-          <w:szCs w:val="28"/>
-        </w:rPr>
-        <w:t>. Notice that</w:t>
-      </w:r>
-      <w:r>
-        <w:rPr>
-          <w:rFonts w:ascii="Sakkal Majalla" w:hAnsi="Sakkal Majalla" w:cs="Sakkal Majalla"/>
-          <w:sz w:val="28"/>
-          <w:szCs w:val="28"/>
-        </w:rPr>
-        <w:t xml:space="preserve"> </w:t>
-      </w:r>
-      <w:proofErr w:type="spellStart"/>
+        <w:t>Images</w:t>
+      </w:r>
+      <w:r>
+        <w:rPr>
+          <w:rFonts w:ascii="Sakkal Majalla" w:hAnsi="Sakkal Majalla" w:cs="Sakkal Majalla"/>
+          <w:sz w:val="28"/>
+          <w:szCs w:val="28"/>
+        </w:rPr>
+        <w:t>:</w:t>
+      </w:r>
+      <w:r>
+        <w:rPr>
+          <w:rFonts w:ascii="Sakkal Majalla" w:hAnsi="Sakkal Majalla" w:cs="Sakkal Majalla"/>
+          <w:sz w:val="28"/>
+          <w:szCs w:val="28"/>
+        </w:rPr>
+        <w:t xml:space="preserve"> To style images, we can use a bunch of Tailwind classes, such as </w:t>
+      </w:r>
       <w:r>
         <w:rPr>
           <w:rFonts w:ascii="Sakkal Majalla" w:hAnsi="Sakkal Majalla" w:cs="Sakkal Majalla"/>
           <w:b/>
           <w:bCs/>
-          <w:color w:val="C45911" w:themeColor="accent2" w:themeShade="BF"/>
-          <w:sz w:val="28"/>
-          <w:szCs w:val="28"/>
-        </w:rPr>
-        <w:t>fas</w:t>
-      </w:r>
-      <w:proofErr w:type="spellEnd"/>
-      <w:r>
-        <w:rPr>
-          <w:rFonts w:ascii="Sakkal Majalla" w:hAnsi="Sakkal Majalla" w:cs="Sakkal Majalla"/>
-          <w:color w:val="C45911" w:themeColor="accent2" w:themeShade="BF"/>
+          <w:color w:val="C00000"/>
+          <w:sz w:val="28"/>
+          <w:szCs w:val="28"/>
+        </w:rPr>
+        <w:t>width</w:t>
+      </w:r>
+      <w:r>
+        <w:rPr>
+          <w:rFonts w:ascii="Sakkal Majalla" w:hAnsi="Sakkal Majalla" w:cs="Sakkal Majalla"/>
+          <w:color w:val="C00000"/>
           <w:sz w:val="28"/>
           <w:szCs w:val="28"/>
         </w:rPr>
@@ -1510,34 +1606,18 @@
           <w:sz w:val="28"/>
           <w:szCs w:val="28"/>
         </w:rPr>
-        <w:t>placed before the icon name means that we use Font Awesome’s solid icons collectio</w:t>
-      </w:r>
-      <w:r>
-        <w:rPr>
-          <w:rFonts w:ascii="Sakkal Majalla" w:hAnsi="Sakkal Majalla" w:cs="Sakkal Majalla"/>
-          <w:sz w:val="28"/>
-          <w:szCs w:val="28"/>
-        </w:rPr>
-        <w:t>n</w:t>
-      </w:r>
-      <w:r>
-        <w:rPr>
-          <w:rFonts w:ascii="Sakkal Majalla" w:hAnsi="Sakkal Majalla" w:cs="Sakkal Majalla"/>
-          <w:sz w:val="28"/>
-          <w:szCs w:val="28"/>
-        </w:rPr>
-        <w:t xml:space="preserve">. Font Awesome offers some base styling for its icons, but we can style them with Tailwind’s utilities (for </w:t>
+        <w:t xml:space="preserve">and </w:t>
       </w:r>
       <w:r>
         <w:rPr>
           <w:rFonts w:ascii="Sakkal Majalla" w:hAnsi="Sakkal Majalla" w:cs="Sakkal Majalla"/>
           <w:b/>
           <w:bCs/>
-          <w:color w:val="C45911" w:themeColor="accent2" w:themeShade="BF"/>
-          <w:sz w:val="28"/>
-          <w:szCs w:val="28"/>
-        </w:rPr>
-        <w:t>color</w:t>
+          <w:color w:val="C00000"/>
+          <w:sz w:val="28"/>
+          <w:szCs w:val="28"/>
+        </w:rPr>
+        <w:t>height</w:t>
       </w:r>
       <w:r>
         <w:rPr>
@@ -1552,11 +1632,11 @@
           <w:rFonts w:ascii="Sakkal Majalla" w:hAnsi="Sakkal Majalla" w:cs="Sakkal Majalla"/>
           <w:b/>
           <w:bCs/>
-          <w:color w:val="C45911" w:themeColor="accent2" w:themeShade="BF"/>
-          <w:sz w:val="28"/>
-          <w:szCs w:val="28"/>
-        </w:rPr>
-        <w:t>size</w:t>
+          <w:color w:val="C00000"/>
+          <w:sz w:val="28"/>
+          <w:szCs w:val="28"/>
+        </w:rPr>
+        <w:t>opacity</w:t>
       </w:r>
       <w:r>
         <w:rPr>
@@ -1571,29 +1651,125 @@
           <w:rFonts w:ascii="Sakkal Majalla" w:hAnsi="Sakkal Majalla" w:cs="Sakkal Majalla"/>
           <w:b/>
           <w:bCs/>
-          <w:color w:val="C45911" w:themeColor="accent2" w:themeShade="BF"/>
-          <w:sz w:val="28"/>
-          <w:szCs w:val="28"/>
-        </w:rPr>
-        <w:t>etc</w:t>
-      </w:r>
-      <w:r>
-        <w:rPr>
-          <w:rFonts w:ascii="Sakkal Majalla" w:hAnsi="Sakkal Majalla" w:cs="Sakkal Majalla"/>
-          <w:sz w:val="28"/>
-          <w:szCs w:val="28"/>
-        </w:rPr>
-        <w:t>.) as well.</w:t>
-      </w:r>
-    </w:p>
-    <w:p>
-      <w:pPr>
-        <w:rPr>
-          <w:rFonts w:ascii="Sakkal Majalla" w:hAnsi="Sakkal Majalla" w:cs="Sakkal Majalla"/>
-          <w:sz w:val="28"/>
-          <w:szCs w:val="28"/>
-        </w:rPr>
-      </w:pPr>
+          <w:color w:val="C00000"/>
+          <w:sz w:val="28"/>
+          <w:szCs w:val="28"/>
+        </w:rPr>
+        <w:t>shadows</w:t>
+      </w:r>
+      <w:r>
+        <w:rPr>
+          <w:rFonts w:ascii="Sakkal Majalla" w:hAnsi="Sakkal Majalla" w:cs="Sakkal Majalla"/>
+          <w:sz w:val="28"/>
+          <w:szCs w:val="28"/>
+        </w:rPr>
+        <w:t xml:space="preserve">, </w:t>
+      </w:r>
+      <w:r>
+        <w:rPr>
+          <w:rFonts w:ascii="Sakkal Majalla" w:hAnsi="Sakkal Majalla" w:cs="Sakkal Majalla"/>
+          <w:b/>
+          <w:bCs/>
+          <w:color w:val="C00000"/>
+          <w:sz w:val="28"/>
+          <w:szCs w:val="28"/>
+        </w:rPr>
+        <w:t>borders</w:t>
+      </w:r>
+      <w:r>
+        <w:rPr>
+          <w:rFonts w:ascii="Sakkal Majalla" w:hAnsi="Sakkal Majalla" w:cs="Sakkal Majalla"/>
+          <w:sz w:val="28"/>
+          <w:szCs w:val="28"/>
+        </w:rPr>
+        <w:t xml:space="preserve">, </w:t>
+      </w:r>
+      <w:r>
+        <w:rPr>
+          <w:rFonts w:ascii="Sakkal Majalla" w:hAnsi="Sakkal Majalla" w:cs="Sakkal Majalla"/>
+          <w:b/>
+          <w:bCs/>
+          <w:color w:val="C00000"/>
+          <w:sz w:val="28"/>
+          <w:szCs w:val="28"/>
+        </w:rPr>
+        <w:t>filters</w:t>
+      </w:r>
+      <w:r>
+        <w:rPr>
+          <w:rFonts w:ascii="Sakkal Majalla" w:hAnsi="Sakkal Majalla" w:cs="Sakkal Majalla"/>
+          <w:sz w:val="28"/>
+          <w:szCs w:val="28"/>
+        </w:rPr>
+        <w:t>, and so on.</w:t>
+      </w:r>
+    </w:p>
+    <w:p>
+      <w:pPr>
+        <w:ind w:left="720" w:firstLine="720"/>
+        <w:rPr>
+          <w:rFonts w:ascii="Sakkal Majalla" w:hAnsi="Sakkal Majalla" w:cs="Sakkal Majalla"/>
+          <w:sz w:val="28"/>
+          <w:szCs w:val="28"/>
+        </w:rPr>
+      </w:pPr>
+      <w:r>
+        <w:rPr>
+          <w:rFonts w:ascii="Sakkal Majalla" w:hAnsi="Sakkal Majalla" w:cs="Sakkal Majalla"/>
+          <w:sz w:val="28"/>
+          <w:szCs w:val="28"/>
+        </w:rPr>
+        <w:t>*************************************************</w:t>
+      </w:r>
+    </w:p>
+    <w:p>
+      <w:pPr>
+        <w:rPr>
+          <w:rFonts w:ascii="Sakkal Majalla" w:hAnsi="Sakkal Majalla" w:cs="Sakkal Majalla"/>
+          <w:sz w:val="28"/>
+          <w:szCs w:val="28"/>
+        </w:rPr>
+      </w:pPr>
+      <w:r>
+        <w:rPr>
+          <w:rFonts w:ascii="Sakkal Majalla" w:hAnsi="Sakkal Majalla" w:cs="Sakkal Majalla"/>
+          <w:sz w:val="28"/>
+          <w:szCs w:val="28"/>
+        </w:rPr>
+        <w:t>In this way</w:t>
+      </w:r>
+      <w:r>
+        <w:rPr>
+          <w:rFonts w:ascii="Sakkal Majalla" w:hAnsi="Sakkal Majalla" w:cs="Sakkal Majalla"/>
+          <w:sz w:val="28"/>
+          <w:szCs w:val="28"/>
+        </w:rPr>
+        <w:t>,</w:t>
+      </w:r>
+      <w:r>
+        <w:rPr>
+          <w:rFonts w:ascii="Sakkal Majalla" w:hAnsi="Sakkal Majalla" w:cs="Sakkal Majalla"/>
+          <w:sz w:val="28"/>
+          <w:szCs w:val="28"/>
+        </w:rPr>
+        <w:t xml:space="preserve"> we can change the width of </w:t>
+      </w:r>
+      <w:r>
+        <w:rPr>
+          <w:rFonts w:ascii="Sakkal Majalla" w:hAnsi="Sakkal Majalla" w:cs="Sakkal Majalla"/>
+          <w:sz w:val="28"/>
+          <w:szCs w:val="28"/>
+        </w:rPr>
+        <w:t xml:space="preserve">the </w:t>
+      </w:r>
+      <w:r>
+        <w:rPr>
+          <w:rFonts w:ascii="Sakkal Majalla" w:hAnsi="Sakkal Majalla" w:cs="Sakkal Majalla"/>
+          <w:sz w:val="28"/>
+          <w:szCs w:val="28"/>
+        </w:rPr>
+        <w:t xml:space="preserve">element using </w:t>
+      </w:r>
       <w:r>
         <w:rPr>
           <w:rFonts w:ascii="Sakkal Majalla" w:hAnsi="Sakkal Majalla" w:cs="Sakkal Majalla"/>
@@ -1603,223 +1779,6 @@
           <w:sz w:val="28"/>
           <w:szCs w:val="28"/>
         </w:rPr>
-        <w:t>Images</w:t>
-      </w:r>
-      <w:r>
-        <w:rPr>
-          <w:rFonts w:ascii="Sakkal Majalla" w:hAnsi="Sakkal Majalla" w:cs="Sakkal Majalla"/>
-          <w:sz w:val="28"/>
-          <w:szCs w:val="28"/>
-        </w:rPr>
-        <w:t>:</w:t>
-      </w:r>
-      <w:r>
-        <w:rPr>
-          <w:rFonts w:ascii="Sakkal Majalla" w:hAnsi="Sakkal Majalla" w:cs="Sakkal Majalla"/>
-          <w:sz w:val="28"/>
-          <w:szCs w:val="28"/>
-        </w:rPr>
-        <w:t xml:space="preserve"> To style images, we can use a bunch of Tailwind classes, such as </w:t>
-      </w:r>
-      <w:r>
-        <w:rPr>
-          <w:rFonts w:ascii="Sakkal Majalla" w:hAnsi="Sakkal Majalla" w:cs="Sakkal Majalla"/>
-          <w:b/>
-          <w:bCs/>
-          <w:color w:val="C00000"/>
-          <w:sz w:val="28"/>
-          <w:szCs w:val="28"/>
-        </w:rPr>
-        <w:t>width</w:t>
-      </w:r>
-      <w:r>
-        <w:rPr>
-          <w:rFonts w:ascii="Sakkal Majalla" w:hAnsi="Sakkal Majalla" w:cs="Sakkal Majalla"/>
-          <w:color w:val="C00000"/>
-          <w:sz w:val="28"/>
-          <w:szCs w:val="28"/>
-        </w:rPr>
-        <w:t xml:space="preserve"> </w:t>
-      </w:r>
-      <w:r>
-        <w:rPr>
-          <w:rFonts w:ascii="Sakkal Majalla" w:hAnsi="Sakkal Majalla" w:cs="Sakkal Majalla"/>
-          <w:sz w:val="28"/>
-          <w:szCs w:val="28"/>
-        </w:rPr>
-        <w:t xml:space="preserve">and </w:t>
-      </w:r>
-      <w:r>
-        <w:rPr>
-          <w:rFonts w:ascii="Sakkal Majalla" w:hAnsi="Sakkal Majalla" w:cs="Sakkal Majalla"/>
-          <w:b/>
-          <w:bCs/>
-          <w:color w:val="C00000"/>
-          <w:sz w:val="28"/>
-          <w:szCs w:val="28"/>
-        </w:rPr>
-        <w:t>height</w:t>
-      </w:r>
-      <w:r>
-        <w:rPr>
-          <w:rFonts w:ascii="Sakkal Majalla" w:hAnsi="Sakkal Majalla" w:cs="Sakkal Majalla"/>
-          <w:sz w:val="28"/>
-          <w:szCs w:val="28"/>
-        </w:rPr>
-        <w:t xml:space="preserve">, </w:t>
-      </w:r>
-      <w:r>
-        <w:rPr>
-          <w:rFonts w:ascii="Sakkal Majalla" w:hAnsi="Sakkal Majalla" w:cs="Sakkal Majalla"/>
-          <w:b/>
-          <w:bCs/>
-          <w:color w:val="C00000"/>
-          <w:sz w:val="28"/>
-          <w:szCs w:val="28"/>
-        </w:rPr>
-        <w:t>opacity</w:t>
-      </w:r>
-      <w:r>
-        <w:rPr>
-          <w:rFonts w:ascii="Sakkal Majalla" w:hAnsi="Sakkal Majalla" w:cs="Sakkal Majalla"/>
-          <w:sz w:val="28"/>
-          <w:szCs w:val="28"/>
-        </w:rPr>
-        <w:t xml:space="preserve">, </w:t>
-      </w:r>
-      <w:r>
-        <w:rPr>
-          <w:rFonts w:ascii="Sakkal Majalla" w:hAnsi="Sakkal Majalla" w:cs="Sakkal Majalla"/>
-          <w:b/>
-          <w:bCs/>
-          <w:color w:val="C00000"/>
-          <w:sz w:val="28"/>
-          <w:szCs w:val="28"/>
-        </w:rPr>
-        <w:t>shadows</w:t>
-      </w:r>
-      <w:r>
-        <w:rPr>
-          <w:rFonts w:ascii="Sakkal Majalla" w:hAnsi="Sakkal Majalla" w:cs="Sakkal Majalla"/>
-          <w:sz w:val="28"/>
-          <w:szCs w:val="28"/>
-        </w:rPr>
-        <w:t xml:space="preserve">, </w:t>
-      </w:r>
-      <w:r>
-        <w:rPr>
-          <w:rFonts w:ascii="Sakkal Majalla" w:hAnsi="Sakkal Majalla" w:cs="Sakkal Majalla"/>
-          <w:b/>
-          <w:bCs/>
-          <w:color w:val="C00000"/>
-          <w:sz w:val="28"/>
-          <w:szCs w:val="28"/>
-        </w:rPr>
-        <w:t>borders</w:t>
-      </w:r>
-      <w:r>
-        <w:rPr>
-          <w:rFonts w:ascii="Sakkal Majalla" w:hAnsi="Sakkal Majalla" w:cs="Sakkal Majalla"/>
-          <w:sz w:val="28"/>
-          <w:szCs w:val="28"/>
-        </w:rPr>
-        <w:t xml:space="preserve">, </w:t>
-      </w:r>
-      <w:r>
-        <w:rPr>
-          <w:rFonts w:ascii="Sakkal Majalla" w:hAnsi="Sakkal Majalla" w:cs="Sakkal Majalla"/>
-          <w:b/>
-          <w:bCs/>
-          <w:color w:val="C00000"/>
-          <w:sz w:val="28"/>
-          <w:szCs w:val="28"/>
-        </w:rPr>
-        <w:t>filters</w:t>
-      </w:r>
-      <w:r>
-        <w:rPr>
-          <w:rFonts w:ascii="Sakkal Majalla" w:hAnsi="Sakkal Majalla" w:cs="Sakkal Majalla"/>
-          <w:sz w:val="28"/>
-          <w:szCs w:val="28"/>
-        </w:rPr>
-        <w:t>, and so on.</w:t>
-      </w:r>
-    </w:p>
-    <w:p>
-      <w:pPr>
-        <w:ind w:left="720" w:firstLine="720"/>
-        <w:rPr>
-          <w:rFonts w:ascii="Sakkal Majalla" w:hAnsi="Sakkal Majalla" w:cs="Sakkal Majalla"/>
-          <w:sz w:val="28"/>
-          <w:szCs w:val="28"/>
-        </w:rPr>
-      </w:pPr>
-      <w:r>
-        <w:rPr>
-          <w:rFonts w:ascii="Sakkal Majalla" w:hAnsi="Sakkal Majalla" w:cs="Sakkal Majalla"/>
-          <w:sz w:val="28"/>
-          <w:szCs w:val="28"/>
-        </w:rPr>
-        <w:t>*************************************************</w:t>
-      </w:r>
-    </w:p>
-    <w:p>
-      <w:pPr>
-        <w:rPr>
-          <w:rFonts w:ascii="Sakkal Majalla" w:hAnsi="Sakkal Majalla" w:cs="Sakkal Majalla"/>
-          <w:sz w:val="28"/>
-          <w:szCs w:val="28"/>
-        </w:rPr>
-      </w:pPr>
-      <w:r>
-        <w:rPr>
-          <w:rFonts w:ascii="Sakkal Majalla" w:hAnsi="Sakkal Majalla" w:cs="Sakkal Majalla"/>
-          <w:sz w:val="28"/>
-          <w:szCs w:val="28"/>
-        </w:rPr>
-        <w:t>In this way</w:t>
-      </w:r>
-      <w:r>
-        <w:rPr>
-          <w:rFonts w:ascii="Sakkal Majalla" w:hAnsi="Sakkal Majalla" w:cs="Sakkal Majalla"/>
-          <w:sz w:val="28"/>
-          <w:szCs w:val="28"/>
-        </w:rPr>
-        <w:t>,</w:t>
-      </w:r>
-      <w:r>
-        <w:rPr>
-          <w:rFonts w:ascii="Sakkal Majalla" w:hAnsi="Sakkal Majalla" w:cs="Sakkal Majalla"/>
-          <w:sz w:val="28"/>
-          <w:szCs w:val="28"/>
-        </w:rPr>
-        <w:t xml:space="preserve"> we can change the width of </w:t>
-      </w:r>
-      <w:r>
-        <w:rPr>
-          <w:rFonts w:ascii="Sakkal Majalla" w:hAnsi="Sakkal Majalla" w:cs="Sakkal Majalla"/>
-          <w:sz w:val="28"/>
-          <w:szCs w:val="28"/>
-        </w:rPr>
-        <w:t xml:space="preserve">the </w:t>
-      </w:r>
-      <w:r>
-        <w:rPr>
-          <w:rFonts w:ascii="Sakkal Majalla" w:hAnsi="Sakkal Majalla" w:cs="Sakkal Majalla"/>
-          <w:sz w:val="28"/>
-          <w:szCs w:val="28"/>
-        </w:rPr>
-        <w:t xml:space="preserve">element using </w:t>
-      </w:r>
-      <w:r>
-        <w:rPr>
-          <w:rFonts w:ascii="Sakkal Majalla" w:hAnsi="Sakkal Majalla" w:cs="Sakkal Majalla"/>
-          <w:b/>
-          <w:bCs/>
-          <w:color w:val="0070C0"/>
-          <w:sz w:val="28"/>
-          <w:szCs w:val="28"/>
-        </w:rPr>
         <w:t>w-2/3</w:t>
       </w:r>
       <w:r>
@@ -2290,6 +2249,1884 @@
           <w14:ligatures w14:val="none"/>
         </w:rPr>
         <w:t>&lt;/div&gt;</w:t>
+      </w:r>
+    </w:p>
+    <w:p>
+      <w:pPr>
+        <w:ind w:left="720" w:firstLine="720"/>
+        <w:rPr>
+          <w:rFonts w:ascii="Sakkal Majalla" w:hAnsi="Sakkal Majalla" w:cs="Sakkal Majalla"/>
+          <w:sz w:val="28"/>
+          <w:szCs w:val="28"/>
+        </w:rPr>
+      </w:pPr>
+      <w:r>
+        <w:rPr>
+          <w:rFonts w:ascii="Sakkal Majalla" w:hAnsi="Sakkal Majalla" w:cs="Sakkal Majalla"/>
+          <w:sz w:val="28"/>
+          <w:szCs w:val="28"/>
+        </w:rPr>
+        <w:t>*************************************************</w:t>
+      </w:r>
+    </w:p>
+    <w:p>
+      <w:pPr>
+        <w:rPr>
+          <w:rFonts w:ascii="Sakkal Majalla" w:hAnsi="Sakkal Majalla" w:cs="Sakkal Majalla"/>
+          <w:sz w:val="28"/>
+          <w:szCs w:val="28"/>
+        </w:rPr>
+      </w:pPr>
+    </w:p>
+    <w:p>
+      <w:pPr>
+        <w:rPr>
+          <w:rFonts w:ascii="Sakkal Majalla" w:hAnsi="Sakkal Majalla" w:cs="Sakkal Majalla"/>
+          <w:sz w:val="28"/>
+          <w:szCs w:val="28"/>
+        </w:rPr>
+      </w:pPr>
+    </w:p>
+    <w:p>
+      <w:pPr>
+        <w:rPr>
+          <w:rFonts w:ascii="Sakkal Majalla" w:hAnsi="Sakkal Majalla" w:cs="Sakkal Majalla"/>
+          <w:sz w:val="28"/>
+          <w:szCs w:val="28"/>
+        </w:rPr>
+      </w:pPr>
+    </w:p>
+    <w:p>
+      <w:pPr>
+        <w:rPr>
+          <w:rFonts w:ascii="Sakkal Majalla" w:hAnsi="Sakkal Majalla" w:cs="Sakkal Majalla"/>
+          <w:sz w:val="28"/>
+          <w:szCs w:val="28"/>
+        </w:rPr>
+      </w:pPr>
+    </w:p>
+    <w:p>
+      <w:pPr>
+        <w:rPr>
+          <w:rFonts w:ascii="Sakkal Majalla" w:hAnsi="Sakkal Majalla" w:cs="Sakkal Majalla"/>
+          <w:sz w:val="28"/>
+          <w:szCs w:val="28"/>
+        </w:rPr>
+      </w:pPr>
+    </w:p>
+    <w:p>
+      <w:pPr>
+        <w:rPr>
+          <w:rFonts w:ascii="Sakkal Majalla" w:hAnsi="Sakkal Majalla" w:cs="Sakkal Majalla"/>
+          <w:sz w:val="28"/>
+          <w:szCs w:val="28"/>
+        </w:rPr>
+      </w:pPr>
+    </w:p>
+    <w:p>
+      <w:pPr>
+        <w:rPr>
+          <w:rFonts w:ascii="Sakkal Majalla" w:hAnsi="Sakkal Majalla" w:cs="Sakkal Majalla"/>
+          <w:sz w:val="28"/>
+          <w:szCs w:val="28"/>
+        </w:rPr>
+      </w:pPr>
+    </w:p>
+    <w:p>
+      <w:pPr>
+        <w:rPr>
+          <w:rFonts w:ascii="Sakkal Majalla" w:hAnsi="Sakkal Majalla" w:cs="Sakkal Majalla"/>
+          <w:sz w:val="28"/>
+          <w:szCs w:val="28"/>
+        </w:rPr>
+      </w:pPr>
+      <w:r>
+        <w:rPr>
+          <w:rFonts w:ascii="Sakkal Majalla" w:hAnsi="Sakkal Majalla" w:cs="Sakkal Majalla"/>
+          <w:sz w:val="28"/>
+          <w:szCs w:val="28"/>
+        </w:rPr>
+        <w:lastRenderedPageBreak/>
+        <w:t xml:space="preserve">To add </w:t>
+      </w:r>
+      <w:r>
+        <w:rPr>
+          <w:rFonts w:ascii="Sakkal Majalla" w:hAnsi="Sakkal Majalla" w:cs="Sakkal Majalla"/>
+          <w:sz w:val="28"/>
+          <w:szCs w:val="28"/>
+        </w:rPr>
+        <w:t xml:space="preserve">a </w:t>
+      </w:r>
+      <w:r>
+        <w:rPr>
+          <w:rFonts w:ascii="Sakkal Majalla" w:hAnsi="Sakkal Majalla" w:cs="Sakkal Majalla"/>
+          <w:sz w:val="28"/>
+          <w:szCs w:val="28"/>
+        </w:rPr>
+        <w:t>reusable component using TailwindCSS:</w:t>
+      </w:r>
+    </w:p>
+    <w:p>
+      <w:pPr>
+        <w:shd w:val="clear" w:color="auto" w:fill="FFFFFF"/>
+        <w:spacing w:after="0" w:line="285" w:lineRule="atLeast"/>
+        <w:rPr>
+          <w:rFonts w:ascii="Consolas" w:eastAsia="Times New Roman" w:hAnsi="Consolas" w:cs="Times New Roman"/>
+          <w:color w:val="3B3B3B"/>
+          <w:kern w:val="0"/>
+          <w:sz w:val="21"/>
+          <w:szCs w:val="21"/>
+          <w14:ligatures w14:val="none"/>
+        </w:rPr>
+      </w:pPr>
+      <w:r>
+        <w:rPr>
+          <w:rFonts w:ascii="Consolas" w:eastAsia="Times New Roman" w:hAnsi="Consolas" w:cs="Times New Roman"/>
+          <w:color w:val="AF00DB"/>
+          <w:kern w:val="0"/>
+          <w:sz w:val="21"/>
+          <w:szCs w:val="21"/>
+          <w14:ligatures w14:val="none"/>
+        </w:rPr>
+        <w:t>@import</w:t>
+      </w:r>
+      <w:r>
+        <w:rPr>
+          <w:rFonts w:ascii="Consolas" w:eastAsia="Times New Roman" w:hAnsi="Consolas" w:cs="Times New Roman"/>
+          <w:color w:val="3B3B3B"/>
+          <w:kern w:val="0"/>
+          <w:sz w:val="21"/>
+          <w:szCs w:val="21"/>
+          <w14:ligatures w14:val="none"/>
+        </w:rPr>
+        <w:t xml:space="preserve"> </w:t>
+      </w:r>
+      <w:r>
+        <w:rPr>
+          <w:rFonts w:ascii="Consolas" w:eastAsia="Times New Roman" w:hAnsi="Consolas" w:cs="Times New Roman"/>
+          <w:color w:val="A31515"/>
+          <w:kern w:val="0"/>
+          <w:sz w:val="21"/>
+          <w:szCs w:val="21"/>
+          <w14:ligatures w14:val="none"/>
+        </w:rPr>
+        <w:t>"tailwindcss"</w:t>
+      </w:r>
+      <w:r>
+        <w:rPr>
+          <w:rFonts w:ascii="Consolas" w:eastAsia="Times New Roman" w:hAnsi="Consolas" w:cs="Times New Roman"/>
+          <w:color w:val="3B3B3B"/>
+          <w:kern w:val="0"/>
+          <w:sz w:val="21"/>
+          <w:szCs w:val="21"/>
+          <w14:ligatures w14:val="none"/>
+        </w:rPr>
+        <w:t>;</w:t>
+      </w:r>
+    </w:p>
+    <w:p>
+      <w:pPr>
+        <w:shd w:val="clear" w:color="auto" w:fill="FFFFFF"/>
+        <w:spacing w:after="0" w:line="285" w:lineRule="atLeast"/>
+        <w:rPr>
+          <w:rFonts w:ascii="Consolas" w:eastAsia="Times New Roman" w:hAnsi="Consolas" w:cs="Times New Roman"/>
+          <w:color w:val="3B3B3B"/>
+          <w:kern w:val="0"/>
+          <w:sz w:val="21"/>
+          <w:szCs w:val="21"/>
+          <w14:ligatures w14:val="none"/>
+        </w:rPr>
+      </w:pPr>
+    </w:p>
+    <w:p>
+      <w:pPr>
+        <w:shd w:val="clear" w:color="auto" w:fill="FFFFFF"/>
+        <w:spacing w:after="0" w:line="285" w:lineRule="atLeast"/>
+        <w:rPr>
+          <w:rFonts w:ascii="Consolas" w:eastAsia="Times New Roman" w:hAnsi="Consolas" w:cs="Times New Roman"/>
+          <w:color w:val="3B3B3B"/>
+          <w:kern w:val="0"/>
+          <w:sz w:val="21"/>
+          <w:szCs w:val="21"/>
+          <w14:ligatures w14:val="none"/>
+        </w:rPr>
+      </w:pPr>
+      <w:r>
+        <w:rPr>
+          <w:rFonts w:ascii="Consolas" w:eastAsia="Times New Roman" w:hAnsi="Consolas" w:cs="Times New Roman"/>
+          <w:color w:val="AF00DB"/>
+          <w:kern w:val="0"/>
+          <w:sz w:val="21"/>
+          <w:szCs w:val="21"/>
+          <w14:ligatures w14:val="none"/>
+        </w:rPr>
+        <w:t>@layer</w:t>
+      </w:r>
+      <w:r>
+        <w:rPr>
+          <w:rFonts w:ascii="Consolas" w:eastAsia="Times New Roman" w:hAnsi="Consolas" w:cs="Times New Roman"/>
+          <w:color w:val="3B3B3B"/>
+          <w:kern w:val="0"/>
+          <w:sz w:val="21"/>
+          <w:szCs w:val="21"/>
+          <w14:ligatures w14:val="none"/>
+        </w:rPr>
+        <w:t xml:space="preserve"> </w:t>
+      </w:r>
+      <w:r>
+        <w:rPr>
+          <w:rFonts w:ascii="Consolas" w:eastAsia="Times New Roman" w:hAnsi="Consolas" w:cs="Times New Roman"/>
+          <w:color w:val="E50000"/>
+          <w:kern w:val="0"/>
+          <w:sz w:val="21"/>
+          <w:szCs w:val="21"/>
+          <w14:ligatures w14:val="none"/>
+        </w:rPr>
+        <w:t>components</w:t>
+      </w:r>
+      <w:r>
+        <w:rPr>
+          <w:rFonts w:ascii="Consolas" w:eastAsia="Times New Roman" w:hAnsi="Consolas" w:cs="Times New Roman"/>
+          <w:color w:val="3B3B3B"/>
+          <w:kern w:val="0"/>
+          <w:sz w:val="21"/>
+          <w:szCs w:val="21"/>
+          <w14:ligatures w14:val="none"/>
+        </w:rPr>
+        <w:t xml:space="preserve"> {</w:t>
+      </w:r>
+    </w:p>
+    <w:p>
+      <w:pPr>
+        <w:shd w:val="clear" w:color="auto" w:fill="FFFFFF"/>
+        <w:spacing w:after="0" w:line="285" w:lineRule="atLeast"/>
+        <w:rPr>
+          <w:rFonts w:ascii="Consolas" w:eastAsia="Times New Roman" w:hAnsi="Consolas" w:cs="Times New Roman"/>
+          <w:color w:val="3B3B3B"/>
+          <w:kern w:val="0"/>
+          <w:sz w:val="21"/>
+          <w:szCs w:val="21"/>
+          <w14:ligatures w14:val="none"/>
+        </w:rPr>
+      </w:pPr>
+      <w:r>
+        <w:rPr>
+          <w:rFonts w:ascii="Consolas" w:eastAsia="Times New Roman" w:hAnsi="Consolas" w:cs="Times New Roman"/>
+          <w:color w:val="3B3B3B"/>
+          <w:kern w:val="0"/>
+          <w:sz w:val="21"/>
+          <w:szCs w:val="21"/>
+          <w14:ligatures w14:val="none"/>
+        </w:rPr>
+        <w:t xml:space="preserve">    </w:t>
+      </w:r>
+      <w:proofErr w:type="gramStart"/>
+      <w:r>
+        <w:rPr>
+          <w:rFonts w:ascii="Consolas" w:eastAsia="Times New Roman" w:hAnsi="Consolas" w:cs="Times New Roman"/>
+          <w:color w:val="800000"/>
+          <w:kern w:val="0"/>
+          <w:sz w:val="21"/>
+          <w:szCs w:val="21"/>
+          <w14:ligatures w14:val="none"/>
+        </w:rPr>
+        <w:t>.alert</w:t>
+      </w:r>
+      <w:proofErr w:type="gramEnd"/>
+      <w:r>
+        <w:rPr>
+          <w:rFonts w:ascii="Consolas" w:eastAsia="Times New Roman" w:hAnsi="Consolas" w:cs="Times New Roman"/>
+          <w:color w:val="3B3B3B"/>
+          <w:kern w:val="0"/>
+          <w:sz w:val="21"/>
+          <w:szCs w:val="21"/>
+          <w14:ligatures w14:val="none"/>
+        </w:rPr>
+        <w:t xml:space="preserve"> {</w:t>
+      </w:r>
+    </w:p>
+    <w:p>
+      <w:pPr>
+        <w:shd w:val="clear" w:color="auto" w:fill="FFFFFF"/>
+        <w:spacing w:after="0" w:line="285" w:lineRule="atLeast"/>
+        <w:rPr>
+          <w:rFonts w:ascii="Consolas" w:eastAsia="Times New Roman" w:hAnsi="Consolas" w:cs="Times New Roman"/>
+          <w:color w:val="3B3B3B"/>
+          <w:kern w:val="0"/>
+          <w:sz w:val="21"/>
+          <w:szCs w:val="21"/>
+          <w14:ligatures w14:val="none"/>
+        </w:rPr>
+      </w:pPr>
+      <w:r>
+        <w:rPr>
+          <w:rFonts w:ascii="Consolas" w:eastAsia="Times New Roman" w:hAnsi="Consolas" w:cs="Times New Roman"/>
+          <w:color w:val="3B3B3B"/>
+          <w:kern w:val="0"/>
+          <w:sz w:val="21"/>
+          <w:szCs w:val="21"/>
+          <w14:ligatures w14:val="none"/>
+        </w:rPr>
+        <w:t xml:space="preserve">        </w:t>
+      </w:r>
+      <w:r>
+        <w:rPr>
+          <w:rFonts w:ascii="Consolas" w:eastAsia="Times New Roman" w:hAnsi="Consolas" w:cs="Times New Roman"/>
+          <w:color w:val="AF00DB"/>
+          <w:kern w:val="0"/>
+          <w:sz w:val="21"/>
+          <w:szCs w:val="21"/>
+          <w14:ligatures w14:val="none"/>
+        </w:rPr>
+        <w:t>@apply</w:t>
+      </w:r>
+      <w:r>
+        <w:rPr>
+          <w:rFonts w:ascii="Consolas" w:eastAsia="Times New Roman" w:hAnsi="Consolas" w:cs="Times New Roman"/>
+          <w:color w:val="3B3B3B"/>
+          <w:kern w:val="0"/>
+          <w:sz w:val="21"/>
+          <w:szCs w:val="21"/>
+          <w14:ligatures w14:val="none"/>
+        </w:rPr>
+        <w:t xml:space="preserve"> </w:t>
+      </w:r>
+      <w:r>
+        <w:rPr>
+          <w:rFonts w:ascii="Consolas" w:eastAsia="Times New Roman" w:hAnsi="Consolas" w:cs="Times New Roman"/>
+          <w:color w:val="800000"/>
+          <w:kern w:val="0"/>
+          <w:sz w:val="21"/>
+          <w:szCs w:val="21"/>
+          <w14:ligatures w14:val="none"/>
+        </w:rPr>
+        <w:t>flex</w:t>
+      </w:r>
+      <w:r>
+        <w:rPr>
+          <w:rFonts w:ascii="Consolas" w:eastAsia="Times New Roman" w:hAnsi="Consolas" w:cs="Times New Roman"/>
+          <w:color w:val="3B3B3B"/>
+          <w:kern w:val="0"/>
+          <w:sz w:val="21"/>
+          <w:szCs w:val="21"/>
+          <w14:ligatures w14:val="none"/>
+        </w:rPr>
+        <w:t xml:space="preserve"> </w:t>
+      </w:r>
+      <w:r>
+        <w:rPr>
+          <w:rFonts w:ascii="Consolas" w:eastAsia="Times New Roman" w:hAnsi="Consolas" w:cs="Times New Roman"/>
+          <w:color w:val="800000"/>
+          <w:kern w:val="0"/>
+          <w:sz w:val="21"/>
+          <w:szCs w:val="21"/>
+          <w14:ligatures w14:val="none"/>
+        </w:rPr>
+        <w:t>flex-col</w:t>
+      </w:r>
+      <w:r>
+        <w:rPr>
+          <w:rFonts w:ascii="Consolas" w:eastAsia="Times New Roman" w:hAnsi="Consolas" w:cs="Times New Roman"/>
+          <w:color w:val="3B3B3B"/>
+          <w:kern w:val="0"/>
+          <w:sz w:val="21"/>
+          <w:szCs w:val="21"/>
+          <w14:ligatures w14:val="none"/>
+        </w:rPr>
+        <w:t xml:space="preserve"> </w:t>
+      </w:r>
+      <w:r>
+        <w:rPr>
+          <w:rFonts w:ascii="Consolas" w:eastAsia="Times New Roman" w:hAnsi="Consolas" w:cs="Times New Roman"/>
+          <w:color w:val="800000"/>
+          <w:kern w:val="0"/>
+          <w:sz w:val="21"/>
+          <w:szCs w:val="21"/>
+          <w14:ligatures w14:val="none"/>
+        </w:rPr>
+        <w:t>p-4</w:t>
+      </w:r>
+      <w:r>
+        <w:rPr>
+          <w:rFonts w:ascii="Consolas" w:eastAsia="Times New Roman" w:hAnsi="Consolas" w:cs="Times New Roman"/>
+          <w:color w:val="3B3B3B"/>
+          <w:kern w:val="0"/>
+          <w:sz w:val="21"/>
+          <w:szCs w:val="21"/>
+          <w14:ligatures w14:val="none"/>
+        </w:rPr>
+        <w:t xml:space="preserve"> </w:t>
+      </w:r>
+      <w:r>
+        <w:rPr>
+          <w:rFonts w:ascii="Consolas" w:eastAsia="Times New Roman" w:hAnsi="Consolas" w:cs="Times New Roman"/>
+          <w:color w:val="800000"/>
+          <w:kern w:val="0"/>
+          <w:sz w:val="21"/>
+          <w:szCs w:val="21"/>
+          <w14:ligatures w14:val="none"/>
+        </w:rPr>
+        <w:t>pt-2</w:t>
+      </w:r>
+      <w:r>
+        <w:rPr>
+          <w:rFonts w:ascii="Consolas" w:eastAsia="Times New Roman" w:hAnsi="Consolas" w:cs="Times New Roman"/>
+          <w:color w:val="3B3B3B"/>
+          <w:kern w:val="0"/>
+          <w:sz w:val="21"/>
+          <w:szCs w:val="21"/>
+          <w14:ligatures w14:val="none"/>
+        </w:rPr>
+        <w:t xml:space="preserve"> </w:t>
+      </w:r>
+      <w:r>
+        <w:rPr>
+          <w:rFonts w:ascii="Consolas" w:eastAsia="Times New Roman" w:hAnsi="Consolas" w:cs="Times New Roman"/>
+          <w:color w:val="800000"/>
+          <w:kern w:val="0"/>
+          <w:sz w:val="21"/>
+          <w:szCs w:val="21"/>
+          <w14:ligatures w14:val="none"/>
+        </w:rPr>
+        <w:t>w-full</w:t>
+      </w:r>
+      <w:r>
+        <w:rPr>
+          <w:rFonts w:ascii="Consolas" w:eastAsia="Times New Roman" w:hAnsi="Consolas" w:cs="Times New Roman"/>
+          <w:color w:val="3B3B3B"/>
+          <w:kern w:val="0"/>
+          <w:sz w:val="21"/>
+          <w:szCs w:val="21"/>
+          <w14:ligatures w14:val="none"/>
+        </w:rPr>
+        <w:t xml:space="preserve"> </w:t>
+      </w:r>
+      <w:r>
+        <w:rPr>
+          <w:rFonts w:ascii="Consolas" w:eastAsia="Times New Roman" w:hAnsi="Consolas" w:cs="Times New Roman"/>
+          <w:color w:val="800000"/>
+          <w:kern w:val="0"/>
+          <w:sz w:val="21"/>
+          <w:szCs w:val="21"/>
+          <w14:ligatures w14:val="none"/>
+        </w:rPr>
+        <w:t>border-l-8</w:t>
+      </w:r>
+    </w:p>
+    <w:p>
+      <w:pPr>
+        <w:shd w:val="clear" w:color="auto" w:fill="FFFFFF"/>
+        <w:spacing w:after="0" w:line="285" w:lineRule="atLeast"/>
+        <w:rPr>
+          <w:rFonts w:ascii="Consolas" w:eastAsia="Times New Roman" w:hAnsi="Consolas" w:cs="Times New Roman"/>
+          <w:color w:val="3B3B3B"/>
+          <w:kern w:val="0"/>
+          <w:sz w:val="21"/>
+          <w:szCs w:val="21"/>
+          <w14:ligatures w14:val="none"/>
+        </w:rPr>
+      </w:pPr>
+      <w:r>
+        <w:rPr>
+          <w:rFonts w:ascii="Consolas" w:eastAsia="Times New Roman" w:hAnsi="Consolas" w:cs="Times New Roman"/>
+          <w:color w:val="3B3B3B"/>
+          <w:kern w:val="0"/>
+          <w:sz w:val="21"/>
+          <w:szCs w:val="21"/>
+          <w14:ligatures w14:val="none"/>
+        </w:rPr>
+        <w:t>    }</w:t>
+      </w:r>
+    </w:p>
+    <w:p>
+      <w:pPr>
+        <w:shd w:val="clear" w:color="auto" w:fill="FFFFFF"/>
+        <w:spacing w:after="0" w:line="285" w:lineRule="atLeast"/>
+        <w:rPr>
+          <w:rFonts w:ascii="Consolas" w:eastAsia="Times New Roman" w:hAnsi="Consolas" w:cs="Times New Roman"/>
+          <w:color w:val="3B3B3B"/>
+          <w:kern w:val="0"/>
+          <w:sz w:val="21"/>
+          <w:szCs w:val="21"/>
+          <w14:ligatures w14:val="none"/>
+        </w:rPr>
+      </w:pPr>
+    </w:p>
+    <w:p>
+      <w:pPr>
+        <w:shd w:val="clear" w:color="auto" w:fill="FFFFFF"/>
+        <w:spacing w:after="0" w:line="285" w:lineRule="atLeast"/>
+        <w:rPr>
+          <w:rFonts w:ascii="Consolas" w:eastAsia="Times New Roman" w:hAnsi="Consolas" w:cs="Times New Roman"/>
+          <w:color w:val="3B3B3B"/>
+          <w:kern w:val="0"/>
+          <w:sz w:val="21"/>
+          <w:szCs w:val="21"/>
+          <w14:ligatures w14:val="none"/>
+        </w:rPr>
+      </w:pPr>
+      <w:r>
+        <w:rPr>
+          <w:rFonts w:ascii="Consolas" w:eastAsia="Times New Roman" w:hAnsi="Consolas" w:cs="Times New Roman"/>
+          <w:color w:val="3B3B3B"/>
+          <w:kern w:val="0"/>
+          <w:sz w:val="21"/>
+          <w:szCs w:val="21"/>
+          <w14:ligatures w14:val="none"/>
+        </w:rPr>
+        <w:t xml:space="preserve">    </w:t>
+      </w:r>
+      <w:proofErr w:type="gramStart"/>
+      <w:r>
+        <w:rPr>
+          <w:rFonts w:ascii="Consolas" w:eastAsia="Times New Roman" w:hAnsi="Consolas" w:cs="Times New Roman"/>
+          <w:color w:val="800000"/>
+          <w:kern w:val="0"/>
+          <w:sz w:val="21"/>
+          <w:szCs w:val="21"/>
+          <w14:ligatures w14:val="none"/>
+        </w:rPr>
+        <w:t>.alert</w:t>
+      </w:r>
+      <w:proofErr w:type="gramEnd"/>
+      <w:r>
+        <w:rPr>
+          <w:rFonts w:ascii="Consolas" w:eastAsia="Times New Roman" w:hAnsi="Consolas" w:cs="Times New Roman"/>
+          <w:color w:val="800000"/>
+          <w:kern w:val="0"/>
+          <w:sz w:val="21"/>
+          <w:szCs w:val="21"/>
+          <w14:ligatures w14:val="none"/>
+        </w:rPr>
+        <w:t>-title</w:t>
+      </w:r>
+      <w:r>
+        <w:rPr>
+          <w:rFonts w:ascii="Consolas" w:eastAsia="Times New Roman" w:hAnsi="Consolas" w:cs="Times New Roman"/>
+          <w:color w:val="3B3B3B"/>
+          <w:kern w:val="0"/>
+          <w:sz w:val="21"/>
+          <w:szCs w:val="21"/>
+          <w14:ligatures w14:val="none"/>
+        </w:rPr>
+        <w:t xml:space="preserve"> {</w:t>
+      </w:r>
+    </w:p>
+    <w:p>
+      <w:pPr>
+        <w:shd w:val="clear" w:color="auto" w:fill="FFFFFF"/>
+        <w:spacing w:after="0" w:line="285" w:lineRule="atLeast"/>
+        <w:rPr>
+          <w:rFonts w:ascii="Consolas" w:eastAsia="Times New Roman" w:hAnsi="Consolas" w:cs="Times New Roman"/>
+          <w:color w:val="3B3B3B"/>
+          <w:kern w:val="0"/>
+          <w:sz w:val="21"/>
+          <w:szCs w:val="21"/>
+          <w14:ligatures w14:val="none"/>
+        </w:rPr>
+      </w:pPr>
+      <w:r>
+        <w:rPr>
+          <w:rFonts w:ascii="Consolas" w:eastAsia="Times New Roman" w:hAnsi="Consolas" w:cs="Times New Roman"/>
+          <w:color w:val="3B3B3B"/>
+          <w:kern w:val="0"/>
+          <w:sz w:val="21"/>
+          <w:szCs w:val="21"/>
+          <w14:ligatures w14:val="none"/>
+        </w:rPr>
+        <w:t xml:space="preserve">        </w:t>
+      </w:r>
+      <w:r>
+        <w:rPr>
+          <w:rFonts w:ascii="Consolas" w:eastAsia="Times New Roman" w:hAnsi="Consolas" w:cs="Times New Roman"/>
+          <w:color w:val="AF00DB"/>
+          <w:kern w:val="0"/>
+          <w:sz w:val="21"/>
+          <w:szCs w:val="21"/>
+          <w14:ligatures w14:val="none"/>
+        </w:rPr>
+        <w:t>@apply</w:t>
+      </w:r>
+      <w:r>
+        <w:rPr>
+          <w:rFonts w:ascii="Consolas" w:eastAsia="Times New Roman" w:hAnsi="Consolas" w:cs="Times New Roman"/>
+          <w:color w:val="3B3B3B"/>
+          <w:kern w:val="0"/>
+          <w:sz w:val="21"/>
+          <w:szCs w:val="21"/>
+          <w14:ligatures w14:val="none"/>
+        </w:rPr>
+        <w:t xml:space="preserve"> </w:t>
+      </w:r>
+      <w:r>
+        <w:rPr>
+          <w:rFonts w:ascii="Consolas" w:eastAsia="Times New Roman" w:hAnsi="Consolas" w:cs="Times New Roman"/>
+          <w:color w:val="800000"/>
+          <w:kern w:val="0"/>
+          <w:sz w:val="21"/>
+          <w:szCs w:val="21"/>
+          <w14:ligatures w14:val="none"/>
+        </w:rPr>
+        <w:t>font-semibold</w:t>
+      </w:r>
+      <w:r>
+        <w:rPr>
+          <w:rFonts w:ascii="Consolas" w:eastAsia="Times New Roman" w:hAnsi="Consolas" w:cs="Times New Roman"/>
+          <w:color w:val="3B3B3B"/>
+          <w:kern w:val="0"/>
+          <w:sz w:val="21"/>
+          <w:szCs w:val="21"/>
+          <w14:ligatures w14:val="none"/>
+        </w:rPr>
+        <w:t xml:space="preserve"> </w:t>
+      </w:r>
+      <w:r>
+        <w:rPr>
+          <w:rFonts w:ascii="Consolas" w:eastAsia="Times New Roman" w:hAnsi="Consolas" w:cs="Times New Roman"/>
+          <w:color w:val="800000"/>
+          <w:kern w:val="0"/>
+          <w:sz w:val="21"/>
+          <w:szCs w:val="21"/>
+          <w14:ligatures w14:val="none"/>
+        </w:rPr>
+        <w:t>italic</w:t>
+      </w:r>
+      <w:r>
+        <w:rPr>
+          <w:rFonts w:ascii="Consolas" w:eastAsia="Times New Roman" w:hAnsi="Consolas" w:cs="Times New Roman"/>
+          <w:color w:val="3B3B3B"/>
+          <w:kern w:val="0"/>
+          <w:sz w:val="21"/>
+          <w:szCs w:val="21"/>
+          <w14:ligatures w14:val="none"/>
+        </w:rPr>
+        <w:t xml:space="preserve"> </w:t>
+      </w:r>
+      <w:r>
+        <w:rPr>
+          <w:rFonts w:ascii="Consolas" w:eastAsia="Times New Roman" w:hAnsi="Consolas" w:cs="Times New Roman"/>
+          <w:color w:val="800000"/>
+          <w:kern w:val="0"/>
+          <w:sz w:val="21"/>
+          <w:szCs w:val="21"/>
+          <w14:ligatures w14:val="none"/>
+        </w:rPr>
+        <w:t>text-lg</w:t>
+      </w:r>
+    </w:p>
+    <w:p>
+      <w:pPr>
+        <w:shd w:val="clear" w:color="auto" w:fill="FFFFFF"/>
+        <w:spacing w:after="0" w:line="285" w:lineRule="atLeast"/>
+        <w:rPr>
+          <w:rFonts w:ascii="Consolas" w:eastAsia="Times New Roman" w:hAnsi="Consolas" w:cs="Times New Roman"/>
+          <w:color w:val="3B3B3B"/>
+          <w:kern w:val="0"/>
+          <w:sz w:val="21"/>
+          <w:szCs w:val="21"/>
+          <w14:ligatures w14:val="none"/>
+        </w:rPr>
+      </w:pPr>
+      <w:r>
+        <w:rPr>
+          <w:rFonts w:ascii="Consolas" w:eastAsia="Times New Roman" w:hAnsi="Consolas" w:cs="Times New Roman"/>
+          <w:color w:val="3B3B3B"/>
+          <w:kern w:val="0"/>
+          <w:sz w:val="21"/>
+          <w:szCs w:val="21"/>
+          <w14:ligatures w14:val="none"/>
+        </w:rPr>
+        <w:t>    }</w:t>
+      </w:r>
+    </w:p>
+    <w:p>
+      <w:pPr>
+        <w:shd w:val="clear" w:color="auto" w:fill="FFFFFF"/>
+        <w:spacing w:after="0" w:line="285" w:lineRule="atLeast"/>
+        <w:rPr>
+          <w:rFonts w:ascii="Consolas" w:eastAsia="Times New Roman" w:hAnsi="Consolas" w:cs="Times New Roman"/>
+          <w:color w:val="3B3B3B"/>
+          <w:kern w:val="0"/>
+          <w:sz w:val="21"/>
+          <w:szCs w:val="21"/>
+          <w14:ligatures w14:val="none"/>
+        </w:rPr>
+      </w:pPr>
+    </w:p>
+    <w:p>
+      <w:pPr>
+        <w:shd w:val="clear" w:color="auto" w:fill="FFFFFF"/>
+        <w:spacing w:after="0" w:line="285" w:lineRule="atLeast"/>
+        <w:rPr>
+          <w:rFonts w:ascii="Consolas" w:eastAsia="Times New Roman" w:hAnsi="Consolas" w:cs="Times New Roman"/>
+          <w:color w:val="3B3B3B"/>
+          <w:kern w:val="0"/>
+          <w:sz w:val="21"/>
+          <w:szCs w:val="21"/>
+          <w14:ligatures w14:val="none"/>
+        </w:rPr>
+      </w:pPr>
+      <w:r>
+        <w:rPr>
+          <w:rFonts w:ascii="Consolas" w:eastAsia="Times New Roman" w:hAnsi="Consolas" w:cs="Times New Roman"/>
+          <w:color w:val="3B3B3B"/>
+          <w:kern w:val="0"/>
+          <w:sz w:val="21"/>
+          <w:szCs w:val="21"/>
+          <w14:ligatures w14:val="none"/>
+        </w:rPr>
+        <w:t xml:space="preserve">    </w:t>
+      </w:r>
+      <w:proofErr w:type="gramStart"/>
+      <w:r>
+        <w:rPr>
+          <w:rFonts w:ascii="Consolas" w:eastAsia="Times New Roman" w:hAnsi="Consolas" w:cs="Times New Roman"/>
+          <w:color w:val="800000"/>
+          <w:kern w:val="0"/>
+          <w:sz w:val="21"/>
+          <w:szCs w:val="21"/>
+          <w14:ligatures w14:val="none"/>
+        </w:rPr>
+        <w:t>.alert</w:t>
+      </w:r>
+      <w:proofErr w:type="gramEnd"/>
+      <w:r>
+        <w:rPr>
+          <w:rFonts w:ascii="Consolas" w:eastAsia="Times New Roman" w:hAnsi="Consolas" w:cs="Times New Roman"/>
+          <w:color w:val="800000"/>
+          <w:kern w:val="0"/>
+          <w:sz w:val="21"/>
+          <w:szCs w:val="21"/>
+          <w14:ligatures w14:val="none"/>
+        </w:rPr>
+        <w:t>-content</w:t>
+      </w:r>
+      <w:r>
+        <w:rPr>
+          <w:rFonts w:ascii="Consolas" w:eastAsia="Times New Roman" w:hAnsi="Consolas" w:cs="Times New Roman"/>
+          <w:color w:val="3B3B3B"/>
+          <w:kern w:val="0"/>
+          <w:sz w:val="21"/>
+          <w:szCs w:val="21"/>
+          <w14:ligatures w14:val="none"/>
+        </w:rPr>
+        <w:t xml:space="preserve"> {</w:t>
+      </w:r>
+    </w:p>
+    <w:p>
+      <w:pPr>
+        <w:shd w:val="clear" w:color="auto" w:fill="FFFFFF"/>
+        <w:spacing w:after="0" w:line="285" w:lineRule="atLeast"/>
+        <w:rPr>
+          <w:rFonts w:ascii="Consolas" w:eastAsia="Times New Roman" w:hAnsi="Consolas" w:cs="Times New Roman"/>
+          <w:color w:val="3B3B3B"/>
+          <w:kern w:val="0"/>
+          <w:sz w:val="21"/>
+          <w:szCs w:val="21"/>
+          <w14:ligatures w14:val="none"/>
+        </w:rPr>
+      </w:pPr>
+      <w:r>
+        <w:rPr>
+          <w:rFonts w:ascii="Consolas" w:eastAsia="Times New Roman" w:hAnsi="Consolas" w:cs="Times New Roman"/>
+          <w:color w:val="3B3B3B"/>
+          <w:kern w:val="0"/>
+          <w:sz w:val="21"/>
+          <w:szCs w:val="21"/>
+          <w14:ligatures w14:val="none"/>
+        </w:rPr>
+        <w:t xml:space="preserve">        </w:t>
+      </w:r>
+      <w:r>
+        <w:rPr>
+          <w:rFonts w:ascii="Consolas" w:eastAsia="Times New Roman" w:hAnsi="Consolas" w:cs="Times New Roman"/>
+          <w:color w:val="AF00DB"/>
+          <w:kern w:val="0"/>
+          <w:sz w:val="21"/>
+          <w:szCs w:val="21"/>
+          <w14:ligatures w14:val="none"/>
+        </w:rPr>
+        <w:t>@apply</w:t>
+      </w:r>
+      <w:r>
+        <w:rPr>
+          <w:rFonts w:ascii="Consolas" w:eastAsia="Times New Roman" w:hAnsi="Consolas" w:cs="Times New Roman"/>
+          <w:color w:val="3B3B3B"/>
+          <w:kern w:val="0"/>
+          <w:sz w:val="21"/>
+          <w:szCs w:val="21"/>
+          <w14:ligatures w14:val="none"/>
+        </w:rPr>
+        <w:t xml:space="preserve"> </w:t>
+      </w:r>
+      <w:r>
+        <w:rPr>
+          <w:rFonts w:ascii="Consolas" w:eastAsia="Times New Roman" w:hAnsi="Consolas" w:cs="Times New Roman"/>
+          <w:color w:val="800000"/>
+          <w:kern w:val="0"/>
+          <w:sz w:val="21"/>
+          <w:szCs w:val="21"/>
+          <w14:ligatures w14:val="none"/>
+        </w:rPr>
+        <w:t>leading-tight</w:t>
+      </w:r>
+      <w:r>
+        <w:rPr>
+          <w:rFonts w:ascii="Consolas" w:eastAsia="Times New Roman" w:hAnsi="Consolas" w:cs="Times New Roman"/>
+          <w:color w:val="3B3B3B"/>
+          <w:kern w:val="0"/>
+          <w:sz w:val="21"/>
+          <w:szCs w:val="21"/>
+          <w14:ligatures w14:val="none"/>
+        </w:rPr>
+        <w:t xml:space="preserve"> </w:t>
+      </w:r>
+      <w:r>
+        <w:rPr>
+          <w:rFonts w:ascii="Consolas" w:eastAsia="Times New Roman" w:hAnsi="Consolas" w:cs="Times New Roman"/>
+          <w:color w:val="800000"/>
+          <w:kern w:val="0"/>
+          <w:sz w:val="21"/>
+          <w:szCs w:val="21"/>
+          <w14:ligatures w14:val="none"/>
+        </w:rPr>
+        <w:t>text-sm</w:t>
+      </w:r>
+    </w:p>
+    <w:p>
+      <w:pPr>
+        <w:shd w:val="clear" w:color="auto" w:fill="FFFFFF"/>
+        <w:spacing w:after="0" w:line="285" w:lineRule="atLeast"/>
+        <w:rPr>
+          <w:rFonts w:ascii="Consolas" w:eastAsia="Times New Roman" w:hAnsi="Consolas" w:cs="Times New Roman"/>
+          <w:color w:val="3B3B3B"/>
+          <w:kern w:val="0"/>
+          <w:sz w:val="21"/>
+          <w:szCs w:val="21"/>
+          <w14:ligatures w14:val="none"/>
+        </w:rPr>
+      </w:pPr>
+      <w:r>
+        <w:rPr>
+          <w:rFonts w:ascii="Consolas" w:eastAsia="Times New Roman" w:hAnsi="Consolas" w:cs="Times New Roman"/>
+          <w:color w:val="3B3B3B"/>
+          <w:kern w:val="0"/>
+          <w:sz w:val="21"/>
+          <w:szCs w:val="21"/>
+          <w14:ligatures w14:val="none"/>
+        </w:rPr>
+        <w:t>    }</w:t>
+      </w:r>
+    </w:p>
+    <w:p>
+      <w:pPr>
+        <w:shd w:val="clear" w:color="auto" w:fill="FFFFFF"/>
+        <w:spacing w:after="0" w:line="285" w:lineRule="atLeast"/>
+        <w:rPr>
+          <w:rFonts w:ascii="Consolas" w:eastAsia="Times New Roman" w:hAnsi="Consolas" w:cs="Times New Roman"/>
+          <w:color w:val="3B3B3B"/>
+          <w:kern w:val="0"/>
+          <w:sz w:val="21"/>
+          <w:szCs w:val="21"/>
+          <w14:ligatures w14:val="none"/>
+        </w:rPr>
+      </w:pPr>
+    </w:p>
+    <w:p>
+      <w:pPr>
+        <w:shd w:val="clear" w:color="auto" w:fill="FFFFFF"/>
+        <w:spacing w:after="0" w:line="285" w:lineRule="atLeast"/>
+        <w:rPr>
+          <w:rFonts w:ascii="Consolas" w:eastAsia="Times New Roman" w:hAnsi="Consolas" w:cs="Times New Roman"/>
+          <w:color w:val="3B3B3B"/>
+          <w:kern w:val="0"/>
+          <w:sz w:val="21"/>
+          <w:szCs w:val="21"/>
+          <w14:ligatures w14:val="none"/>
+        </w:rPr>
+      </w:pPr>
+      <w:r>
+        <w:rPr>
+          <w:rFonts w:ascii="Consolas" w:eastAsia="Times New Roman" w:hAnsi="Consolas" w:cs="Times New Roman"/>
+          <w:color w:val="3B3B3B"/>
+          <w:kern w:val="0"/>
+          <w:sz w:val="21"/>
+          <w:szCs w:val="21"/>
+          <w14:ligatures w14:val="none"/>
+        </w:rPr>
+        <w:t xml:space="preserve">    </w:t>
+      </w:r>
+      <w:proofErr w:type="gramStart"/>
+      <w:r>
+        <w:rPr>
+          <w:rFonts w:ascii="Consolas" w:eastAsia="Times New Roman" w:hAnsi="Consolas" w:cs="Times New Roman"/>
+          <w:color w:val="800000"/>
+          <w:kern w:val="0"/>
+          <w:sz w:val="21"/>
+          <w:szCs w:val="21"/>
+          <w14:ligatures w14:val="none"/>
+        </w:rPr>
+        <w:t>.alert</w:t>
+      </w:r>
+      <w:proofErr w:type="gramEnd"/>
+      <w:r>
+        <w:rPr>
+          <w:rFonts w:ascii="Consolas" w:eastAsia="Times New Roman" w:hAnsi="Consolas" w:cs="Times New Roman"/>
+          <w:color w:val="800000"/>
+          <w:kern w:val="0"/>
+          <w:sz w:val="21"/>
+          <w:szCs w:val="21"/>
+          <w14:ligatures w14:val="none"/>
+        </w:rPr>
+        <w:t>-info</w:t>
+      </w:r>
+      <w:r>
+        <w:rPr>
+          <w:rFonts w:ascii="Consolas" w:eastAsia="Times New Roman" w:hAnsi="Consolas" w:cs="Times New Roman"/>
+          <w:color w:val="3B3B3B"/>
+          <w:kern w:val="0"/>
+          <w:sz w:val="21"/>
+          <w:szCs w:val="21"/>
+          <w14:ligatures w14:val="none"/>
+        </w:rPr>
+        <w:t xml:space="preserve"> {</w:t>
+      </w:r>
+    </w:p>
+    <w:p>
+      <w:pPr>
+        <w:shd w:val="clear" w:color="auto" w:fill="FFFFFF"/>
+        <w:spacing w:after="0" w:line="285" w:lineRule="atLeast"/>
+        <w:rPr>
+          <w:rFonts w:ascii="Consolas" w:eastAsia="Times New Roman" w:hAnsi="Consolas" w:cs="Times New Roman"/>
+          <w:color w:val="3B3B3B"/>
+          <w:kern w:val="0"/>
+          <w:sz w:val="21"/>
+          <w:szCs w:val="21"/>
+          <w14:ligatures w14:val="none"/>
+        </w:rPr>
+      </w:pPr>
+      <w:r>
+        <w:rPr>
+          <w:rFonts w:ascii="Consolas" w:eastAsia="Times New Roman" w:hAnsi="Consolas" w:cs="Times New Roman"/>
+          <w:color w:val="3B3B3B"/>
+          <w:kern w:val="0"/>
+          <w:sz w:val="21"/>
+          <w:szCs w:val="21"/>
+          <w14:ligatures w14:val="none"/>
+        </w:rPr>
+        <w:t xml:space="preserve">        </w:t>
+      </w:r>
+      <w:r>
+        <w:rPr>
+          <w:rFonts w:ascii="Consolas" w:eastAsia="Times New Roman" w:hAnsi="Consolas" w:cs="Times New Roman"/>
+          <w:color w:val="AF00DB"/>
+          <w:kern w:val="0"/>
+          <w:sz w:val="21"/>
+          <w:szCs w:val="21"/>
+          <w14:ligatures w14:val="none"/>
+        </w:rPr>
+        <w:t>@apply</w:t>
+      </w:r>
+      <w:r>
+        <w:rPr>
+          <w:rFonts w:ascii="Consolas" w:eastAsia="Times New Roman" w:hAnsi="Consolas" w:cs="Times New Roman"/>
+          <w:color w:val="3B3B3B"/>
+          <w:kern w:val="0"/>
+          <w:sz w:val="21"/>
+          <w:szCs w:val="21"/>
+          <w14:ligatures w14:val="none"/>
+        </w:rPr>
+        <w:t xml:space="preserve"> </w:t>
+      </w:r>
+      <w:r>
+        <w:rPr>
+          <w:rFonts w:ascii="Consolas" w:eastAsia="Times New Roman" w:hAnsi="Consolas" w:cs="Times New Roman"/>
+          <w:color w:val="800000"/>
+          <w:kern w:val="0"/>
+          <w:sz w:val="21"/>
+          <w:szCs w:val="21"/>
+          <w14:ligatures w14:val="none"/>
+        </w:rPr>
+        <w:t>bg-blue-100</w:t>
+      </w:r>
+      <w:r>
+        <w:rPr>
+          <w:rFonts w:ascii="Consolas" w:eastAsia="Times New Roman" w:hAnsi="Consolas" w:cs="Times New Roman"/>
+          <w:color w:val="3B3B3B"/>
+          <w:kern w:val="0"/>
+          <w:sz w:val="21"/>
+          <w:szCs w:val="21"/>
+          <w14:ligatures w14:val="none"/>
+        </w:rPr>
+        <w:t xml:space="preserve"> </w:t>
+      </w:r>
+      <w:r>
+        <w:rPr>
+          <w:rFonts w:ascii="Consolas" w:eastAsia="Times New Roman" w:hAnsi="Consolas" w:cs="Times New Roman"/>
+          <w:color w:val="800000"/>
+          <w:kern w:val="0"/>
+          <w:sz w:val="21"/>
+          <w:szCs w:val="21"/>
+          <w14:ligatures w14:val="none"/>
+        </w:rPr>
+        <w:t>border-blue-500</w:t>
+      </w:r>
+    </w:p>
+    <w:p>
+      <w:pPr>
+        <w:shd w:val="clear" w:color="auto" w:fill="FFFFFF"/>
+        <w:spacing w:after="0" w:line="285" w:lineRule="atLeast"/>
+        <w:rPr>
+          <w:rFonts w:ascii="Consolas" w:eastAsia="Times New Roman" w:hAnsi="Consolas" w:cs="Times New Roman"/>
+          <w:color w:val="3B3B3B"/>
+          <w:kern w:val="0"/>
+          <w:sz w:val="21"/>
+          <w:szCs w:val="21"/>
+          <w14:ligatures w14:val="none"/>
+        </w:rPr>
+      </w:pPr>
+      <w:r>
+        <w:rPr>
+          <w:rFonts w:ascii="Consolas" w:eastAsia="Times New Roman" w:hAnsi="Consolas" w:cs="Times New Roman"/>
+          <w:color w:val="3B3B3B"/>
+          <w:kern w:val="0"/>
+          <w:sz w:val="21"/>
+          <w:szCs w:val="21"/>
+          <w14:ligatures w14:val="none"/>
+        </w:rPr>
+        <w:t>    }</w:t>
+      </w:r>
+    </w:p>
+    <w:p>
+      <w:pPr>
+        <w:shd w:val="clear" w:color="auto" w:fill="FFFFFF"/>
+        <w:spacing w:after="0" w:line="285" w:lineRule="atLeast"/>
+        <w:rPr>
+          <w:rFonts w:ascii="Consolas" w:eastAsia="Times New Roman" w:hAnsi="Consolas" w:cs="Times New Roman"/>
+          <w:color w:val="3B3B3B"/>
+          <w:kern w:val="0"/>
+          <w:sz w:val="21"/>
+          <w:szCs w:val="21"/>
+          <w14:ligatures w14:val="none"/>
+        </w:rPr>
+      </w:pPr>
+    </w:p>
+    <w:p>
+      <w:pPr>
+        <w:shd w:val="clear" w:color="auto" w:fill="FFFFFF"/>
+        <w:spacing w:after="0" w:line="285" w:lineRule="atLeast"/>
+        <w:rPr>
+          <w:rFonts w:ascii="Consolas" w:eastAsia="Times New Roman" w:hAnsi="Consolas" w:cs="Times New Roman"/>
+          <w:color w:val="3B3B3B"/>
+          <w:kern w:val="0"/>
+          <w:sz w:val="21"/>
+          <w:szCs w:val="21"/>
+          <w14:ligatures w14:val="none"/>
+        </w:rPr>
+      </w:pPr>
+      <w:r>
+        <w:rPr>
+          <w:rFonts w:ascii="Consolas" w:eastAsia="Times New Roman" w:hAnsi="Consolas" w:cs="Times New Roman"/>
+          <w:color w:val="3B3B3B"/>
+          <w:kern w:val="0"/>
+          <w:sz w:val="21"/>
+          <w:szCs w:val="21"/>
+          <w14:ligatures w14:val="none"/>
+        </w:rPr>
+        <w:t xml:space="preserve">    </w:t>
+      </w:r>
+      <w:proofErr w:type="gramStart"/>
+      <w:r>
+        <w:rPr>
+          <w:rFonts w:ascii="Consolas" w:eastAsia="Times New Roman" w:hAnsi="Consolas" w:cs="Times New Roman"/>
+          <w:color w:val="800000"/>
+          <w:kern w:val="0"/>
+          <w:sz w:val="21"/>
+          <w:szCs w:val="21"/>
+          <w14:ligatures w14:val="none"/>
+        </w:rPr>
+        <w:t>.alert</w:t>
+      </w:r>
+      <w:proofErr w:type="gramEnd"/>
+      <w:r>
+        <w:rPr>
+          <w:rFonts w:ascii="Consolas" w:eastAsia="Times New Roman" w:hAnsi="Consolas" w:cs="Times New Roman"/>
+          <w:color w:val="800000"/>
+          <w:kern w:val="0"/>
+          <w:sz w:val="21"/>
+          <w:szCs w:val="21"/>
+          <w14:ligatures w14:val="none"/>
+        </w:rPr>
+        <w:t>-info-title</w:t>
+      </w:r>
+      <w:r>
+        <w:rPr>
+          <w:rFonts w:ascii="Consolas" w:eastAsia="Times New Roman" w:hAnsi="Consolas" w:cs="Times New Roman"/>
+          <w:color w:val="3B3B3B"/>
+          <w:kern w:val="0"/>
+          <w:sz w:val="21"/>
+          <w:szCs w:val="21"/>
+          <w14:ligatures w14:val="none"/>
+        </w:rPr>
+        <w:t xml:space="preserve"> {</w:t>
+      </w:r>
+    </w:p>
+    <w:p>
+      <w:pPr>
+        <w:shd w:val="clear" w:color="auto" w:fill="FFFFFF"/>
+        <w:spacing w:after="0" w:line="285" w:lineRule="atLeast"/>
+        <w:rPr>
+          <w:rFonts w:ascii="Consolas" w:eastAsia="Times New Roman" w:hAnsi="Consolas" w:cs="Times New Roman"/>
+          <w:color w:val="3B3B3B"/>
+          <w:kern w:val="0"/>
+          <w:sz w:val="21"/>
+          <w:szCs w:val="21"/>
+          <w14:ligatures w14:val="none"/>
+        </w:rPr>
+      </w:pPr>
+      <w:r>
+        <w:rPr>
+          <w:rFonts w:ascii="Consolas" w:eastAsia="Times New Roman" w:hAnsi="Consolas" w:cs="Times New Roman"/>
+          <w:color w:val="3B3B3B"/>
+          <w:kern w:val="0"/>
+          <w:sz w:val="21"/>
+          <w:szCs w:val="21"/>
+          <w14:ligatures w14:val="none"/>
+        </w:rPr>
+        <w:t xml:space="preserve">        </w:t>
+      </w:r>
+      <w:r>
+        <w:rPr>
+          <w:rFonts w:ascii="Consolas" w:eastAsia="Times New Roman" w:hAnsi="Consolas" w:cs="Times New Roman"/>
+          <w:color w:val="AF00DB"/>
+          <w:kern w:val="0"/>
+          <w:sz w:val="21"/>
+          <w:szCs w:val="21"/>
+          <w14:ligatures w14:val="none"/>
+        </w:rPr>
+        <w:t>@apply</w:t>
+      </w:r>
+      <w:r>
+        <w:rPr>
+          <w:rFonts w:ascii="Consolas" w:eastAsia="Times New Roman" w:hAnsi="Consolas" w:cs="Times New Roman"/>
+          <w:color w:val="3B3B3B"/>
+          <w:kern w:val="0"/>
+          <w:sz w:val="21"/>
+          <w:szCs w:val="21"/>
+          <w14:ligatures w14:val="none"/>
+        </w:rPr>
+        <w:t xml:space="preserve"> </w:t>
+      </w:r>
+      <w:r>
+        <w:rPr>
+          <w:rFonts w:ascii="Consolas" w:eastAsia="Times New Roman" w:hAnsi="Consolas" w:cs="Times New Roman"/>
+          <w:color w:val="800000"/>
+          <w:kern w:val="0"/>
+          <w:sz w:val="21"/>
+          <w:szCs w:val="21"/>
+          <w14:ligatures w14:val="none"/>
+        </w:rPr>
+        <w:t>text-blue-500</w:t>
+      </w:r>
+    </w:p>
+    <w:p>
+      <w:pPr>
+        <w:shd w:val="clear" w:color="auto" w:fill="FFFFFF"/>
+        <w:spacing w:after="0" w:line="285" w:lineRule="atLeast"/>
+        <w:rPr>
+          <w:rFonts w:ascii="Consolas" w:eastAsia="Times New Roman" w:hAnsi="Consolas" w:cs="Times New Roman"/>
+          <w:color w:val="3B3B3B"/>
+          <w:kern w:val="0"/>
+          <w:sz w:val="21"/>
+          <w:szCs w:val="21"/>
+          <w14:ligatures w14:val="none"/>
+        </w:rPr>
+      </w:pPr>
+      <w:r>
+        <w:rPr>
+          <w:rFonts w:ascii="Consolas" w:eastAsia="Times New Roman" w:hAnsi="Consolas" w:cs="Times New Roman"/>
+          <w:color w:val="3B3B3B"/>
+          <w:kern w:val="0"/>
+          <w:sz w:val="21"/>
+          <w:szCs w:val="21"/>
+          <w14:ligatures w14:val="none"/>
+        </w:rPr>
+        <w:t>    }</w:t>
+      </w:r>
+    </w:p>
+    <w:p>
+      <w:pPr>
+        <w:shd w:val="clear" w:color="auto" w:fill="FFFFFF"/>
+        <w:spacing w:after="0" w:line="285" w:lineRule="atLeast"/>
+        <w:rPr>
+          <w:rFonts w:ascii="Consolas" w:eastAsia="Times New Roman" w:hAnsi="Consolas" w:cs="Times New Roman"/>
+          <w:color w:val="3B3B3B"/>
+          <w:kern w:val="0"/>
+          <w:sz w:val="21"/>
+          <w:szCs w:val="21"/>
+          <w14:ligatures w14:val="none"/>
+        </w:rPr>
+      </w:pPr>
+    </w:p>
+    <w:p>
+      <w:pPr>
+        <w:shd w:val="clear" w:color="auto" w:fill="FFFFFF"/>
+        <w:spacing w:after="0" w:line="285" w:lineRule="atLeast"/>
+        <w:rPr>
+          <w:rFonts w:ascii="Consolas" w:eastAsia="Times New Roman" w:hAnsi="Consolas" w:cs="Times New Roman"/>
+          <w:color w:val="3B3B3B"/>
+          <w:kern w:val="0"/>
+          <w:sz w:val="21"/>
+          <w:szCs w:val="21"/>
+          <w14:ligatures w14:val="none"/>
+        </w:rPr>
+      </w:pPr>
+      <w:r>
+        <w:rPr>
+          <w:rFonts w:ascii="Consolas" w:eastAsia="Times New Roman" w:hAnsi="Consolas" w:cs="Times New Roman"/>
+          <w:color w:val="3B3B3B"/>
+          <w:kern w:val="0"/>
+          <w:sz w:val="21"/>
+          <w:szCs w:val="21"/>
+          <w14:ligatures w14:val="none"/>
+        </w:rPr>
+        <w:t xml:space="preserve">    </w:t>
+      </w:r>
+      <w:proofErr w:type="gramStart"/>
+      <w:r>
+        <w:rPr>
+          <w:rFonts w:ascii="Consolas" w:eastAsia="Times New Roman" w:hAnsi="Consolas" w:cs="Times New Roman"/>
+          <w:color w:val="800000"/>
+          <w:kern w:val="0"/>
+          <w:sz w:val="21"/>
+          <w:szCs w:val="21"/>
+          <w14:ligatures w14:val="none"/>
+        </w:rPr>
+        <w:t>.alert</w:t>
+      </w:r>
+      <w:proofErr w:type="gramEnd"/>
+      <w:r>
+        <w:rPr>
+          <w:rFonts w:ascii="Consolas" w:eastAsia="Times New Roman" w:hAnsi="Consolas" w:cs="Times New Roman"/>
+          <w:color w:val="800000"/>
+          <w:kern w:val="0"/>
+          <w:sz w:val="21"/>
+          <w:szCs w:val="21"/>
+          <w14:ligatures w14:val="none"/>
+        </w:rPr>
+        <w:t>-info-content</w:t>
+      </w:r>
+      <w:r>
+        <w:rPr>
+          <w:rFonts w:ascii="Consolas" w:eastAsia="Times New Roman" w:hAnsi="Consolas" w:cs="Times New Roman"/>
+          <w:color w:val="3B3B3B"/>
+          <w:kern w:val="0"/>
+          <w:sz w:val="21"/>
+          <w:szCs w:val="21"/>
+          <w14:ligatures w14:val="none"/>
+        </w:rPr>
+        <w:t xml:space="preserve"> {</w:t>
+      </w:r>
+    </w:p>
+    <w:p>
+      <w:pPr>
+        <w:shd w:val="clear" w:color="auto" w:fill="FFFFFF"/>
+        <w:spacing w:after="0" w:line="285" w:lineRule="atLeast"/>
+        <w:rPr>
+          <w:rFonts w:ascii="Consolas" w:eastAsia="Times New Roman" w:hAnsi="Consolas" w:cs="Times New Roman"/>
+          <w:color w:val="3B3B3B"/>
+          <w:kern w:val="0"/>
+          <w:sz w:val="21"/>
+          <w:szCs w:val="21"/>
+          <w14:ligatures w14:val="none"/>
+        </w:rPr>
+      </w:pPr>
+      <w:r>
+        <w:rPr>
+          <w:rFonts w:ascii="Consolas" w:eastAsia="Times New Roman" w:hAnsi="Consolas" w:cs="Times New Roman"/>
+          <w:color w:val="3B3B3B"/>
+          <w:kern w:val="0"/>
+          <w:sz w:val="21"/>
+          <w:szCs w:val="21"/>
+          <w14:ligatures w14:val="none"/>
+        </w:rPr>
+        <w:t xml:space="preserve">        </w:t>
+      </w:r>
+      <w:r>
+        <w:rPr>
+          <w:rFonts w:ascii="Consolas" w:eastAsia="Times New Roman" w:hAnsi="Consolas" w:cs="Times New Roman"/>
+          <w:color w:val="AF00DB"/>
+          <w:kern w:val="0"/>
+          <w:sz w:val="21"/>
+          <w:szCs w:val="21"/>
+          <w14:ligatures w14:val="none"/>
+        </w:rPr>
+        <w:t>@apply</w:t>
+      </w:r>
+      <w:r>
+        <w:rPr>
+          <w:rFonts w:ascii="Consolas" w:eastAsia="Times New Roman" w:hAnsi="Consolas" w:cs="Times New Roman"/>
+          <w:color w:val="3B3B3B"/>
+          <w:kern w:val="0"/>
+          <w:sz w:val="21"/>
+          <w:szCs w:val="21"/>
+          <w14:ligatures w14:val="none"/>
+        </w:rPr>
+        <w:t xml:space="preserve"> </w:t>
+      </w:r>
+      <w:r>
+        <w:rPr>
+          <w:rFonts w:ascii="Consolas" w:eastAsia="Times New Roman" w:hAnsi="Consolas" w:cs="Times New Roman"/>
+          <w:color w:val="800000"/>
+          <w:kern w:val="0"/>
+          <w:sz w:val="21"/>
+          <w:szCs w:val="21"/>
+          <w14:ligatures w14:val="none"/>
+        </w:rPr>
+        <w:t>text-blue-800</w:t>
+      </w:r>
+    </w:p>
+    <w:p>
+      <w:pPr>
+        <w:shd w:val="clear" w:color="auto" w:fill="FFFFFF"/>
+        <w:spacing w:after="0" w:line="285" w:lineRule="atLeast"/>
+        <w:rPr>
+          <w:rFonts w:ascii="Consolas" w:eastAsia="Times New Roman" w:hAnsi="Consolas" w:cs="Times New Roman"/>
+          <w:color w:val="3B3B3B"/>
+          <w:kern w:val="0"/>
+          <w:sz w:val="21"/>
+          <w:szCs w:val="21"/>
+          <w14:ligatures w14:val="none"/>
+        </w:rPr>
+      </w:pPr>
+      <w:r>
+        <w:rPr>
+          <w:rFonts w:ascii="Consolas" w:eastAsia="Times New Roman" w:hAnsi="Consolas" w:cs="Times New Roman"/>
+          <w:color w:val="3B3B3B"/>
+          <w:kern w:val="0"/>
+          <w:sz w:val="21"/>
+          <w:szCs w:val="21"/>
+          <w14:ligatures w14:val="none"/>
+        </w:rPr>
+        <w:t>    }</w:t>
+      </w:r>
+    </w:p>
+    <w:p>
+      <w:pPr>
+        <w:shd w:val="clear" w:color="auto" w:fill="FFFFFF"/>
+        <w:spacing w:after="0" w:line="285" w:lineRule="atLeast"/>
+        <w:rPr>
+          <w:rFonts w:ascii="Consolas" w:eastAsia="Times New Roman" w:hAnsi="Consolas" w:cs="Times New Roman"/>
+          <w:color w:val="3B3B3B"/>
+          <w:kern w:val="0"/>
+          <w:sz w:val="21"/>
+          <w:szCs w:val="21"/>
+          <w14:ligatures w14:val="none"/>
+        </w:rPr>
+      </w:pPr>
+    </w:p>
+    <w:p>
+      <w:pPr>
+        <w:shd w:val="clear" w:color="auto" w:fill="FFFFFF"/>
+        <w:spacing w:after="0" w:line="285" w:lineRule="atLeast"/>
+        <w:rPr>
+          <w:rFonts w:ascii="Consolas" w:eastAsia="Times New Roman" w:hAnsi="Consolas" w:cs="Times New Roman"/>
+          <w:color w:val="3B3B3B"/>
+          <w:kern w:val="0"/>
+          <w:sz w:val="21"/>
+          <w:szCs w:val="21"/>
+          <w14:ligatures w14:val="none"/>
+        </w:rPr>
+      </w:pPr>
+      <w:r>
+        <w:rPr>
+          <w:rFonts w:ascii="Consolas" w:eastAsia="Times New Roman" w:hAnsi="Consolas" w:cs="Times New Roman"/>
+          <w:color w:val="3B3B3B"/>
+          <w:kern w:val="0"/>
+          <w:sz w:val="21"/>
+          <w:szCs w:val="21"/>
+          <w14:ligatures w14:val="none"/>
+        </w:rPr>
+        <w:t xml:space="preserve">    </w:t>
+      </w:r>
+      <w:proofErr w:type="gramStart"/>
+      <w:r>
+        <w:rPr>
+          <w:rFonts w:ascii="Consolas" w:eastAsia="Times New Roman" w:hAnsi="Consolas" w:cs="Times New Roman"/>
+          <w:color w:val="800000"/>
+          <w:kern w:val="0"/>
+          <w:sz w:val="21"/>
+          <w:szCs w:val="21"/>
+          <w14:ligatures w14:val="none"/>
+        </w:rPr>
+        <w:t>.alert</w:t>
+      </w:r>
+      <w:proofErr w:type="gramEnd"/>
+      <w:r>
+        <w:rPr>
+          <w:rFonts w:ascii="Consolas" w:eastAsia="Times New Roman" w:hAnsi="Consolas" w:cs="Times New Roman"/>
+          <w:color w:val="800000"/>
+          <w:kern w:val="0"/>
+          <w:sz w:val="21"/>
+          <w:szCs w:val="21"/>
+          <w14:ligatures w14:val="none"/>
+        </w:rPr>
+        <w:t>-warning</w:t>
+      </w:r>
+      <w:r>
+        <w:rPr>
+          <w:rFonts w:ascii="Consolas" w:eastAsia="Times New Roman" w:hAnsi="Consolas" w:cs="Times New Roman"/>
+          <w:color w:val="3B3B3B"/>
+          <w:kern w:val="0"/>
+          <w:sz w:val="21"/>
+          <w:szCs w:val="21"/>
+          <w14:ligatures w14:val="none"/>
+        </w:rPr>
+        <w:t xml:space="preserve"> {</w:t>
+      </w:r>
+    </w:p>
+    <w:p>
+      <w:pPr>
+        <w:shd w:val="clear" w:color="auto" w:fill="FFFFFF"/>
+        <w:spacing w:after="0" w:line="285" w:lineRule="atLeast"/>
+        <w:rPr>
+          <w:rFonts w:ascii="Consolas" w:eastAsia="Times New Roman" w:hAnsi="Consolas" w:cs="Times New Roman"/>
+          <w:color w:val="3B3B3B"/>
+          <w:kern w:val="0"/>
+          <w:sz w:val="21"/>
+          <w:szCs w:val="21"/>
+          <w14:ligatures w14:val="none"/>
+        </w:rPr>
+      </w:pPr>
+      <w:r>
+        <w:rPr>
+          <w:rFonts w:ascii="Consolas" w:eastAsia="Times New Roman" w:hAnsi="Consolas" w:cs="Times New Roman"/>
+          <w:color w:val="3B3B3B"/>
+          <w:kern w:val="0"/>
+          <w:sz w:val="21"/>
+          <w:szCs w:val="21"/>
+          <w14:ligatures w14:val="none"/>
+        </w:rPr>
+        <w:t xml:space="preserve">        </w:t>
+      </w:r>
+      <w:r>
+        <w:rPr>
+          <w:rFonts w:ascii="Consolas" w:eastAsia="Times New Roman" w:hAnsi="Consolas" w:cs="Times New Roman"/>
+          <w:color w:val="AF00DB"/>
+          <w:kern w:val="0"/>
+          <w:sz w:val="21"/>
+          <w:szCs w:val="21"/>
+          <w14:ligatures w14:val="none"/>
+        </w:rPr>
+        <w:t>@apply</w:t>
+      </w:r>
+      <w:r>
+        <w:rPr>
+          <w:rFonts w:ascii="Consolas" w:eastAsia="Times New Roman" w:hAnsi="Consolas" w:cs="Times New Roman"/>
+          <w:color w:val="3B3B3B"/>
+          <w:kern w:val="0"/>
+          <w:sz w:val="21"/>
+          <w:szCs w:val="21"/>
+          <w14:ligatures w14:val="none"/>
+        </w:rPr>
+        <w:t xml:space="preserve"> </w:t>
+      </w:r>
+      <w:r>
+        <w:rPr>
+          <w:rFonts w:ascii="Consolas" w:eastAsia="Times New Roman" w:hAnsi="Consolas" w:cs="Times New Roman"/>
+          <w:color w:val="800000"/>
+          <w:kern w:val="0"/>
+          <w:sz w:val="21"/>
+          <w:szCs w:val="21"/>
+          <w14:ligatures w14:val="none"/>
+        </w:rPr>
+        <w:t>bg-red-100</w:t>
+      </w:r>
+      <w:r>
+        <w:rPr>
+          <w:rFonts w:ascii="Consolas" w:eastAsia="Times New Roman" w:hAnsi="Consolas" w:cs="Times New Roman"/>
+          <w:color w:val="3B3B3B"/>
+          <w:kern w:val="0"/>
+          <w:sz w:val="21"/>
+          <w:szCs w:val="21"/>
+          <w14:ligatures w14:val="none"/>
+        </w:rPr>
+        <w:t xml:space="preserve"> </w:t>
+      </w:r>
+      <w:r>
+        <w:rPr>
+          <w:rFonts w:ascii="Consolas" w:eastAsia="Times New Roman" w:hAnsi="Consolas" w:cs="Times New Roman"/>
+          <w:color w:val="800000"/>
+          <w:kern w:val="0"/>
+          <w:sz w:val="21"/>
+          <w:szCs w:val="21"/>
+          <w14:ligatures w14:val="none"/>
+        </w:rPr>
+        <w:t>border-red-500</w:t>
+      </w:r>
+    </w:p>
+    <w:p>
+      <w:pPr>
+        <w:shd w:val="clear" w:color="auto" w:fill="FFFFFF"/>
+        <w:spacing w:after="0" w:line="285" w:lineRule="atLeast"/>
+        <w:rPr>
+          <w:rFonts w:ascii="Consolas" w:eastAsia="Times New Roman" w:hAnsi="Consolas" w:cs="Times New Roman"/>
+          <w:color w:val="3B3B3B"/>
+          <w:kern w:val="0"/>
+          <w:sz w:val="21"/>
+          <w:szCs w:val="21"/>
+          <w14:ligatures w14:val="none"/>
+        </w:rPr>
+      </w:pPr>
+      <w:r>
+        <w:rPr>
+          <w:rFonts w:ascii="Consolas" w:eastAsia="Times New Roman" w:hAnsi="Consolas" w:cs="Times New Roman"/>
+          <w:color w:val="3B3B3B"/>
+          <w:kern w:val="0"/>
+          <w:sz w:val="21"/>
+          <w:szCs w:val="21"/>
+          <w14:ligatures w14:val="none"/>
+        </w:rPr>
+        <w:t>    }</w:t>
+      </w:r>
+    </w:p>
+    <w:p>
+      <w:pPr>
+        <w:shd w:val="clear" w:color="auto" w:fill="FFFFFF"/>
+        <w:spacing w:after="0" w:line="285" w:lineRule="atLeast"/>
+        <w:rPr>
+          <w:rFonts w:ascii="Consolas" w:eastAsia="Times New Roman" w:hAnsi="Consolas" w:cs="Times New Roman"/>
+          <w:color w:val="3B3B3B"/>
+          <w:kern w:val="0"/>
+          <w:sz w:val="21"/>
+          <w:szCs w:val="21"/>
+          <w14:ligatures w14:val="none"/>
+        </w:rPr>
+      </w:pPr>
+    </w:p>
+    <w:p>
+      <w:pPr>
+        <w:shd w:val="clear" w:color="auto" w:fill="FFFFFF"/>
+        <w:spacing w:after="0" w:line="285" w:lineRule="atLeast"/>
+        <w:rPr>
+          <w:rFonts w:ascii="Consolas" w:eastAsia="Times New Roman" w:hAnsi="Consolas" w:cs="Times New Roman"/>
+          <w:color w:val="3B3B3B"/>
+          <w:kern w:val="0"/>
+          <w:sz w:val="21"/>
+          <w:szCs w:val="21"/>
+          <w14:ligatures w14:val="none"/>
+        </w:rPr>
+      </w:pPr>
+      <w:r>
+        <w:rPr>
+          <w:rFonts w:ascii="Consolas" w:eastAsia="Times New Roman" w:hAnsi="Consolas" w:cs="Times New Roman"/>
+          <w:color w:val="3B3B3B"/>
+          <w:kern w:val="0"/>
+          <w:sz w:val="21"/>
+          <w:szCs w:val="21"/>
+          <w14:ligatures w14:val="none"/>
+        </w:rPr>
+        <w:t xml:space="preserve">    </w:t>
+      </w:r>
+      <w:proofErr w:type="gramStart"/>
+      <w:r>
+        <w:rPr>
+          <w:rFonts w:ascii="Consolas" w:eastAsia="Times New Roman" w:hAnsi="Consolas" w:cs="Times New Roman"/>
+          <w:color w:val="800000"/>
+          <w:kern w:val="0"/>
+          <w:sz w:val="21"/>
+          <w:szCs w:val="21"/>
+          <w14:ligatures w14:val="none"/>
+        </w:rPr>
+        <w:t>.alert</w:t>
+      </w:r>
+      <w:proofErr w:type="gramEnd"/>
+      <w:r>
+        <w:rPr>
+          <w:rFonts w:ascii="Consolas" w:eastAsia="Times New Roman" w:hAnsi="Consolas" w:cs="Times New Roman"/>
+          <w:color w:val="800000"/>
+          <w:kern w:val="0"/>
+          <w:sz w:val="21"/>
+          <w:szCs w:val="21"/>
+          <w14:ligatures w14:val="none"/>
+        </w:rPr>
+        <w:t>-warning-title</w:t>
+      </w:r>
+      <w:r>
+        <w:rPr>
+          <w:rFonts w:ascii="Consolas" w:eastAsia="Times New Roman" w:hAnsi="Consolas" w:cs="Times New Roman"/>
+          <w:color w:val="3B3B3B"/>
+          <w:kern w:val="0"/>
+          <w:sz w:val="21"/>
+          <w:szCs w:val="21"/>
+          <w14:ligatures w14:val="none"/>
+        </w:rPr>
+        <w:t xml:space="preserve"> {</w:t>
+      </w:r>
+    </w:p>
+    <w:p>
+      <w:pPr>
+        <w:shd w:val="clear" w:color="auto" w:fill="FFFFFF"/>
+        <w:spacing w:after="0" w:line="285" w:lineRule="atLeast"/>
+        <w:rPr>
+          <w:rFonts w:ascii="Consolas" w:eastAsia="Times New Roman" w:hAnsi="Consolas" w:cs="Times New Roman"/>
+          <w:color w:val="3B3B3B"/>
+          <w:kern w:val="0"/>
+          <w:sz w:val="21"/>
+          <w:szCs w:val="21"/>
+          <w14:ligatures w14:val="none"/>
+        </w:rPr>
+      </w:pPr>
+      <w:r>
+        <w:rPr>
+          <w:rFonts w:ascii="Consolas" w:eastAsia="Times New Roman" w:hAnsi="Consolas" w:cs="Times New Roman"/>
+          <w:color w:val="3B3B3B"/>
+          <w:kern w:val="0"/>
+          <w:sz w:val="21"/>
+          <w:szCs w:val="21"/>
+          <w14:ligatures w14:val="none"/>
+        </w:rPr>
+        <w:t xml:space="preserve">        </w:t>
+      </w:r>
+      <w:r>
+        <w:rPr>
+          <w:rFonts w:ascii="Consolas" w:eastAsia="Times New Roman" w:hAnsi="Consolas" w:cs="Times New Roman"/>
+          <w:color w:val="AF00DB"/>
+          <w:kern w:val="0"/>
+          <w:sz w:val="21"/>
+          <w:szCs w:val="21"/>
+          <w14:ligatures w14:val="none"/>
+        </w:rPr>
+        <w:t>@apply</w:t>
+      </w:r>
+      <w:r>
+        <w:rPr>
+          <w:rFonts w:ascii="Consolas" w:eastAsia="Times New Roman" w:hAnsi="Consolas" w:cs="Times New Roman"/>
+          <w:color w:val="3B3B3B"/>
+          <w:kern w:val="0"/>
+          <w:sz w:val="21"/>
+          <w:szCs w:val="21"/>
+          <w14:ligatures w14:val="none"/>
+        </w:rPr>
+        <w:t xml:space="preserve"> </w:t>
+      </w:r>
+      <w:r>
+        <w:rPr>
+          <w:rFonts w:ascii="Consolas" w:eastAsia="Times New Roman" w:hAnsi="Consolas" w:cs="Times New Roman"/>
+          <w:color w:val="800000"/>
+          <w:kern w:val="0"/>
+          <w:sz w:val="21"/>
+          <w:szCs w:val="21"/>
+          <w14:ligatures w14:val="none"/>
+        </w:rPr>
+        <w:t>text-red-500</w:t>
+      </w:r>
+    </w:p>
+    <w:p>
+      <w:pPr>
+        <w:shd w:val="clear" w:color="auto" w:fill="FFFFFF"/>
+        <w:spacing w:after="0" w:line="285" w:lineRule="atLeast"/>
+        <w:rPr>
+          <w:rFonts w:ascii="Consolas" w:eastAsia="Times New Roman" w:hAnsi="Consolas" w:cs="Times New Roman"/>
+          <w:color w:val="3B3B3B"/>
+          <w:kern w:val="0"/>
+          <w:sz w:val="21"/>
+          <w:szCs w:val="21"/>
+          <w14:ligatures w14:val="none"/>
+        </w:rPr>
+      </w:pPr>
+      <w:r>
+        <w:rPr>
+          <w:rFonts w:ascii="Consolas" w:eastAsia="Times New Roman" w:hAnsi="Consolas" w:cs="Times New Roman"/>
+          <w:color w:val="3B3B3B"/>
+          <w:kern w:val="0"/>
+          <w:sz w:val="21"/>
+          <w:szCs w:val="21"/>
+          <w14:ligatures w14:val="none"/>
+        </w:rPr>
+        <w:t>    }</w:t>
+      </w:r>
+    </w:p>
+    <w:p>
+      <w:pPr>
+        <w:shd w:val="clear" w:color="auto" w:fill="FFFFFF"/>
+        <w:spacing w:after="0" w:line="285" w:lineRule="atLeast"/>
+        <w:rPr>
+          <w:rFonts w:ascii="Consolas" w:eastAsia="Times New Roman" w:hAnsi="Consolas" w:cs="Times New Roman"/>
+          <w:color w:val="3B3B3B"/>
+          <w:kern w:val="0"/>
+          <w:sz w:val="21"/>
+          <w:szCs w:val="21"/>
+          <w14:ligatures w14:val="none"/>
+        </w:rPr>
+      </w:pPr>
+    </w:p>
+    <w:p>
+      <w:pPr>
+        <w:shd w:val="clear" w:color="auto" w:fill="FFFFFF"/>
+        <w:spacing w:after="0" w:line="285" w:lineRule="atLeast"/>
+        <w:rPr>
+          <w:rFonts w:ascii="Consolas" w:eastAsia="Times New Roman" w:hAnsi="Consolas" w:cs="Times New Roman"/>
+          <w:color w:val="3B3B3B"/>
+          <w:kern w:val="0"/>
+          <w:sz w:val="21"/>
+          <w:szCs w:val="21"/>
+          <w14:ligatures w14:val="none"/>
+        </w:rPr>
+      </w:pPr>
+      <w:r>
+        <w:rPr>
+          <w:rFonts w:ascii="Consolas" w:eastAsia="Times New Roman" w:hAnsi="Consolas" w:cs="Times New Roman"/>
+          <w:color w:val="3B3B3B"/>
+          <w:kern w:val="0"/>
+          <w:sz w:val="21"/>
+          <w:szCs w:val="21"/>
+          <w14:ligatures w14:val="none"/>
+        </w:rPr>
+        <w:t xml:space="preserve">    </w:t>
+      </w:r>
+      <w:proofErr w:type="gramStart"/>
+      <w:r>
+        <w:rPr>
+          <w:rFonts w:ascii="Consolas" w:eastAsia="Times New Roman" w:hAnsi="Consolas" w:cs="Times New Roman"/>
+          <w:color w:val="800000"/>
+          <w:kern w:val="0"/>
+          <w:sz w:val="21"/>
+          <w:szCs w:val="21"/>
+          <w14:ligatures w14:val="none"/>
+        </w:rPr>
+        <w:t>.alert</w:t>
+      </w:r>
+      <w:proofErr w:type="gramEnd"/>
+      <w:r>
+        <w:rPr>
+          <w:rFonts w:ascii="Consolas" w:eastAsia="Times New Roman" w:hAnsi="Consolas" w:cs="Times New Roman"/>
+          <w:color w:val="800000"/>
+          <w:kern w:val="0"/>
+          <w:sz w:val="21"/>
+          <w:szCs w:val="21"/>
+          <w14:ligatures w14:val="none"/>
+        </w:rPr>
+        <w:t>-warning-content</w:t>
+      </w:r>
+      <w:r>
+        <w:rPr>
+          <w:rFonts w:ascii="Consolas" w:eastAsia="Times New Roman" w:hAnsi="Consolas" w:cs="Times New Roman"/>
+          <w:color w:val="3B3B3B"/>
+          <w:kern w:val="0"/>
+          <w:sz w:val="21"/>
+          <w:szCs w:val="21"/>
+          <w14:ligatures w14:val="none"/>
+        </w:rPr>
+        <w:t xml:space="preserve"> {</w:t>
+      </w:r>
+    </w:p>
+    <w:p>
+      <w:pPr>
+        <w:shd w:val="clear" w:color="auto" w:fill="FFFFFF"/>
+        <w:spacing w:after="0" w:line="285" w:lineRule="atLeast"/>
+        <w:rPr>
+          <w:rFonts w:ascii="Consolas" w:eastAsia="Times New Roman" w:hAnsi="Consolas" w:cs="Times New Roman"/>
+          <w:color w:val="3B3B3B"/>
+          <w:kern w:val="0"/>
+          <w:sz w:val="21"/>
+          <w:szCs w:val="21"/>
+          <w14:ligatures w14:val="none"/>
+        </w:rPr>
+      </w:pPr>
+      <w:r>
+        <w:rPr>
+          <w:rFonts w:ascii="Consolas" w:eastAsia="Times New Roman" w:hAnsi="Consolas" w:cs="Times New Roman"/>
+          <w:color w:val="3B3B3B"/>
+          <w:kern w:val="0"/>
+          <w:sz w:val="21"/>
+          <w:szCs w:val="21"/>
+          <w14:ligatures w14:val="none"/>
+        </w:rPr>
+        <w:t xml:space="preserve">        </w:t>
+      </w:r>
+      <w:r>
+        <w:rPr>
+          <w:rFonts w:ascii="Consolas" w:eastAsia="Times New Roman" w:hAnsi="Consolas" w:cs="Times New Roman"/>
+          <w:color w:val="AF00DB"/>
+          <w:kern w:val="0"/>
+          <w:sz w:val="21"/>
+          <w:szCs w:val="21"/>
+          <w14:ligatures w14:val="none"/>
+        </w:rPr>
+        <w:t>@apply</w:t>
+      </w:r>
+      <w:r>
+        <w:rPr>
+          <w:rFonts w:ascii="Consolas" w:eastAsia="Times New Roman" w:hAnsi="Consolas" w:cs="Times New Roman"/>
+          <w:color w:val="3B3B3B"/>
+          <w:kern w:val="0"/>
+          <w:sz w:val="21"/>
+          <w:szCs w:val="21"/>
+          <w14:ligatures w14:val="none"/>
+        </w:rPr>
+        <w:t xml:space="preserve"> </w:t>
+      </w:r>
+      <w:r>
+        <w:rPr>
+          <w:rFonts w:ascii="Consolas" w:eastAsia="Times New Roman" w:hAnsi="Consolas" w:cs="Times New Roman"/>
+          <w:color w:val="800000"/>
+          <w:kern w:val="0"/>
+          <w:sz w:val="21"/>
+          <w:szCs w:val="21"/>
+          <w14:ligatures w14:val="none"/>
+        </w:rPr>
+        <w:t>text-red-800</w:t>
+      </w:r>
+    </w:p>
+    <w:p>
+      <w:pPr>
+        <w:shd w:val="clear" w:color="auto" w:fill="FFFFFF"/>
+        <w:spacing w:after="0" w:line="285" w:lineRule="atLeast"/>
+        <w:rPr>
+          <w:rFonts w:ascii="Consolas" w:eastAsia="Times New Roman" w:hAnsi="Consolas" w:cs="Times New Roman"/>
+          <w:color w:val="3B3B3B"/>
+          <w:kern w:val="0"/>
+          <w:sz w:val="21"/>
+          <w:szCs w:val="21"/>
+          <w14:ligatures w14:val="none"/>
+        </w:rPr>
+      </w:pPr>
+      <w:r>
+        <w:rPr>
+          <w:rFonts w:ascii="Consolas" w:eastAsia="Times New Roman" w:hAnsi="Consolas" w:cs="Times New Roman"/>
+          <w:color w:val="3B3B3B"/>
+          <w:kern w:val="0"/>
+          <w:sz w:val="21"/>
+          <w:szCs w:val="21"/>
+          <w14:ligatures w14:val="none"/>
+        </w:rPr>
+        <w:t>    }</w:t>
+      </w:r>
+    </w:p>
+    <w:p>
+      <w:pPr>
+        <w:shd w:val="clear" w:color="auto" w:fill="FFFFFF"/>
+        <w:spacing w:after="0" w:line="285" w:lineRule="atLeast"/>
+        <w:rPr>
+          <w:rFonts w:ascii="Consolas" w:eastAsia="Times New Roman" w:hAnsi="Consolas" w:cs="Times New Roman"/>
+          <w:color w:val="3B3B3B"/>
+          <w:kern w:val="0"/>
+          <w:sz w:val="21"/>
+          <w:szCs w:val="21"/>
+          <w14:ligatures w14:val="none"/>
+        </w:rPr>
+      </w:pPr>
+      <w:r>
+        <w:rPr>
+          <w:rFonts w:ascii="Consolas" w:eastAsia="Times New Roman" w:hAnsi="Consolas" w:cs="Times New Roman"/>
+          <w:color w:val="3B3B3B"/>
+          <w:kern w:val="0"/>
+          <w:sz w:val="21"/>
+          <w:szCs w:val="21"/>
+          <w14:ligatures w14:val="none"/>
+        </w:rPr>
+        <w:t>}</w:t>
       </w:r>
     </w:p>
     <w:p>

--- a/Tailwindcss/Tailwindcss-notes-01.docx
+++ b/Tailwindcss/Tailwindcss-notes-01.docx
@@ -2520,7 +2520,6 @@
         </w:rPr>
         <w:t xml:space="preserve">    </w:t>
       </w:r>
-      <w:proofErr w:type="gramStart"/>
       <w:r>
         <w:rPr>
           <w:rFonts w:ascii="Consolas" w:eastAsia="Times New Roman" w:hAnsi="Consolas" w:cs="Times New Roman"/>
@@ -2532,7 +2531,6 @@
         </w:rPr>
         <w:t>.alert</w:t>
       </w:r>
-      <w:proofErr w:type="gramEnd"/>
       <w:r>
         <w:rPr>
           <w:rFonts w:ascii="Consolas" w:eastAsia="Times New Roman" w:hAnsi="Consolas" w:cs="Times New Roman"/>
@@ -2776,7 +2774,6 @@
         </w:rPr>
         <w:t xml:space="preserve">    </w:t>
       </w:r>
-      <w:proofErr w:type="gramStart"/>
       <w:r>
         <w:rPr>
           <w:rFonts w:ascii="Consolas" w:eastAsia="Times New Roman" w:hAnsi="Consolas" w:cs="Times New Roman"/>
@@ -2786,9 +2783,66 @@
           <w:szCs w:val="21"/>
           <w14:ligatures w14:val="none"/>
         </w:rPr>
-        <w:t>.alert</w:t>
-      </w:r>
-      <w:proofErr w:type="gramEnd"/>
+        <w:t>.alert-title</w:t>
+      </w:r>
+      <w:r>
+        <w:rPr>
+          <w:rFonts w:ascii="Consolas" w:eastAsia="Times New Roman" w:hAnsi="Consolas" w:cs="Times New Roman"/>
+          <w:color w:val="3B3B3B"/>
+          <w:kern w:val="0"/>
+          <w:sz w:val="21"/>
+          <w:szCs w:val="21"/>
+          <w14:ligatures w14:val="none"/>
+        </w:rPr>
+        <w:t xml:space="preserve"> {</w:t>
+      </w:r>
+    </w:p>
+    <w:p>
+      <w:pPr>
+        <w:shd w:val="clear" w:color="auto" w:fill="FFFFFF"/>
+        <w:spacing w:after="0" w:line="285" w:lineRule="atLeast"/>
+        <w:rPr>
+          <w:rFonts w:ascii="Consolas" w:eastAsia="Times New Roman" w:hAnsi="Consolas" w:cs="Times New Roman"/>
+          <w:color w:val="3B3B3B"/>
+          <w:kern w:val="0"/>
+          <w:sz w:val="21"/>
+          <w:szCs w:val="21"/>
+          <w14:ligatures w14:val="none"/>
+        </w:rPr>
+      </w:pPr>
+      <w:r>
+        <w:rPr>
+          <w:rFonts w:ascii="Consolas" w:eastAsia="Times New Roman" w:hAnsi="Consolas" w:cs="Times New Roman"/>
+          <w:color w:val="3B3B3B"/>
+          <w:kern w:val="0"/>
+          <w:sz w:val="21"/>
+          <w:szCs w:val="21"/>
+          <w14:ligatures w14:val="none"/>
+        </w:rPr>
+        <w:t xml:space="preserve">        </w:t>
+      </w:r>
+      <w:r>
+        <w:rPr>
+          <w:rFonts w:ascii="Consolas" w:eastAsia="Times New Roman" w:hAnsi="Consolas" w:cs="Times New Roman"/>
+          <w:color w:val="AF00DB"/>
+          <w:kern w:val="0"/>
+          <w:sz w:val="21"/>
+          <w:szCs w:val="21"/>
+          <w14:ligatures w14:val="none"/>
+        </w:rPr>
+        <w:t>@apply</w:t>
+      </w:r>
+      <w:r>
+        <w:rPr>
+          <w:rFonts w:ascii="Consolas" w:eastAsia="Times New Roman" w:hAnsi="Consolas" w:cs="Times New Roman"/>
+          <w:color w:val="3B3B3B"/>
+          <w:kern w:val="0"/>
+          <w:sz w:val="21"/>
+          <w:szCs w:val="21"/>
+          <w14:ligatures w14:val="none"/>
+        </w:rPr>
+        <w:t xml:space="preserve"> </w:t>
+      </w:r>
       <w:r>
         <w:rPr>
           <w:rFonts w:ascii="Consolas" w:eastAsia="Times New Roman" w:hAnsi="Consolas" w:cs="Times New Roman"/>
@@ -2798,7 +2852,126 @@
           <w:szCs w:val="21"/>
           <w14:ligatures w14:val="none"/>
         </w:rPr>
-        <w:t>-title</w:t>
+        <w:t>font-semibold</w:t>
+      </w:r>
+      <w:r>
+        <w:rPr>
+          <w:rFonts w:ascii="Consolas" w:eastAsia="Times New Roman" w:hAnsi="Consolas" w:cs="Times New Roman"/>
+          <w:color w:val="3B3B3B"/>
+          <w:kern w:val="0"/>
+          <w:sz w:val="21"/>
+          <w:szCs w:val="21"/>
+          <w14:ligatures w14:val="none"/>
+        </w:rPr>
+        <w:t xml:space="preserve"> </w:t>
+      </w:r>
+      <w:r>
+        <w:rPr>
+          <w:rFonts w:ascii="Consolas" w:eastAsia="Times New Roman" w:hAnsi="Consolas" w:cs="Times New Roman"/>
+          <w:color w:val="800000"/>
+          <w:kern w:val="0"/>
+          <w:sz w:val="21"/>
+          <w:szCs w:val="21"/>
+          <w14:ligatures w14:val="none"/>
+        </w:rPr>
+        <w:t>italic</w:t>
+      </w:r>
+      <w:r>
+        <w:rPr>
+          <w:rFonts w:ascii="Consolas" w:eastAsia="Times New Roman" w:hAnsi="Consolas" w:cs="Times New Roman"/>
+          <w:color w:val="3B3B3B"/>
+          <w:kern w:val="0"/>
+          <w:sz w:val="21"/>
+          <w:szCs w:val="21"/>
+          <w14:ligatures w14:val="none"/>
+        </w:rPr>
+        <w:t xml:space="preserve"> </w:t>
+      </w:r>
+      <w:r>
+        <w:rPr>
+          <w:rFonts w:ascii="Consolas" w:eastAsia="Times New Roman" w:hAnsi="Consolas" w:cs="Times New Roman"/>
+          <w:color w:val="800000"/>
+          <w:kern w:val="0"/>
+          <w:sz w:val="21"/>
+          <w:szCs w:val="21"/>
+          <w14:ligatures w14:val="none"/>
+        </w:rPr>
+        <w:t>text-lg</w:t>
+      </w:r>
+    </w:p>
+    <w:p>
+      <w:pPr>
+        <w:shd w:val="clear" w:color="auto" w:fill="FFFFFF"/>
+        <w:spacing w:after="0" w:line="285" w:lineRule="atLeast"/>
+        <w:rPr>
+          <w:rFonts w:ascii="Consolas" w:eastAsia="Times New Roman" w:hAnsi="Consolas" w:cs="Times New Roman"/>
+          <w:color w:val="3B3B3B"/>
+          <w:kern w:val="0"/>
+          <w:sz w:val="21"/>
+          <w:szCs w:val="21"/>
+          <w14:ligatures w14:val="none"/>
+        </w:rPr>
+      </w:pPr>
+      <w:r>
+        <w:rPr>
+          <w:rFonts w:ascii="Consolas" w:eastAsia="Times New Roman" w:hAnsi="Consolas" w:cs="Times New Roman"/>
+          <w:color w:val="3B3B3B"/>
+          <w:kern w:val="0"/>
+          <w:sz w:val="21"/>
+          <w:szCs w:val="21"/>
+          <w14:ligatures w14:val="none"/>
+        </w:rPr>
+        <w:t>    }</w:t>
+      </w:r>
+    </w:p>
+    <w:p>
+      <w:pPr>
+        <w:shd w:val="clear" w:color="auto" w:fill="FFFFFF"/>
+        <w:spacing w:after="0" w:line="285" w:lineRule="atLeast"/>
+        <w:rPr>
+          <w:rFonts w:ascii="Consolas" w:eastAsia="Times New Roman" w:hAnsi="Consolas" w:cs="Times New Roman"/>
+          <w:color w:val="3B3B3B"/>
+          <w:kern w:val="0"/>
+          <w:sz w:val="21"/>
+          <w:szCs w:val="21"/>
+          <w14:ligatures w14:val="none"/>
+        </w:rPr>
+      </w:pPr>
+    </w:p>
+    <w:p>
+      <w:pPr>
+        <w:shd w:val="clear" w:color="auto" w:fill="FFFFFF"/>
+        <w:spacing w:after="0" w:line="285" w:lineRule="atLeast"/>
+        <w:rPr>
+          <w:rFonts w:ascii="Consolas" w:eastAsia="Times New Roman" w:hAnsi="Consolas" w:cs="Times New Roman"/>
+          <w:color w:val="3B3B3B"/>
+          <w:kern w:val="0"/>
+          <w:sz w:val="21"/>
+          <w:szCs w:val="21"/>
+          <w14:ligatures w14:val="none"/>
+        </w:rPr>
+      </w:pPr>
+      <w:r>
+        <w:rPr>
+          <w:rFonts w:ascii="Consolas" w:eastAsia="Times New Roman" w:hAnsi="Consolas" w:cs="Times New Roman"/>
+          <w:color w:val="3B3B3B"/>
+          <w:kern w:val="0"/>
+          <w:sz w:val="21"/>
+          <w:szCs w:val="21"/>
+          <w14:ligatures w14:val="none"/>
+        </w:rPr>
+        <w:t xml:space="preserve">    </w:t>
+      </w:r>
+      <w:r>
+        <w:rPr>
+          <w:rFonts w:ascii="Consolas" w:eastAsia="Times New Roman" w:hAnsi="Consolas" w:cs="Times New Roman"/>
+          <w:color w:val="800000"/>
+          <w:kern w:val="0"/>
+          <w:sz w:val="21"/>
+          <w:szCs w:val="21"/>
+          <w14:ligatures w14:val="none"/>
+        </w:rPr>
+        <w:t>.alert-content</w:t>
       </w:r>
       <w:r>
         <w:rPr>
@@ -2867,7 +3040,7 @@
           <w:szCs w:val="21"/>
           <w14:ligatures w14:val="none"/>
         </w:rPr>
-        <w:t>font-semibold</w:t>
+        <w:t>leading-tight</w:t>
       </w:r>
       <w:r>
         <w:rPr>
@@ -2889,7 +3062,129 @@
           <w:szCs w:val="21"/>
           <w14:ligatures w14:val="none"/>
         </w:rPr>
-        <w:t>italic</w:t>
+        <w:t>text-sm</w:t>
+      </w:r>
+    </w:p>
+    <w:p>
+      <w:pPr>
+        <w:shd w:val="clear" w:color="auto" w:fill="FFFFFF"/>
+        <w:spacing w:after="0" w:line="285" w:lineRule="atLeast"/>
+        <w:rPr>
+          <w:rFonts w:ascii="Consolas" w:eastAsia="Times New Roman" w:hAnsi="Consolas" w:cs="Times New Roman"/>
+          <w:color w:val="3B3B3B"/>
+          <w:kern w:val="0"/>
+          <w:sz w:val="21"/>
+          <w:szCs w:val="21"/>
+          <w14:ligatures w14:val="none"/>
+        </w:rPr>
+      </w:pPr>
+      <w:r>
+        <w:rPr>
+          <w:rFonts w:ascii="Consolas" w:eastAsia="Times New Roman" w:hAnsi="Consolas" w:cs="Times New Roman"/>
+          <w:color w:val="3B3B3B"/>
+          <w:kern w:val="0"/>
+          <w:sz w:val="21"/>
+          <w:szCs w:val="21"/>
+          <w14:ligatures w14:val="none"/>
+        </w:rPr>
+        <w:t>    }</w:t>
+      </w:r>
+    </w:p>
+    <w:p>
+      <w:pPr>
+        <w:shd w:val="clear" w:color="auto" w:fill="FFFFFF"/>
+        <w:spacing w:after="0" w:line="285" w:lineRule="atLeast"/>
+        <w:rPr>
+          <w:rFonts w:ascii="Consolas" w:eastAsia="Times New Roman" w:hAnsi="Consolas" w:cs="Times New Roman"/>
+          <w:color w:val="3B3B3B"/>
+          <w:kern w:val="0"/>
+          <w:sz w:val="21"/>
+          <w:szCs w:val="21"/>
+          <w14:ligatures w14:val="none"/>
+        </w:rPr>
+      </w:pPr>
+    </w:p>
+    <w:p>
+      <w:pPr>
+        <w:shd w:val="clear" w:color="auto" w:fill="FFFFFF"/>
+        <w:spacing w:after="0" w:line="285" w:lineRule="atLeast"/>
+        <w:rPr>
+          <w:rFonts w:ascii="Consolas" w:eastAsia="Times New Roman" w:hAnsi="Consolas" w:cs="Times New Roman"/>
+          <w:color w:val="3B3B3B"/>
+          <w:kern w:val="0"/>
+          <w:sz w:val="21"/>
+          <w:szCs w:val="21"/>
+          <w14:ligatures w14:val="none"/>
+        </w:rPr>
+      </w:pPr>
+      <w:r>
+        <w:rPr>
+          <w:rFonts w:ascii="Consolas" w:eastAsia="Times New Roman" w:hAnsi="Consolas" w:cs="Times New Roman"/>
+          <w:color w:val="3B3B3B"/>
+          <w:kern w:val="0"/>
+          <w:sz w:val="21"/>
+          <w:szCs w:val="21"/>
+          <w14:ligatures w14:val="none"/>
+        </w:rPr>
+        <w:t xml:space="preserve">    </w:t>
+      </w:r>
+      <w:r>
+        <w:rPr>
+          <w:rFonts w:ascii="Consolas" w:eastAsia="Times New Roman" w:hAnsi="Consolas" w:cs="Times New Roman"/>
+          <w:color w:val="800000"/>
+          <w:kern w:val="0"/>
+          <w:sz w:val="21"/>
+          <w:szCs w:val="21"/>
+          <w14:ligatures w14:val="none"/>
+        </w:rPr>
+        <w:t>.alert-info</w:t>
+      </w:r>
+      <w:r>
+        <w:rPr>
+          <w:rFonts w:ascii="Consolas" w:eastAsia="Times New Roman" w:hAnsi="Consolas" w:cs="Times New Roman"/>
+          <w:color w:val="3B3B3B"/>
+          <w:kern w:val="0"/>
+          <w:sz w:val="21"/>
+          <w:szCs w:val="21"/>
+          <w14:ligatures w14:val="none"/>
+        </w:rPr>
+        <w:t xml:space="preserve"> {</w:t>
+      </w:r>
+    </w:p>
+    <w:p>
+      <w:pPr>
+        <w:shd w:val="clear" w:color="auto" w:fill="FFFFFF"/>
+        <w:spacing w:after="0" w:line="285" w:lineRule="atLeast"/>
+        <w:rPr>
+          <w:rFonts w:ascii="Consolas" w:eastAsia="Times New Roman" w:hAnsi="Consolas" w:cs="Times New Roman"/>
+          <w:color w:val="3B3B3B"/>
+          <w:kern w:val="0"/>
+          <w:sz w:val="21"/>
+          <w:szCs w:val="21"/>
+          <w14:ligatures w14:val="none"/>
+        </w:rPr>
+      </w:pPr>
+      <w:r>
+        <w:rPr>
+          <w:rFonts w:ascii="Consolas" w:eastAsia="Times New Roman" w:hAnsi="Consolas" w:cs="Times New Roman"/>
+          <w:color w:val="3B3B3B"/>
+          <w:kern w:val="0"/>
+          <w:sz w:val="21"/>
+          <w:szCs w:val="21"/>
+          <w14:ligatures w14:val="none"/>
+        </w:rPr>
+        <w:t xml:space="preserve">        </w:t>
+      </w:r>
+      <w:r>
+        <w:rPr>
+          <w:rFonts w:ascii="Consolas" w:eastAsia="Times New Roman" w:hAnsi="Consolas" w:cs="Times New Roman"/>
+          <w:color w:val="AF00DB"/>
+          <w:kern w:val="0"/>
+          <w:sz w:val="21"/>
+          <w:szCs w:val="21"/>
+          <w14:ligatures w14:val="none"/>
+        </w:rPr>
+        <w:t>@apply</w:t>
       </w:r>
       <w:r>
         <w:rPr>
@@ -2911,7 +3206,29 @@
           <w:szCs w:val="21"/>
           <w14:ligatures w14:val="none"/>
         </w:rPr>
-        <w:t>text-lg</w:t>
+        <w:t>bg-blue-100</w:t>
+      </w:r>
+      <w:r>
+        <w:rPr>
+          <w:rFonts w:ascii="Consolas" w:eastAsia="Times New Roman" w:hAnsi="Consolas" w:cs="Times New Roman"/>
+          <w:color w:val="3B3B3B"/>
+          <w:kern w:val="0"/>
+          <w:sz w:val="21"/>
+          <w:szCs w:val="21"/>
+          <w14:ligatures w14:val="none"/>
+        </w:rPr>
+        <w:t xml:space="preserve"> </w:t>
+      </w:r>
+      <w:r>
+        <w:rPr>
+          <w:rFonts w:ascii="Consolas" w:eastAsia="Times New Roman" w:hAnsi="Consolas" w:cs="Times New Roman"/>
+          <w:color w:val="800000"/>
+          <w:kern w:val="0"/>
+          <w:sz w:val="21"/>
+          <w:szCs w:val="21"/>
+          <w14:ligatures w14:val="none"/>
+        </w:rPr>
+        <w:t>border-blue-500</w:t>
       </w:r>
     </w:p>
     <w:p>
@@ -2977,7 +3294,6 @@
         </w:rPr>
         <w:t xml:space="preserve">    </w:t>
       </w:r>
-      <w:proofErr w:type="gramStart"/>
       <w:r>
         <w:rPr>
           <w:rFonts w:ascii="Consolas" w:eastAsia="Times New Roman" w:hAnsi="Consolas" w:cs="Times New Roman"/>
@@ -2987,9 +3303,66 @@
           <w:szCs w:val="21"/>
           <w14:ligatures w14:val="none"/>
         </w:rPr>
-        <w:t>.alert</w:t>
-      </w:r>
-      <w:proofErr w:type="gramEnd"/>
+        <w:t>.alert-info-title</w:t>
+      </w:r>
+      <w:r>
+        <w:rPr>
+          <w:rFonts w:ascii="Consolas" w:eastAsia="Times New Roman" w:hAnsi="Consolas" w:cs="Times New Roman"/>
+          <w:color w:val="3B3B3B"/>
+          <w:kern w:val="0"/>
+          <w:sz w:val="21"/>
+          <w:szCs w:val="21"/>
+          <w14:ligatures w14:val="none"/>
+        </w:rPr>
+        <w:t xml:space="preserve"> {</w:t>
+      </w:r>
+    </w:p>
+    <w:p>
+      <w:pPr>
+        <w:shd w:val="clear" w:color="auto" w:fill="FFFFFF"/>
+        <w:spacing w:after="0" w:line="285" w:lineRule="atLeast"/>
+        <w:rPr>
+          <w:rFonts w:ascii="Consolas" w:eastAsia="Times New Roman" w:hAnsi="Consolas" w:cs="Times New Roman"/>
+          <w:color w:val="3B3B3B"/>
+          <w:kern w:val="0"/>
+          <w:sz w:val="21"/>
+          <w:szCs w:val="21"/>
+          <w14:ligatures w14:val="none"/>
+        </w:rPr>
+      </w:pPr>
+      <w:r>
+        <w:rPr>
+          <w:rFonts w:ascii="Consolas" w:eastAsia="Times New Roman" w:hAnsi="Consolas" w:cs="Times New Roman"/>
+          <w:color w:val="3B3B3B"/>
+          <w:kern w:val="0"/>
+          <w:sz w:val="21"/>
+          <w:szCs w:val="21"/>
+          <w14:ligatures w14:val="none"/>
+        </w:rPr>
+        <w:t xml:space="preserve">        </w:t>
+      </w:r>
+      <w:r>
+        <w:rPr>
+          <w:rFonts w:ascii="Consolas" w:eastAsia="Times New Roman" w:hAnsi="Consolas" w:cs="Times New Roman"/>
+          <w:color w:val="AF00DB"/>
+          <w:kern w:val="0"/>
+          <w:sz w:val="21"/>
+          <w:szCs w:val="21"/>
+          <w14:ligatures w14:val="none"/>
+        </w:rPr>
+        <w:t>@apply</w:t>
+      </w:r>
+      <w:r>
+        <w:rPr>
+          <w:rFonts w:ascii="Consolas" w:eastAsia="Times New Roman" w:hAnsi="Consolas" w:cs="Times New Roman"/>
+          <w:color w:val="3B3B3B"/>
+          <w:kern w:val="0"/>
+          <w:sz w:val="21"/>
+          <w:szCs w:val="21"/>
+          <w14:ligatures w14:val="none"/>
+        </w:rPr>
+        <w:t xml:space="preserve"> </w:t>
+      </w:r>
       <w:r>
         <w:rPr>
           <w:rFonts w:ascii="Consolas" w:eastAsia="Times New Roman" w:hAnsi="Consolas" w:cs="Times New Roman"/>
@@ -2999,7 +3372,82 @@
           <w:szCs w:val="21"/>
           <w14:ligatures w14:val="none"/>
         </w:rPr>
-        <w:t>-content</w:t>
+        <w:t>text-blue-500</w:t>
+      </w:r>
+    </w:p>
+    <w:p>
+      <w:pPr>
+        <w:shd w:val="clear" w:color="auto" w:fill="FFFFFF"/>
+        <w:spacing w:after="0" w:line="285" w:lineRule="atLeast"/>
+        <w:rPr>
+          <w:rFonts w:ascii="Consolas" w:eastAsia="Times New Roman" w:hAnsi="Consolas" w:cs="Times New Roman"/>
+          <w:color w:val="3B3B3B"/>
+          <w:kern w:val="0"/>
+          <w:sz w:val="21"/>
+          <w:szCs w:val="21"/>
+          <w14:ligatures w14:val="none"/>
+        </w:rPr>
+      </w:pPr>
+      <w:r>
+        <w:rPr>
+          <w:rFonts w:ascii="Consolas" w:eastAsia="Times New Roman" w:hAnsi="Consolas" w:cs="Times New Roman"/>
+          <w:color w:val="3B3B3B"/>
+          <w:kern w:val="0"/>
+          <w:sz w:val="21"/>
+          <w:szCs w:val="21"/>
+          <w14:ligatures w14:val="none"/>
+        </w:rPr>
+        <w:t>    }</w:t>
+      </w:r>
+    </w:p>
+    <w:p>
+      <w:pPr>
+        <w:shd w:val="clear" w:color="auto" w:fill="FFFFFF"/>
+        <w:spacing w:after="0" w:line="285" w:lineRule="atLeast"/>
+        <w:rPr>
+          <w:rFonts w:ascii="Consolas" w:eastAsia="Times New Roman" w:hAnsi="Consolas" w:cs="Times New Roman"/>
+          <w:color w:val="3B3B3B"/>
+          <w:kern w:val="0"/>
+          <w:sz w:val="21"/>
+          <w:szCs w:val="21"/>
+          <w14:ligatures w14:val="none"/>
+        </w:rPr>
+      </w:pPr>
+    </w:p>
+    <w:p>
+      <w:pPr>
+        <w:shd w:val="clear" w:color="auto" w:fill="FFFFFF"/>
+        <w:spacing w:after="0" w:line="285" w:lineRule="atLeast"/>
+        <w:rPr>
+          <w:rFonts w:ascii="Consolas" w:eastAsia="Times New Roman" w:hAnsi="Consolas" w:cs="Times New Roman"/>
+          <w:color w:val="3B3B3B"/>
+          <w:kern w:val="0"/>
+          <w:sz w:val="21"/>
+          <w:szCs w:val="21"/>
+          <w14:ligatures w14:val="none"/>
+        </w:rPr>
+      </w:pPr>
+      <w:r>
+        <w:rPr>
+          <w:rFonts w:ascii="Consolas" w:eastAsia="Times New Roman" w:hAnsi="Consolas" w:cs="Times New Roman"/>
+          <w:color w:val="3B3B3B"/>
+          <w:kern w:val="0"/>
+          <w:sz w:val="21"/>
+          <w:szCs w:val="21"/>
+          <w14:ligatures w14:val="none"/>
+        </w:rPr>
+        <w:t xml:space="preserve">    </w:t>
+      </w:r>
+      <w:r>
+        <w:rPr>
+          <w:rFonts w:ascii="Consolas" w:eastAsia="Times New Roman" w:hAnsi="Consolas" w:cs="Times New Roman"/>
+          <w:color w:val="800000"/>
+          <w:kern w:val="0"/>
+          <w:sz w:val="21"/>
+          <w:szCs w:val="21"/>
+          <w14:ligatures w14:val="none"/>
+        </w:rPr>
+        <w:t>.alert-info-content</w:t>
       </w:r>
       <w:r>
         <w:rPr>
@@ -3068,7 +3516,129 @@
           <w:szCs w:val="21"/>
           <w14:ligatures w14:val="none"/>
         </w:rPr>
-        <w:t>leading-tight</w:t>
+        <w:t>text-blue-800</w:t>
+      </w:r>
+    </w:p>
+    <w:p>
+      <w:pPr>
+        <w:shd w:val="clear" w:color="auto" w:fill="FFFFFF"/>
+        <w:spacing w:after="0" w:line="285" w:lineRule="atLeast"/>
+        <w:rPr>
+          <w:rFonts w:ascii="Consolas" w:eastAsia="Times New Roman" w:hAnsi="Consolas" w:cs="Times New Roman"/>
+          <w:color w:val="3B3B3B"/>
+          <w:kern w:val="0"/>
+          <w:sz w:val="21"/>
+          <w:szCs w:val="21"/>
+          <w14:ligatures w14:val="none"/>
+        </w:rPr>
+      </w:pPr>
+      <w:r>
+        <w:rPr>
+          <w:rFonts w:ascii="Consolas" w:eastAsia="Times New Roman" w:hAnsi="Consolas" w:cs="Times New Roman"/>
+          <w:color w:val="3B3B3B"/>
+          <w:kern w:val="0"/>
+          <w:sz w:val="21"/>
+          <w:szCs w:val="21"/>
+          <w14:ligatures w14:val="none"/>
+        </w:rPr>
+        <w:t>    }</w:t>
+      </w:r>
+    </w:p>
+    <w:p>
+      <w:pPr>
+        <w:shd w:val="clear" w:color="auto" w:fill="FFFFFF"/>
+        <w:spacing w:after="0" w:line="285" w:lineRule="atLeast"/>
+        <w:rPr>
+          <w:rFonts w:ascii="Consolas" w:eastAsia="Times New Roman" w:hAnsi="Consolas" w:cs="Times New Roman"/>
+          <w:color w:val="3B3B3B"/>
+          <w:kern w:val="0"/>
+          <w:sz w:val="21"/>
+          <w:szCs w:val="21"/>
+          <w14:ligatures w14:val="none"/>
+        </w:rPr>
+      </w:pPr>
+    </w:p>
+    <w:p>
+      <w:pPr>
+        <w:shd w:val="clear" w:color="auto" w:fill="FFFFFF"/>
+        <w:spacing w:after="0" w:line="285" w:lineRule="atLeast"/>
+        <w:rPr>
+          <w:rFonts w:ascii="Consolas" w:eastAsia="Times New Roman" w:hAnsi="Consolas" w:cs="Times New Roman"/>
+          <w:color w:val="3B3B3B"/>
+          <w:kern w:val="0"/>
+          <w:sz w:val="21"/>
+          <w:szCs w:val="21"/>
+          <w14:ligatures w14:val="none"/>
+        </w:rPr>
+      </w:pPr>
+      <w:r>
+        <w:rPr>
+          <w:rFonts w:ascii="Consolas" w:eastAsia="Times New Roman" w:hAnsi="Consolas" w:cs="Times New Roman"/>
+          <w:color w:val="3B3B3B"/>
+          <w:kern w:val="0"/>
+          <w:sz w:val="21"/>
+          <w:szCs w:val="21"/>
+          <w14:ligatures w14:val="none"/>
+        </w:rPr>
+        <w:t xml:space="preserve">    </w:t>
+      </w:r>
+      <w:r>
+        <w:rPr>
+          <w:rFonts w:ascii="Consolas" w:eastAsia="Times New Roman" w:hAnsi="Consolas" w:cs="Times New Roman"/>
+          <w:color w:val="800000"/>
+          <w:kern w:val="0"/>
+          <w:sz w:val="21"/>
+          <w:szCs w:val="21"/>
+          <w14:ligatures w14:val="none"/>
+        </w:rPr>
+        <w:t>.alert-warning</w:t>
+      </w:r>
+      <w:r>
+        <w:rPr>
+          <w:rFonts w:ascii="Consolas" w:eastAsia="Times New Roman" w:hAnsi="Consolas" w:cs="Times New Roman"/>
+          <w:color w:val="3B3B3B"/>
+          <w:kern w:val="0"/>
+          <w:sz w:val="21"/>
+          <w:szCs w:val="21"/>
+          <w14:ligatures w14:val="none"/>
+        </w:rPr>
+        <w:t xml:space="preserve"> {</w:t>
+      </w:r>
+    </w:p>
+    <w:p>
+      <w:pPr>
+        <w:shd w:val="clear" w:color="auto" w:fill="FFFFFF"/>
+        <w:spacing w:after="0" w:line="285" w:lineRule="atLeast"/>
+        <w:rPr>
+          <w:rFonts w:ascii="Consolas" w:eastAsia="Times New Roman" w:hAnsi="Consolas" w:cs="Times New Roman"/>
+          <w:color w:val="3B3B3B"/>
+          <w:kern w:val="0"/>
+          <w:sz w:val="21"/>
+          <w:szCs w:val="21"/>
+          <w14:ligatures w14:val="none"/>
+        </w:rPr>
+      </w:pPr>
+      <w:r>
+        <w:rPr>
+          <w:rFonts w:ascii="Consolas" w:eastAsia="Times New Roman" w:hAnsi="Consolas" w:cs="Times New Roman"/>
+          <w:color w:val="3B3B3B"/>
+          <w:kern w:val="0"/>
+          <w:sz w:val="21"/>
+          <w:szCs w:val="21"/>
+          <w14:ligatures w14:val="none"/>
+        </w:rPr>
+        <w:t xml:space="preserve">        </w:t>
+      </w:r>
+      <w:r>
+        <w:rPr>
+          <w:rFonts w:ascii="Consolas" w:eastAsia="Times New Roman" w:hAnsi="Consolas" w:cs="Times New Roman"/>
+          <w:color w:val="AF00DB"/>
+          <w:kern w:val="0"/>
+          <w:sz w:val="21"/>
+          <w:szCs w:val="21"/>
+          <w14:ligatures w14:val="none"/>
+        </w:rPr>
+        <w:t>@apply</w:t>
       </w:r>
       <w:r>
         <w:rPr>
@@ -3090,7 +3660,29 @@
           <w:szCs w:val="21"/>
           <w14:ligatures w14:val="none"/>
         </w:rPr>
-        <w:t>text-sm</w:t>
+        <w:t>bg-red-100</w:t>
+      </w:r>
+      <w:r>
+        <w:rPr>
+          <w:rFonts w:ascii="Consolas" w:eastAsia="Times New Roman" w:hAnsi="Consolas" w:cs="Times New Roman"/>
+          <w:color w:val="3B3B3B"/>
+          <w:kern w:val="0"/>
+          <w:sz w:val="21"/>
+          <w:szCs w:val="21"/>
+          <w14:ligatures w14:val="none"/>
+        </w:rPr>
+        <w:t xml:space="preserve"> </w:t>
+      </w:r>
+      <w:r>
+        <w:rPr>
+          <w:rFonts w:ascii="Consolas" w:eastAsia="Times New Roman" w:hAnsi="Consolas" w:cs="Times New Roman"/>
+          <w:color w:val="800000"/>
+          <w:kern w:val="0"/>
+          <w:sz w:val="21"/>
+          <w:szCs w:val="21"/>
+          <w14:ligatures w14:val="none"/>
+        </w:rPr>
+        <w:t>border-red-500</w:t>
       </w:r>
     </w:p>
     <w:p>
@@ -3156,7 +3748,6 @@
         </w:rPr>
         <w:t xml:space="preserve">    </w:t>
       </w:r>
-      <w:proofErr w:type="gramStart"/>
       <w:r>
         <w:rPr>
           <w:rFonts w:ascii="Consolas" w:eastAsia="Times New Roman" w:hAnsi="Consolas" w:cs="Times New Roman"/>
@@ -3166,9 +3757,66 @@
           <w:szCs w:val="21"/>
           <w14:ligatures w14:val="none"/>
         </w:rPr>
-        <w:t>.alert</w:t>
-      </w:r>
-      <w:proofErr w:type="gramEnd"/>
+        <w:t>.alert-warning-title</w:t>
+      </w:r>
+      <w:r>
+        <w:rPr>
+          <w:rFonts w:ascii="Consolas" w:eastAsia="Times New Roman" w:hAnsi="Consolas" w:cs="Times New Roman"/>
+          <w:color w:val="3B3B3B"/>
+          <w:kern w:val="0"/>
+          <w:sz w:val="21"/>
+          <w:szCs w:val="21"/>
+          <w14:ligatures w14:val="none"/>
+        </w:rPr>
+        <w:t xml:space="preserve"> {</w:t>
+      </w:r>
+    </w:p>
+    <w:p>
+      <w:pPr>
+        <w:shd w:val="clear" w:color="auto" w:fill="FFFFFF"/>
+        <w:spacing w:after="0" w:line="285" w:lineRule="atLeast"/>
+        <w:rPr>
+          <w:rFonts w:ascii="Consolas" w:eastAsia="Times New Roman" w:hAnsi="Consolas" w:cs="Times New Roman"/>
+          <w:color w:val="3B3B3B"/>
+          <w:kern w:val="0"/>
+          <w:sz w:val="21"/>
+          <w:szCs w:val="21"/>
+          <w14:ligatures w14:val="none"/>
+        </w:rPr>
+      </w:pPr>
+      <w:r>
+        <w:rPr>
+          <w:rFonts w:ascii="Consolas" w:eastAsia="Times New Roman" w:hAnsi="Consolas" w:cs="Times New Roman"/>
+          <w:color w:val="3B3B3B"/>
+          <w:kern w:val="0"/>
+          <w:sz w:val="21"/>
+          <w:szCs w:val="21"/>
+          <w14:ligatures w14:val="none"/>
+        </w:rPr>
+        <w:t xml:space="preserve">        </w:t>
+      </w:r>
+      <w:r>
+        <w:rPr>
+          <w:rFonts w:ascii="Consolas" w:eastAsia="Times New Roman" w:hAnsi="Consolas" w:cs="Times New Roman"/>
+          <w:color w:val="AF00DB"/>
+          <w:kern w:val="0"/>
+          <w:sz w:val="21"/>
+          <w:szCs w:val="21"/>
+          <w14:ligatures w14:val="none"/>
+        </w:rPr>
+        <w:t>@apply</w:t>
+      </w:r>
+      <w:r>
+        <w:rPr>
+          <w:rFonts w:ascii="Consolas" w:eastAsia="Times New Roman" w:hAnsi="Consolas" w:cs="Times New Roman"/>
+          <w:color w:val="3B3B3B"/>
+          <w:kern w:val="0"/>
+          <w:sz w:val="21"/>
+          <w:szCs w:val="21"/>
+          <w14:ligatures w14:val="none"/>
+        </w:rPr>
+        <w:t xml:space="preserve"> </w:t>
+      </w:r>
       <w:r>
         <w:rPr>
           <w:rFonts w:ascii="Consolas" w:eastAsia="Times New Roman" w:hAnsi="Consolas" w:cs="Times New Roman"/>
@@ -3178,7 +3826,82 @@
           <w:szCs w:val="21"/>
           <w14:ligatures w14:val="none"/>
         </w:rPr>
-        <w:t>-info</w:t>
+        <w:t>text-red-500</w:t>
+      </w:r>
+    </w:p>
+    <w:p>
+      <w:pPr>
+        <w:shd w:val="clear" w:color="auto" w:fill="FFFFFF"/>
+        <w:spacing w:after="0" w:line="285" w:lineRule="atLeast"/>
+        <w:rPr>
+          <w:rFonts w:ascii="Consolas" w:eastAsia="Times New Roman" w:hAnsi="Consolas" w:cs="Times New Roman"/>
+          <w:color w:val="3B3B3B"/>
+          <w:kern w:val="0"/>
+          <w:sz w:val="21"/>
+          <w:szCs w:val="21"/>
+          <w14:ligatures w14:val="none"/>
+        </w:rPr>
+      </w:pPr>
+      <w:r>
+        <w:rPr>
+          <w:rFonts w:ascii="Consolas" w:eastAsia="Times New Roman" w:hAnsi="Consolas" w:cs="Times New Roman"/>
+          <w:color w:val="3B3B3B"/>
+          <w:kern w:val="0"/>
+          <w:sz w:val="21"/>
+          <w:szCs w:val="21"/>
+          <w14:ligatures w14:val="none"/>
+        </w:rPr>
+        <w:t>    }</w:t>
+      </w:r>
+    </w:p>
+    <w:p>
+      <w:pPr>
+        <w:shd w:val="clear" w:color="auto" w:fill="FFFFFF"/>
+        <w:spacing w:after="0" w:line="285" w:lineRule="atLeast"/>
+        <w:rPr>
+          <w:rFonts w:ascii="Consolas" w:eastAsia="Times New Roman" w:hAnsi="Consolas" w:cs="Times New Roman"/>
+          <w:color w:val="3B3B3B"/>
+          <w:kern w:val="0"/>
+          <w:sz w:val="21"/>
+          <w:szCs w:val="21"/>
+          <w14:ligatures w14:val="none"/>
+        </w:rPr>
+      </w:pPr>
+    </w:p>
+    <w:p>
+      <w:pPr>
+        <w:shd w:val="clear" w:color="auto" w:fill="FFFFFF"/>
+        <w:spacing w:after="0" w:line="285" w:lineRule="atLeast"/>
+        <w:rPr>
+          <w:rFonts w:ascii="Consolas" w:eastAsia="Times New Roman" w:hAnsi="Consolas" w:cs="Times New Roman"/>
+          <w:color w:val="3B3B3B"/>
+          <w:kern w:val="0"/>
+          <w:sz w:val="21"/>
+          <w:szCs w:val="21"/>
+          <w14:ligatures w14:val="none"/>
+        </w:rPr>
+      </w:pPr>
+      <w:r>
+        <w:rPr>
+          <w:rFonts w:ascii="Consolas" w:eastAsia="Times New Roman" w:hAnsi="Consolas" w:cs="Times New Roman"/>
+          <w:color w:val="3B3B3B"/>
+          <w:kern w:val="0"/>
+          <w:sz w:val="21"/>
+          <w:szCs w:val="21"/>
+          <w14:ligatures w14:val="none"/>
+        </w:rPr>
+        <w:t xml:space="preserve">    </w:t>
+      </w:r>
+      <w:r>
+        <w:rPr>
+          <w:rFonts w:ascii="Consolas" w:eastAsia="Times New Roman" w:hAnsi="Consolas" w:cs="Times New Roman"/>
+          <w:color w:val="800000"/>
+          <w:kern w:val="0"/>
+          <w:sz w:val="21"/>
+          <w:szCs w:val="21"/>
+          <w14:ligatures w14:val="none"/>
+        </w:rPr>
+        <w:t>.alert-warning-content</w:t>
       </w:r>
       <w:r>
         <w:rPr>
@@ -3247,7 +3970,110 @@
           <w:szCs w:val="21"/>
           <w14:ligatures w14:val="none"/>
         </w:rPr>
-        <w:t>bg-blue-100</w:t>
+        <w:t>text-red-800</w:t>
+      </w:r>
+    </w:p>
+    <w:p>
+      <w:pPr>
+        <w:shd w:val="clear" w:color="auto" w:fill="FFFFFF"/>
+        <w:spacing w:after="0" w:line="285" w:lineRule="atLeast"/>
+        <w:rPr>
+          <w:rFonts w:ascii="Consolas" w:eastAsia="Times New Roman" w:hAnsi="Consolas" w:cs="Times New Roman"/>
+          <w:color w:val="3B3B3B"/>
+          <w:kern w:val="0"/>
+          <w:sz w:val="21"/>
+          <w:szCs w:val="21"/>
+          <w14:ligatures w14:val="none"/>
+        </w:rPr>
+      </w:pPr>
+      <w:r>
+        <w:rPr>
+          <w:rFonts w:ascii="Consolas" w:eastAsia="Times New Roman" w:hAnsi="Consolas" w:cs="Times New Roman"/>
+          <w:color w:val="3B3B3B"/>
+          <w:kern w:val="0"/>
+          <w:sz w:val="21"/>
+          <w:szCs w:val="21"/>
+          <w14:ligatures w14:val="none"/>
+        </w:rPr>
+        <w:t>    }</w:t>
+      </w:r>
+    </w:p>
+    <w:p>
+      <w:pPr>
+        <w:shd w:val="clear" w:color="auto" w:fill="FFFFFF"/>
+        <w:spacing w:after="0" w:line="285" w:lineRule="atLeast"/>
+        <w:rPr>
+          <w:rFonts w:ascii="Consolas" w:eastAsia="Times New Roman" w:hAnsi="Consolas" w:cs="Times New Roman"/>
+          <w:color w:val="3B3B3B"/>
+          <w:kern w:val="0"/>
+          <w:sz w:val="21"/>
+          <w:szCs w:val="21"/>
+          <w14:ligatures w14:val="none"/>
+        </w:rPr>
+      </w:pPr>
+      <w:r>
+        <w:rPr>
+          <w:rFonts w:ascii="Consolas" w:eastAsia="Times New Roman" w:hAnsi="Consolas" w:cs="Times New Roman"/>
+          <w:color w:val="3B3B3B"/>
+          <w:kern w:val="0"/>
+          <w:sz w:val="21"/>
+          <w:szCs w:val="21"/>
+          <w14:ligatures w14:val="none"/>
+        </w:rPr>
+        <w:t>}</w:t>
+      </w:r>
+    </w:p>
+    <w:p>
+      <w:pPr>
+        <w:ind w:left="720" w:firstLine="720"/>
+        <w:rPr>
+          <w:rFonts w:ascii="Sakkal Majalla" w:hAnsi="Sakkal Majalla" w:cs="Sakkal Majalla"/>
+          <w:sz w:val="28"/>
+          <w:szCs w:val="28"/>
+        </w:rPr>
+      </w:pPr>
+      <w:r>
+        <w:rPr>
+          <w:rFonts w:ascii="Sakkal Majalla" w:hAnsi="Sakkal Majalla" w:cs="Sakkal Majalla"/>
+          <w:sz w:val="28"/>
+          <w:szCs w:val="28"/>
+        </w:rPr>
+        <w:t>*************************************************</w:t>
+      </w:r>
+    </w:p>
+    <w:p>
+      <w:pPr>
+        <w:rPr>
+          <w:rFonts w:ascii="Sakkal Majalla" w:hAnsi="Sakkal Majalla" w:cs="Sakkal Majalla"/>
+          <w:sz w:val="28"/>
+          <w:szCs w:val="28"/>
+        </w:rPr>
+      </w:pPr>
+    </w:p>
+    <w:p>
+      <w:pPr>
+        <w:shd w:val="clear" w:color="auto" w:fill="FFFFFF"/>
+        <w:spacing w:after="0" w:line="285" w:lineRule="atLeast"/>
+        <w:rPr>
+          <w:rFonts w:ascii="Consolas" w:eastAsia="Times New Roman" w:hAnsi="Consolas" w:cs="Times New Roman"/>
+          <w:color w:val="3B3B3B"/>
+          <w:kern w:val="0"/>
+          <w:sz w:val="21"/>
+          <w:szCs w:val="21"/>
+          <w14:ligatures w14:val="none"/>
+        </w:rPr>
+      </w:pPr>
+      <w:r>
+        <w:rPr>
+          <w:rFonts w:ascii="Consolas" w:eastAsia="Times New Roman" w:hAnsi="Consolas" w:cs="Times New Roman"/>
+          <w:color w:val="AF00DB"/>
+          <w:kern w:val="0"/>
+          <w:sz w:val="21"/>
+          <w:szCs w:val="21"/>
+          <w14:ligatures w14:val="none"/>
+        </w:rPr>
+        <w:lastRenderedPageBreak/>
+        <w:t>@import</w:t>
       </w:r>
       <w:r>
         <w:rPr>
@@ -3263,79 +4089,144 @@
       <w:r>
         <w:rPr>
           <w:rFonts w:ascii="Consolas" w:eastAsia="Times New Roman" w:hAnsi="Consolas" w:cs="Times New Roman"/>
+          <w:color w:val="A31515"/>
+          <w:kern w:val="0"/>
+          <w:sz w:val="21"/>
+          <w:szCs w:val="21"/>
+          <w14:ligatures w14:val="none"/>
+        </w:rPr>
+        <w:t>"tailwindcss"</w:t>
+      </w:r>
+      <w:r>
+        <w:rPr>
+          <w:rFonts w:ascii="Consolas" w:eastAsia="Times New Roman" w:hAnsi="Consolas" w:cs="Times New Roman"/>
+          <w:color w:val="3B3B3B"/>
+          <w:kern w:val="0"/>
+          <w:sz w:val="21"/>
+          <w:szCs w:val="21"/>
+          <w14:ligatures w14:val="none"/>
+        </w:rPr>
+        <w:t>;</w:t>
+      </w:r>
+    </w:p>
+    <w:p>
+      <w:pPr>
+        <w:shd w:val="clear" w:color="auto" w:fill="FFFFFF"/>
+        <w:spacing w:after="0" w:line="285" w:lineRule="atLeast"/>
+        <w:rPr>
+          <w:rFonts w:ascii="Consolas" w:eastAsia="Times New Roman" w:hAnsi="Consolas" w:cs="Times New Roman"/>
+          <w:color w:val="3B3B3B"/>
+          <w:kern w:val="0"/>
+          <w:sz w:val="21"/>
+          <w:szCs w:val="21"/>
+          <w14:ligatures w14:val="none"/>
+        </w:rPr>
+      </w:pPr>
+    </w:p>
+    <w:p>
+      <w:pPr>
+        <w:shd w:val="clear" w:color="auto" w:fill="FFFFFF"/>
+        <w:spacing w:after="0" w:line="285" w:lineRule="atLeast"/>
+        <w:rPr>
+          <w:rFonts w:ascii="Consolas" w:eastAsia="Times New Roman" w:hAnsi="Consolas" w:cs="Times New Roman"/>
+          <w:color w:val="3B3B3B"/>
+          <w:kern w:val="0"/>
+          <w:sz w:val="21"/>
+          <w:szCs w:val="21"/>
+          <w14:ligatures w14:val="none"/>
+        </w:rPr>
+      </w:pPr>
+      <w:r>
+        <w:rPr>
+          <w:rFonts w:ascii="Consolas" w:eastAsia="Times New Roman" w:hAnsi="Consolas" w:cs="Times New Roman"/>
+          <w:color w:val="008000"/>
+          <w:kern w:val="0"/>
+          <w:sz w:val="21"/>
+          <w:szCs w:val="21"/>
+          <w14:ligatures w14:val="none"/>
+        </w:rPr>
+        <w:t>/* Enable class-based dark mode (replaces default prefers-color-scheme) */</w:t>
+      </w:r>
+    </w:p>
+    <w:p>
+      <w:pPr>
+        <w:shd w:val="clear" w:color="auto" w:fill="FFFFFF"/>
+        <w:spacing w:after="0" w:line="285" w:lineRule="atLeast"/>
+        <w:rPr>
+          <w:rFonts w:ascii="Consolas" w:eastAsia="Times New Roman" w:hAnsi="Consolas" w:cs="Times New Roman"/>
+          <w:color w:val="3B3B3B"/>
+          <w:kern w:val="0"/>
+          <w:sz w:val="21"/>
+          <w:szCs w:val="21"/>
+          <w14:ligatures w14:val="none"/>
+        </w:rPr>
+      </w:pPr>
+      <w:r>
+        <w:rPr>
+          <w:rFonts w:ascii="Consolas" w:eastAsia="Times New Roman" w:hAnsi="Consolas" w:cs="Times New Roman"/>
+          <w:color w:val="AF00DB"/>
+          <w:kern w:val="0"/>
+          <w:sz w:val="21"/>
+          <w:szCs w:val="21"/>
+          <w14:ligatures w14:val="none"/>
+        </w:rPr>
+        <w:t>@variant</w:t>
+      </w:r>
+      <w:r>
+        <w:rPr>
+          <w:rFonts w:ascii="Consolas" w:eastAsia="Times New Roman" w:hAnsi="Consolas" w:cs="Times New Roman"/>
+          <w:color w:val="3B3B3B"/>
+          <w:kern w:val="0"/>
+          <w:sz w:val="21"/>
+          <w:szCs w:val="21"/>
+          <w14:ligatures w14:val="none"/>
+        </w:rPr>
+        <w:t xml:space="preserve"> </w:t>
+      </w:r>
+      <w:r>
+        <w:rPr>
+          <w:rFonts w:ascii="Consolas" w:eastAsia="Times New Roman" w:hAnsi="Consolas" w:cs="Times New Roman"/>
+          <w:color w:val="E50000"/>
+          <w:kern w:val="0"/>
+          <w:sz w:val="21"/>
+          <w:szCs w:val="21"/>
+          <w14:ligatures w14:val="none"/>
+        </w:rPr>
+        <w:t>dark</w:t>
+      </w:r>
+      <w:r>
+        <w:rPr>
+          <w:rFonts w:ascii="Consolas" w:eastAsia="Times New Roman" w:hAnsi="Consolas" w:cs="Times New Roman"/>
+          <w:color w:val="3B3B3B"/>
+          <w:kern w:val="0"/>
+          <w:sz w:val="21"/>
+          <w:szCs w:val="21"/>
+          <w14:ligatures w14:val="none"/>
+        </w:rPr>
+        <w:t xml:space="preserve"> (</w:t>
+      </w:r>
+      <w:r>
+        <w:rPr>
+          <w:rFonts w:ascii="Consolas" w:eastAsia="Times New Roman" w:hAnsi="Consolas" w:cs="Times New Roman"/>
           <w:color w:val="800000"/>
           <w:kern w:val="0"/>
           <w:sz w:val="21"/>
           <w:szCs w:val="21"/>
           <w14:ligatures w14:val="none"/>
         </w:rPr>
-        <w:t>border-blue-500</w:t>
-      </w:r>
-    </w:p>
-    <w:p>
-      <w:pPr>
-        <w:shd w:val="clear" w:color="auto" w:fill="FFFFFF"/>
-        <w:spacing w:after="0" w:line="285" w:lineRule="atLeast"/>
-        <w:rPr>
-          <w:rFonts w:ascii="Consolas" w:eastAsia="Times New Roman" w:hAnsi="Consolas" w:cs="Times New Roman"/>
-          <w:color w:val="3B3B3B"/>
-          <w:kern w:val="0"/>
-          <w:sz w:val="21"/>
-          <w:szCs w:val="21"/>
-          <w14:ligatures w14:val="none"/>
-        </w:rPr>
-      </w:pPr>
-      <w:r>
-        <w:rPr>
-          <w:rFonts w:ascii="Consolas" w:eastAsia="Times New Roman" w:hAnsi="Consolas" w:cs="Times New Roman"/>
-          <w:color w:val="3B3B3B"/>
-          <w:kern w:val="0"/>
-          <w:sz w:val="21"/>
-          <w:szCs w:val="21"/>
-          <w14:ligatures w14:val="none"/>
-        </w:rPr>
-        <w:t>    }</w:t>
-      </w:r>
-    </w:p>
-    <w:p>
-      <w:pPr>
-        <w:shd w:val="clear" w:color="auto" w:fill="FFFFFF"/>
-        <w:spacing w:after="0" w:line="285" w:lineRule="atLeast"/>
-        <w:rPr>
-          <w:rFonts w:ascii="Consolas" w:eastAsia="Times New Roman" w:hAnsi="Consolas" w:cs="Times New Roman"/>
-          <w:color w:val="3B3B3B"/>
-          <w:kern w:val="0"/>
-          <w:sz w:val="21"/>
-          <w:szCs w:val="21"/>
-          <w14:ligatures w14:val="none"/>
-        </w:rPr>
-      </w:pPr>
-    </w:p>
-    <w:p>
-      <w:pPr>
-        <w:shd w:val="clear" w:color="auto" w:fill="FFFFFF"/>
-        <w:spacing w:after="0" w:line="285" w:lineRule="atLeast"/>
-        <w:rPr>
-          <w:rFonts w:ascii="Consolas" w:eastAsia="Times New Roman" w:hAnsi="Consolas" w:cs="Times New Roman"/>
-          <w:color w:val="3B3B3B"/>
-          <w:kern w:val="0"/>
-          <w:sz w:val="21"/>
-          <w:szCs w:val="21"/>
-          <w14:ligatures w14:val="none"/>
-        </w:rPr>
-      </w:pPr>
-      <w:r>
-        <w:rPr>
-          <w:rFonts w:ascii="Consolas" w:eastAsia="Times New Roman" w:hAnsi="Consolas" w:cs="Times New Roman"/>
-          <w:color w:val="3B3B3B"/>
-          <w:kern w:val="0"/>
-          <w:sz w:val="21"/>
-          <w:szCs w:val="21"/>
-          <w14:ligatures w14:val="none"/>
-        </w:rPr>
-        <w:t xml:space="preserve">    </w:t>
-      </w:r>
-      <w:proofErr w:type="gramStart"/>
+        <w:t>&amp;:where(.dark</w:t>
+      </w:r>
+      <w:r>
+        <w:rPr>
+          <w:rFonts w:ascii="Consolas" w:eastAsia="Times New Roman" w:hAnsi="Consolas" w:cs="Times New Roman"/>
+          <w:color w:val="3B3B3B"/>
+          <w:kern w:val="0"/>
+          <w:sz w:val="21"/>
+          <w:szCs w:val="21"/>
+          <w14:ligatures w14:val="none"/>
+        </w:rPr>
+        <w:t xml:space="preserve">, </w:t>
+      </w:r>
       <w:r>
         <w:rPr>
           <w:rFonts w:ascii="Consolas" w:eastAsia="Times New Roman" w:hAnsi="Consolas" w:cs="Times New Roman"/>
@@ -3345,9 +4236,19 @@
           <w:szCs w:val="21"/>
           <w14:ligatures w14:val="none"/>
         </w:rPr>
-        <w:t>.alert</w:t>
-      </w:r>
-      <w:proofErr w:type="gramEnd"/>
+        <w:t>.dark</w:t>
+      </w:r>
+      <w:r>
+        <w:rPr>
+          <w:rFonts w:ascii="Consolas" w:eastAsia="Times New Roman" w:hAnsi="Consolas" w:cs="Times New Roman"/>
+          <w:color w:val="3B3B3B"/>
+          <w:kern w:val="0"/>
+          <w:sz w:val="21"/>
+          <w:szCs w:val="21"/>
+          <w14:ligatures w14:val="none"/>
+        </w:rPr>
+        <w:t xml:space="preserve"> </w:t>
+      </w:r>
       <w:r>
         <w:rPr>
           <w:rFonts w:ascii="Consolas" w:eastAsia="Times New Roman" w:hAnsi="Consolas" w:cs="Times New Roman"/>
@@ -3357,7 +4258,82 @@
           <w:szCs w:val="21"/>
           <w14:ligatures w14:val="none"/>
         </w:rPr>
-        <w:t>-info-title</w:t>
+        <w:t>*</w:t>
+      </w:r>
+      <w:r>
+        <w:rPr>
+          <w:rFonts w:ascii="Consolas" w:eastAsia="Times New Roman" w:hAnsi="Consolas" w:cs="Times New Roman"/>
+          <w:color w:val="3B3B3B"/>
+          <w:kern w:val="0"/>
+          <w:sz w:val="21"/>
+          <w:szCs w:val="21"/>
+          <w14:ligatures w14:val="none"/>
+        </w:rPr>
+        <w:t>));</w:t>
+      </w:r>
+    </w:p>
+    <w:p>
+      <w:pPr>
+        <w:shd w:val="clear" w:color="auto" w:fill="FFFFFF"/>
+        <w:spacing w:after="0" w:line="285" w:lineRule="atLeast"/>
+        <w:rPr>
+          <w:rFonts w:ascii="Consolas" w:eastAsia="Times New Roman" w:hAnsi="Consolas" w:cs="Times New Roman"/>
+          <w:color w:val="3B3B3B"/>
+          <w:kern w:val="0"/>
+          <w:sz w:val="21"/>
+          <w:szCs w:val="21"/>
+          <w14:ligatures w14:val="none"/>
+        </w:rPr>
+      </w:pPr>
+    </w:p>
+    <w:p>
+      <w:pPr>
+        <w:shd w:val="clear" w:color="auto" w:fill="FFFFFF"/>
+        <w:spacing w:after="0" w:line="285" w:lineRule="atLeast"/>
+        <w:rPr>
+          <w:rFonts w:ascii="Consolas" w:eastAsia="Times New Roman" w:hAnsi="Consolas" w:cs="Times New Roman"/>
+          <w:color w:val="3B3B3B"/>
+          <w:kern w:val="0"/>
+          <w:sz w:val="21"/>
+          <w:szCs w:val="21"/>
+          <w14:ligatures w14:val="none"/>
+        </w:rPr>
+      </w:pPr>
+      <w:r>
+        <w:rPr>
+          <w:rFonts w:ascii="Consolas" w:eastAsia="Times New Roman" w:hAnsi="Consolas" w:cs="Times New Roman"/>
+          <w:color w:val="008000"/>
+          <w:kern w:val="0"/>
+          <w:sz w:val="21"/>
+          <w:szCs w:val="21"/>
+          <w14:ligatures w14:val="none"/>
+        </w:rPr>
+        <w:t>/* Optional: Customize base colors for light/dark */</w:t>
+      </w:r>
+    </w:p>
+    <w:p>
+      <w:pPr>
+        <w:shd w:val="clear" w:color="auto" w:fill="FFFFFF"/>
+        <w:spacing w:after="0" w:line="285" w:lineRule="atLeast"/>
+        <w:rPr>
+          <w:rFonts w:ascii="Consolas" w:eastAsia="Times New Roman" w:hAnsi="Consolas" w:cs="Times New Roman"/>
+          <w:color w:val="3B3B3B"/>
+          <w:kern w:val="0"/>
+          <w:sz w:val="21"/>
+          <w:szCs w:val="21"/>
+          <w14:ligatures w14:val="none"/>
+        </w:rPr>
+      </w:pPr>
+      <w:r>
+        <w:rPr>
+          <w:rFonts w:ascii="Consolas" w:eastAsia="Times New Roman" w:hAnsi="Consolas" w:cs="Times New Roman"/>
+          <w:color w:val="AF00DB"/>
+          <w:kern w:val="0"/>
+          <w:sz w:val="21"/>
+          <w:szCs w:val="21"/>
+          <w14:ligatures w14:val="none"/>
+        </w:rPr>
+        <w:t>@theme</w:t>
       </w:r>
       <w:r>
         <w:rPr>
@@ -3393,18 +4369,444 @@
           <w:szCs w:val="21"/>
           <w14:ligatures w14:val="none"/>
         </w:rPr>
+        <w:t xml:space="preserve">  </w:t>
+      </w:r>
+      <w:r>
+        <w:rPr>
+          <w:rFonts w:ascii="Consolas" w:eastAsia="Times New Roman" w:hAnsi="Consolas" w:cs="Times New Roman"/>
+          <w:color w:val="E50000"/>
+          <w:kern w:val="0"/>
+          <w:sz w:val="21"/>
+          <w:szCs w:val="21"/>
+          <w14:ligatures w14:val="none"/>
+        </w:rPr>
+        <w:t>--color-background</w:t>
+      </w:r>
+      <w:r>
+        <w:rPr>
+          <w:rFonts w:ascii="Consolas" w:eastAsia="Times New Roman" w:hAnsi="Consolas" w:cs="Times New Roman"/>
+          <w:color w:val="3B3B3B"/>
+          <w:kern w:val="0"/>
+          <w:sz w:val="21"/>
+          <w:szCs w:val="21"/>
+          <w14:ligatures w14:val="none"/>
+        </w:rPr>
+        <w:t xml:space="preserve">: </w:t>
+      </w:r>
+      <w:r>
+        <w:rPr>
+          <w:rFonts w:ascii="Consolas" w:eastAsia="Times New Roman" w:hAnsi="Consolas" w:cs="Times New Roman"/>
+          <w:color w:val="0451A5"/>
+          <w:kern w:val="0"/>
+          <w:sz w:val="21"/>
+          <w:szCs w:val="21"/>
+          <w14:ligatures w14:val="none"/>
+        </w:rPr>
+        <w:t>#ffffff</w:t>
+      </w:r>
+      <w:r>
+        <w:rPr>
+          <w:rFonts w:ascii="Consolas" w:eastAsia="Times New Roman" w:hAnsi="Consolas" w:cs="Times New Roman"/>
+          <w:color w:val="3B3B3B"/>
+          <w:kern w:val="0"/>
+          <w:sz w:val="21"/>
+          <w:szCs w:val="21"/>
+          <w14:ligatures w14:val="none"/>
+        </w:rPr>
+        <w:t>;</w:t>
+      </w:r>
+    </w:p>
+    <w:p>
+      <w:pPr>
+        <w:shd w:val="clear" w:color="auto" w:fill="FFFFFF"/>
+        <w:spacing w:after="0" w:line="285" w:lineRule="atLeast"/>
+        <w:rPr>
+          <w:rFonts w:ascii="Consolas" w:eastAsia="Times New Roman" w:hAnsi="Consolas" w:cs="Times New Roman"/>
+          <w:color w:val="3B3B3B"/>
+          <w:kern w:val="0"/>
+          <w:sz w:val="21"/>
+          <w:szCs w:val="21"/>
+          <w14:ligatures w14:val="none"/>
+        </w:rPr>
+      </w:pPr>
+      <w:r>
+        <w:rPr>
+          <w:rFonts w:ascii="Consolas" w:eastAsia="Times New Roman" w:hAnsi="Consolas" w:cs="Times New Roman"/>
+          <w:color w:val="3B3B3B"/>
+          <w:kern w:val="0"/>
+          <w:sz w:val="21"/>
+          <w:szCs w:val="21"/>
+          <w14:ligatures w14:val="none"/>
+        </w:rPr>
+        <w:t xml:space="preserve">  </w:t>
+      </w:r>
+      <w:r>
+        <w:rPr>
+          <w:rFonts w:ascii="Consolas" w:eastAsia="Times New Roman" w:hAnsi="Consolas" w:cs="Times New Roman"/>
+          <w:color w:val="E50000"/>
+          <w:kern w:val="0"/>
+          <w:sz w:val="21"/>
+          <w:szCs w:val="21"/>
+          <w14:ligatures w14:val="none"/>
+        </w:rPr>
+        <w:t>--color-text</w:t>
+      </w:r>
+      <w:r>
+        <w:rPr>
+          <w:rFonts w:ascii="Consolas" w:eastAsia="Times New Roman" w:hAnsi="Consolas" w:cs="Times New Roman"/>
+          <w:color w:val="3B3B3B"/>
+          <w:kern w:val="0"/>
+          <w:sz w:val="21"/>
+          <w:szCs w:val="21"/>
+          <w14:ligatures w14:val="none"/>
+        </w:rPr>
+        <w:t xml:space="preserve">: </w:t>
+      </w:r>
+      <w:r>
+        <w:rPr>
+          <w:rFonts w:ascii="Consolas" w:eastAsia="Times New Roman" w:hAnsi="Consolas" w:cs="Times New Roman"/>
+          <w:color w:val="0451A5"/>
+          <w:kern w:val="0"/>
+          <w:sz w:val="21"/>
+          <w:szCs w:val="21"/>
+          <w14:ligatures w14:val="none"/>
+        </w:rPr>
+        <w:t>#111827</w:t>
+      </w:r>
+      <w:r>
+        <w:rPr>
+          <w:rFonts w:ascii="Consolas" w:eastAsia="Times New Roman" w:hAnsi="Consolas" w:cs="Times New Roman"/>
+          <w:color w:val="3B3B3B"/>
+          <w:kern w:val="0"/>
+          <w:sz w:val="21"/>
+          <w:szCs w:val="21"/>
+          <w14:ligatures w14:val="none"/>
+        </w:rPr>
+        <w:t>;</w:t>
+      </w:r>
+    </w:p>
+    <w:p>
+      <w:pPr>
+        <w:shd w:val="clear" w:color="auto" w:fill="FFFFFF"/>
+        <w:spacing w:after="0" w:line="285" w:lineRule="atLeast"/>
+        <w:rPr>
+          <w:rFonts w:ascii="Consolas" w:eastAsia="Times New Roman" w:hAnsi="Consolas" w:cs="Times New Roman"/>
+          <w:color w:val="3B3B3B"/>
+          <w:kern w:val="0"/>
+          <w:sz w:val="21"/>
+          <w:szCs w:val="21"/>
+          <w14:ligatures w14:val="none"/>
+        </w:rPr>
+      </w:pPr>
+      <w:r>
+        <w:rPr>
+          <w:rFonts w:ascii="Consolas" w:eastAsia="Times New Roman" w:hAnsi="Consolas" w:cs="Times New Roman"/>
+          <w:color w:val="3B3B3B"/>
+          <w:kern w:val="0"/>
+          <w:sz w:val="21"/>
+          <w:szCs w:val="21"/>
+          <w14:ligatures w14:val="none"/>
+        </w:rPr>
+        <w:t>}</w:t>
+      </w:r>
+    </w:p>
+    <w:p>
+      <w:pPr>
+        <w:ind w:left="720" w:firstLine="720"/>
+        <w:rPr>
+          <w:rFonts w:ascii="Sakkal Majalla" w:hAnsi="Sakkal Majalla" w:cs="Sakkal Majalla"/>
+          <w:sz w:val="28"/>
+          <w:szCs w:val="28"/>
+        </w:rPr>
+      </w:pPr>
+      <w:r>
+        <w:rPr>
+          <w:rFonts w:ascii="Sakkal Majalla" w:hAnsi="Sakkal Majalla" w:cs="Sakkal Majalla"/>
+          <w:sz w:val="28"/>
+          <w:szCs w:val="28"/>
+        </w:rPr>
+        <w:t>*************************************************</w:t>
+      </w:r>
+    </w:p>
+    <w:p>
+      <w:pPr>
+        <w:shd w:val="clear" w:color="auto" w:fill="FFFFFF"/>
+        <w:spacing w:after="0" w:line="285" w:lineRule="atLeast"/>
+        <w:rPr>
+          <w:rFonts w:ascii="Consolas" w:eastAsia="Times New Roman" w:hAnsi="Consolas" w:cs="Times New Roman"/>
+          <w:color w:val="3B3B3B"/>
+          <w:kern w:val="0"/>
+          <w:sz w:val="21"/>
+          <w:szCs w:val="21"/>
+          <w14:ligatures w14:val="none"/>
+        </w:rPr>
+      </w:pPr>
+      <w:r>
+        <w:rPr>
+          <w:rFonts w:ascii="Consolas" w:eastAsia="Times New Roman" w:hAnsi="Consolas" w:cs="Times New Roman"/>
+          <w:color w:val="3B3B3B"/>
+          <w:kern w:val="0"/>
+          <w:sz w:val="21"/>
+          <w:szCs w:val="21"/>
+          <w14:ligatures w14:val="none"/>
+        </w:rPr>
+        <w:t xml:space="preserve">      </w:t>
+      </w:r>
+      <w:r>
+        <w:rPr>
+          <w:rFonts w:ascii="Consolas" w:eastAsia="Times New Roman" w:hAnsi="Consolas" w:cs="Times New Roman"/>
+          <w:color w:val="800000"/>
+          <w:kern w:val="0"/>
+          <w:sz w:val="21"/>
+          <w:szCs w:val="21"/>
+          <w14:ligatures w14:val="none"/>
+        </w:rPr>
+        <w:t>&lt;div</w:t>
+      </w:r>
+      <w:r>
+        <w:rPr>
+          <w:rFonts w:ascii="Consolas" w:eastAsia="Times New Roman" w:hAnsi="Consolas" w:cs="Times New Roman"/>
+          <w:color w:val="3B3B3B"/>
+          <w:kern w:val="0"/>
+          <w:sz w:val="21"/>
+          <w:szCs w:val="21"/>
+          <w14:ligatures w14:val="none"/>
+        </w:rPr>
+        <w:t xml:space="preserve"> </w:t>
+      </w:r>
+      <w:r>
+        <w:rPr>
+          <w:rFonts w:ascii="Consolas" w:eastAsia="Times New Roman" w:hAnsi="Consolas" w:cs="Times New Roman"/>
+          <w:color w:val="E50000"/>
+          <w:kern w:val="0"/>
+          <w:sz w:val="21"/>
+          <w:szCs w:val="21"/>
+          <w14:ligatures w14:val="none"/>
+        </w:rPr>
+        <w:t>id</w:t>
+      </w:r>
+      <w:r>
+        <w:rPr>
+          <w:rFonts w:ascii="Consolas" w:eastAsia="Times New Roman" w:hAnsi="Consolas" w:cs="Times New Roman"/>
+          <w:color w:val="000000"/>
+          <w:kern w:val="0"/>
+          <w:sz w:val="21"/>
+          <w:szCs w:val="21"/>
+          <w14:ligatures w14:val="none"/>
+        </w:rPr>
+        <w:t>=</w:t>
+      </w:r>
+      <w:r>
+        <w:rPr>
+          <w:rFonts w:ascii="Consolas" w:eastAsia="Times New Roman" w:hAnsi="Consolas" w:cs="Times New Roman"/>
+          <w:color w:val="A31515"/>
+          <w:kern w:val="0"/>
+          <w:sz w:val="21"/>
+          <w:szCs w:val="21"/>
+          <w14:ligatures w14:val="none"/>
+        </w:rPr>
+        <w:t>'switch'</w:t>
+      </w:r>
+      <w:r>
+        <w:rPr>
+          <w:rFonts w:ascii="Consolas" w:eastAsia="Times New Roman" w:hAnsi="Consolas" w:cs="Times New Roman"/>
+          <w:color w:val="3B3B3B"/>
+          <w:kern w:val="0"/>
+          <w:sz w:val="21"/>
+          <w:szCs w:val="21"/>
+          <w14:ligatures w14:val="none"/>
+        </w:rPr>
+        <w:t xml:space="preserve"> </w:t>
+      </w:r>
+      <w:r>
+        <w:rPr>
+          <w:rFonts w:ascii="Consolas" w:eastAsia="Times New Roman" w:hAnsi="Consolas" w:cs="Times New Roman"/>
+          <w:color w:val="E50000"/>
+          <w:kern w:val="0"/>
+          <w:sz w:val="21"/>
+          <w:szCs w:val="21"/>
+          <w14:ligatures w14:val="none"/>
+        </w:rPr>
+        <w:t>className</w:t>
+      </w:r>
+      <w:r>
+        <w:rPr>
+          <w:rFonts w:ascii="Consolas" w:eastAsia="Times New Roman" w:hAnsi="Consolas" w:cs="Times New Roman"/>
+          <w:color w:val="000000"/>
+          <w:kern w:val="0"/>
+          <w:sz w:val="21"/>
+          <w:szCs w:val="21"/>
+          <w14:ligatures w14:val="none"/>
+        </w:rPr>
+        <w:t>=</w:t>
+      </w:r>
+      <w:r>
+        <w:rPr>
+          <w:rFonts w:ascii="Consolas" w:eastAsia="Times New Roman" w:hAnsi="Consolas" w:cs="Times New Roman"/>
+          <w:color w:val="0000FF"/>
+          <w:kern w:val="0"/>
+          <w:sz w:val="21"/>
+          <w:szCs w:val="21"/>
+          <w14:ligatures w14:val="none"/>
+        </w:rPr>
+        <w:t>{</w:t>
+      </w:r>
+      <w:r>
+        <w:rPr>
+          <w:rFonts w:ascii="Consolas" w:eastAsia="Times New Roman" w:hAnsi="Consolas" w:cs="Times New Roman"/>
+          <w:color w:val="A31515"/>
+          <w:kern w:val="0"/>
+          <w:sz w:val="21"/>
+          <w:szCs w:val="21"/>
+          <w14:ligatures w14:val="none"/>
+        </w:rPr>
+        <w:t>`</w:t>
+      </w:r>
+      <w:r>
+        <w:rPr>
+          <w:rFonts w:ascii="Consolas" w:eastAsia="Times New Roman" w:hAnsi="Consolas" w:cs="Times New Roman"/>
+          <w:color w:val="0000FF"/>
+          <w:kern w:val="0"/>
+          <w:sz w:val="21"/>
+          <w:szCs w:val="21"/>
+          <w14:ligatures w14:val="none"/>
+        </w:rPr>
+        <w:t>${</w:t>
+      </w:r>
+      <w:r>
+        <w:rPr>
+          <w:rFonts w:ascii="Consolas" w:eastAsia="Times New Roman" w:hAnsi="Consolas" w:cs="Times New Roman"/>
+          <w:color w:val="0070C1"/>
+          <w:kern w:val="0"/>
+          <w:sz w:val="21"/>
+          <w:szCs w:val="21"/>
+          <w14:ligatures w14:val="none"/>
+        </w:rPr>
+        <w:t>isDarkMode</w:t>
+      </w:r>
+      <w:r>
+        <w:rPr>
+          <w:rFonts w:ascii="Consolas" w:eastAsia="Times New Roman" w:hAnsi="Consolas" w:cs="Times New Roman"/>
+          <w:color w:val="000000"/>
+          <w:kern w:val="0"/>
+          <w:sz w:val="21"/>
+          <w:szCs w:val="21"/>
+          <w14:ligatures w14:val="none"/>
+        </w:rPr>
+        <w:t xml:space="preserve"> ? </w:t>
+      </w:r>
+      <w:r>
+        <w:rPr>
+          <w:rFonts w:ascii="Consolas" w:eastAsia="Times New Roman" w:hAnsi="Consolas" w:cs="Times New Roman"/>
+          <w:color w:val="A31515"/>
+          <w:kern w:val="0"/>
+          <w:sz w:val="21"/>
+          <w:szCs w:val="21"/>
+          <w14:ligatures w14:val="none"/>
+        </w:rPr>
+        <w:t>'dark'</w:t>
+      </w:r>
+      <w:r>
+        <w:rPr>
+          <w:rFonts w:ascii="Consolas" w:eastAsia="Times New Roman" w:hAnsi="Consolas" w:cs="Times New Roman"/>
+          <w:color w:val="000000"/>
+          <w:kern w:val="0"/>
+          <w:sz w:val="21"/>
+          <w:szCs w:val="21"/>
+          <w14:ligatures w14:val="none"/>
+        </w:rPr>
+        <w:t xml:space="preserve">: </w:t>
+      </w:r>
+      <w:r>
+        <w:rPr>
+          <w:rFonts w:ascii="Consolas" w:eastAsia="Times New Roman" w:hAnsi="Consolas" w:cs="Times New Roman"/>
+          <w:color w:val="A31515"/>
+          <w:kern w:val="0"/>
+          <w:sz w:val="21"/>
+          <w:szCs w:val="21"/>
+          <w14:ligatures w14:val="none"/>
+        </w:rPr>
+        <w:t>''</w:t>
+      </w:r>
+      <w:r>
+        <w:rPr>
+          <w:rFonts w:ascii="Consolas" w:eastAsia="Times New Roman" w:hAnsi="Consolas" w:cs="Times New Roman"/>
+          <w:color w:val="0000FF"/>
+          <w:kern w:val="0"/>
+          <w:sz w:val="21"/>
+          <w:szCs w:val="21"/>
+          <w14:ligatures w14:val="none"/>
+        </w:rPr>
+        <w:t>}</w:t>
+      </w:r>
+      <w:r>
+        <w:rPr>
+          <w:rFonts w:ascii="Consolas" w:eastAsia="Times New Roman" w:hAnsi="Consolas" w:cs="Times New Roman"/>
+          <w:color w:val="A31515"/>
+          <w:kern w:val="0"/>
+          <w:sz w:val="21"/>
+          <w:szCs w:val="21"/>
+          <w14:ligatures w14:val="none"/>
+        </w:rPr>
+        <w:t xml:space="preserve"> m-6 w-1/3`</w:t>
+      </w:r>
+      <w:r>
+        <w:rPr>
+          <w:rFonts w:ascii="Consolas" w:eastAsia="Times New Roman" w:hAnsi="Consolas" w:cs="Times New Roman"/>
+          <w:color w:val="0000FF"/>
+          <w:kern w:val="0"/>
+          <w:sz w:val="21"/>
+          <w:szCs w:val="21"/>
+          <w14:ligatures w14:val="none"/>
+        </w:rPr>
+        <w:t>}</w:t>
+      </w:r>
+      <w:r>
+        <w:rPr>
+          <w:rFonts w:ascii="Consolas" w:eastAsia="Times New Roman" w:hAnsi="Consolas" w:cs="Times New Roman"/>
+          <w:color w:val="800000"/>
+          <w:kern w:val="0"/>
+          <w:sz w:val="21"/>
+          <w:szCs w:val="21"/>
+          <w14:ligatures w14:val="none"/>
+        </w:rPr>
+        <w:t>&gt;</w:t>
+      </w:r>
+    </w:p>
+    <w:p>
+      <w:pPr>
+        <w:shd w:val="clear" w:color="auto" w:fill="FFFFFF"/>
+        <w:spacing w:after="0" w:line="285" w:lineRule="atLeast"/>
+        <w:rPr>
+          <w:rFonts w:ascii="Consolas" w:eastAsia="Times New Roman" w:hAnsi="Consolas" w:cs="Times New Roman"/>
+          <w:color w:val="3B3B3B"/>
+          <w:kern w:val="0"/>
+          <w:sz w:val="21"/>
+          <w:szCs w:val="21"/>
+          <w14:ligatures w14:val="none"/>
+        </w:rPr>
+      </w:pPr>
+      <w:r>
+        <w:rPr>
+          <w:rFonts w:ascii="Consolas" w:eastAsia="Times New Roman" w:hAnsi="Consolas" w:cs="Times New Roman"/>
+          <w:color w:val="3B3B3B"/>
+          <w:kern w:val="0"/>
+          <w:sz w:val="21"/>
+          <w:szCs w:val="21"/>
+          <w14:ligatures w14:val="none"/>
+        </w:rPr>
         <w:t xml:space="preserve">        </w:t>
       </w:r>
       <w:r>
         <w:rPr>
           <w:rFonts w:ascii="Consolas" w:eastAsia="Times New Roman" w:hAnsi="Consolas" w:cs="Times New Roman"/>
-          <w:color w:val="AF00DB"/>
-          <w:kern w:val="0"/>
-          <w:sz w:val="21"/>
-          <w:szCs w:val="21"/>
-          <w14:ligatures w14:val="none"/>
-        </w:rPr>
-        <w:t>@apply</w:t>
+          <w:color w:val="800000"/>
+          <w:kern w:val="0"/>
+          <w:sz w:val="21"/>
+          <w:szCs w:val="21"/>
+          <w14:ligatures w14:val="none"/>
+        </w:rPr>
+        <w:t>&lt;div</w:t>
       </w:r>
       <w:r>
         <w:rPr>
@@ -3417,6 +4819,169 @@
         </w:rPr>
         <w:t xml:space="preserve"> </w:t>
       </w:r>
+    </w:p>
+    <w:p>
+      <w:pPr>
+        <w:shd w:val="clear" w:color="auto" w:fill="FFFFFF"/>
+        <w:spacing w:after="0" w:line="285" w:lineRule="atLeast"/>
+        <w:rPr>
+          <w:rFonts w:ascii="Consolas" w:eastAsia="Times New Roman" w:hAnsi="Consolas" w:cs="Times New Roman"/>
+          <w:color w:val="3B3B3B"/>
+          <w:kern w:val="0"/>
+          <w:sz w:val="21"/>
+          <w:szCs w:val="21"/>
+          <w14:ligatures w14:val="none"/>
+        </w:rPr>
+      </w:pPr>
+      <w:r>
+        <w:rPr>
+          <w:rFonts w:ascii="Consolas" w:eastAsia="Times New Roman" w:hAnsi="Consolas" w:cs="Times New Roman"/>
+          <w:color w:val="3B3B3B"/>
+          <w:kern w:val="0"/>
+          <w:sz w:val="21"/>
+          <w:szCs w:val="21"/>
+          <w14:ligatures w14:val="none"/>
+        </w:rPr>
+        <w:t xml:space="preserve">          </w:t>
+      </w:r>
+      <w:r>
+        <w:rPr>
+          <w:rFonts w:ascii="Consolas" w:eastAsia="Times New Roman" w:hAnsi="Consolas" w:cs="Times New Roman"/>
+          <w:color w:val="E50000"/>
+          <w:kern w:val="0"/>
+          <w:sz w:val="21"/>
+          <w:szCs w:val="21"/>
+          <w14:ligatures w14:val="none"/>
+        </w:rPr>
+        <w:t>className</w:t>
+      </w:r>
+      <w:r>
+        <w:rPr>
+          <w:rFonts w:ascii="Consolas" w:eastAsia="Times New Roman" w:hAnsi="Consolas" w:cs="Times New Roman"/>
+          <w:color w:val="000000"/>
+          <w:kern w:val="0"/>
+          <w:sz w:val="21"/>
+          <w:szCs w:val="21"/>
+          <w14:ligatures w14:val="none"/>
+        </w:rPr>
+        <w:t>=</w:t>
+      </w:r>
+      <w:r>
+        <w:rPr>
+          <w:rFonts w:ascii="Consolas" w:eastAsia="Times New Roman" w:hAnsi="Consolas" w:cs="Times New Roman"/>
+          <w:color w:val="A31515"/>
+          <w:kern w:val="0"/>
+          <w:sz w:val="21"/>
+          <w:szCs w:val="21"/>
+          <w14:ligatures w14:val="none"/>
+        </w:rPr>
+        <w:t>'p-2 bg-white dark:bg-gray-800 dark:shadow-blue-950 shadow-2xl'</w:t>
+      </w:r>
+    </w:p>
+    <w:p>
+      <w:pPr>
+        <w:shd w:val="clear" w:color="auto" w:fill="FFFFFF"/>
+        <w:spacing w:after="0" w:line="285" w:lineRule="atLeast"/>
+        <w:rPr>
+          <w:rFonts w:ascii="Consolas" w:eastAsia="Times New Roman" w:hAnsi="Consolas" w:cs="Times New Roman"/>
+          <w:color w:val="3B3B3B"/>
+          <w:kern w:val="0"/>
+          <w:sz w:val="21"/>
+          <w:szCs w:val="21"/>
+          <w14:ligatures w14:val="none"/>
+        </w:rPr>
+      </w:pPr>
+      <w:r>
+        <w:rPr>
+          <w:rFonts w:ascii="Consolas" w:eastAsia="Times New Roman" w:hAnsi="Consolas" w:cs="Times New Roman"/>
+          <w:color w:val="3B3B3B"/>
+          <w:kern w:val="0"/>
+          <w:sz w:val="21"/>
+          <w:szCs w:val="21"/>
+          <w14:ligatures w14:val="none"/>
+        </w:rPr>
+        <w:t xml:space="preserve">          </w:t>
+      </w:r>
+      <w:r>
+        <w:rPr>
+          <w:rFonts w:ascii="Consolas" w:eastAsia="Times New Roman" w:hAnsi="Consolas" w:cs="Times New Roman"/>
+          <w:color w:val="E50000"/>
+          <w:kern w:val="0"/>
+          <w:sz w:val="21"/>
+          <w:szCs w:val="21"/>
+          <w14:ligatures w14:val="none"/>
+        </w:rPr>
+        <w:t>onClick</w:t>
+      </w:r>
+      <w:r>
+        <w:rPr>
+          <w:rFonts w:ascii="Consolas" w:eastAsia="Times New Roman" w:hAnsi="Consolas" w:cs="Times New Roman"/>
+          <w:color w:val="000000"/>
+          <w:kern w:val="0"/>
+          <w:sz w:val="21"/>
+          <w:szCs w:val="21"/>
+          <w14:ligatures w14:val="none"/>
+        </w:rPr>
+        <w:t>=</w:t>
+      </w:r>
+      <w:r>
+        <w:rPr>
+          <w:rFonts w:ascii="Consolas" w:eastAsia="Times New Roman" w:hAnsi="Consolas" w:cs="Times New Roman"/>
+          <w:color w:val="0000FF"/>
+          <w:kern w:val="0"/>
+          <w:sz w:val="21"/>
+          <w:szCs w:val="21"/>
+          <w14:ligatures w14:val="none"/>
+        </w:rPr>
+        <w:t>{</w:t>
+      </w:r>
+      <w:r>
+        <w:rPr>
+          <w:rFonts w:ascii="Consolas" w:eastAsia="Times New Roman" w:hAnsi="Consolas" w:cs="Times New Roman"/>
+          <w:color w:val="795E26"/>
+          <w:kern w:val="0"/>
+          <w:sz w:val="21"/>
+          <w:szCs w:val="21"/>
+          <w14:ligatures w14:val="none"/>
+        </w:rPr>
+        <w:t>handleDarkMode</w:t>
+      </w:r>
+      <w:r>
+        <w:rPr>
+          <w:rFonts w:ascii="Consolas" w:eastAsia="Times New Roman" w:hAnsi="Consolas" w:cs="Times New Roman"/>
+          <w:color w:val="0000FF"/>
+          <w:kern w:val="0"/>
+          <w:sz w:val="21"/>
+          <w:szCs w:val="21"/>
+          <w14:ligatures w14:val="none"/>
+        </w:rPr>
+        <w:t>}</w:t>
+      </w:r>
+    </w:p>
+    <w:p>
+      <w:pPr>
+        <w:shd w:val="clear" w:color="auto" w:fill="FFFFFF"/>
+        <w:spacing w:after="0" w:line="285" w:lineRule="atLeast"/>
+        <w:rPr>
+          <w:rFonts w:ascii="Consolas" w:eastAsia="Times New Roman" w:hAnsi="Consolas" w:cs="Times New Roman"/>
+          <w:color w:val="3B3B3B"/>
+          <w:kern w:val="0"/>
+          <w:sz w:val="21"/>
+          <w:szCs w:val="21"/>
+          <w14:ligatures w14:val="none"/>
+        </w:rPr>
+      </w:pPr>
+      <w:r>
+        <w:rPr>
+          <w:rFonts w:ascii="Consolas" w:eastAsia="Times New Roman" w:hAnsi="Consolas" w:cs="Times New Roman"/>
+          <w:color w:val="3B3B3B"/>
+          <w:kern w:val="0"/>
+          <w:sz w:val="21"/>
+          <w:szCs w:val="21"/>
+          <w14:ligatures w14:val="none"/>
+        </w:rPr>
+        <w:t xml:space="preserve">        </w:t>
+      </w:r>
       <w:r>
         <w:rPr>
           <w:rFonts w:ascii="Consolas" w:eastAsia="Times New Roman" w:hAnsi="Consolas" w:cs="Times New Roman"/>
@@ -3426,73 +4991,33 @@
           <w:szCs w:val="21"/>
           <w14:ligatures w14:val="none"/>
         </w:rPr>
-        <w:t>text-blue-500</w:t>
-      </w:r>
-    </w:p>
-    <w:p>
-      <w:pPr>
-        <w:shd w:val="clear" w:color="auto" w:fill="FFFFFF"/>
-        <w:spacing w:after="0" w:line="285" w:lineRule="atLeast"/>
-        <w:rPr>
-          <w:rFonts w:ascii="Consolas" w:eastAsia="Times New Roman" w:hAnsi="Consolas" w:cs="Times New Roman"/>
-          <w:color w:val="3B3B3B"/>
-          <w:kern w:val="0"/>
-          <w:sz w:val="21"/>
-          <w:szCs w:val="21"/>
-          <w14:ligatures w14:val="none"/>
-        </w:rPr>
-      </w:pPr>
-      <w:r>
-        <w:rPr>
-          <w:rFonts w:ascii="Consolas" w:eastAsia="Times New Roman" w:hAnsi="Consolas" w:cs="Times New Roman"/>
-          <w:color w:val="3B3B3B"/>
-          <w:kern w:val="0"/>
-          <w:sz w:val="21"/>
-          <w:szCs w:val="21"/>
-          <w14:ligatures w14:val="none"/>
-        </w:rPr>
-        <w:t>    }</w:t>
-      </w:r>
-    </w:p>
-    <w:p>
-      <w:pPr>
-        <w:shd w:val="clear" w:color="auto" w:fill="FFFFFF"/>
-        <w:spacing w:after="0" w:line="285" w:lineRule="atLeast"/>
-        <w:rPr>
-          <w:rFonts w:ascii="Consolas" w:eastAsia="Times New Roman" w:hAnsi="Consolas" w:cs="Times New Roman"/>
-          <w:color w:val="3B3B3B"/>
-          <w:kern w:val="0"/>
-          <w:sz w:val="21"/>
-          <w:szCs w:val="21"/>
-          <w14:ligatures w14:val="none"/>
-        </w:rPr>
-      </w:pPr>
-    </w:p>
-    <w:p>
-      <w:pPr>
-        <w:shd w:val="clear" w:color="auto" w:fill="FFFFFF"/>
-        <w:spacing w:after="0" w:line="285" w:lineRule="atLeast"/>
-        <w:rPr>
-          <w:rFonts w:ascii="Consolas" w:eastAsia="Times New Roman" w:hAnsi="Consolas" w:cs="Times New Roman"/>
-          <w:color w:val="3B3B3B"/>
-          <w:kern w:val="0"/>
-          <w:sz w:val="21"/>
-          <w:szCs w:val="21"/>
-          <w14:ligatures w14:val="none"/>
-        </w:rPr>
-      </w:pPr>
-      <w:r>
-        <w:rPr>
-          <w:rFonts w:ascii="Consolas" w:eastAsia="Times New Roman" w:hAnsi="Consolas" w:cs="Times New Roman"/>
-          <w:color w:val="3B3B3B"/>
-          <w:kern w:val="0"/>
-          <w:sz w:val="21"/>
-          <w:szCs w:val="21"/>
-          <w14:ligatures w14:val="none"/>
-        </w:rPr>
-        <w:t xml:space="preserve">    </w:t>
-      </w:r>
-      <w:proofErr w:type="gramStart"/>
+        <w:t>&gt;</w:t>
+      </w:r>
+    </w:p>
+    <w:p>
+      <w:pPr>
+        <w:shd w:val="clear" w:color="auto" w:fill="FFFFFF"/>
+        <w:spacing w:after="0" w:line="285" w:lineRule="atLeast"/>
+        <w:rPr>
+          <w:rFonts w:ascii="Consolas" w:eastAsia="Times New Roman" w:hAnsi="Consolas" w:cs="Times New Roman"/>
+          <w:color w:val="3B3B3B"/>
+          <w:kern w:val="0"/>
+          <w:sz w:val="21"/>
+          <w:szCs w:val="21"/>
+          <w14:ligatures w14:val="none"/>
+        </w:rPr>
+      </w:pPr>
+      <w:r>
+        <w:rPr>
+          <w:rFonts w:ascii="Consolas" w:eastAsia="Times New Roman" w:hAnsi="Consolas" w:cs="Times New Roman"/>
+          <w:color w:val="3B3B3B"/>
+          <w:kern w:val="0"/>
+          <w:sz w:val="21"/>
+          <w:szCs w:val="21"/>
+          <w14:ligatures w14:val="none"/>
+        </w:rPr>
+        <w:t xml:space="preserve">          </w:t>
+      </w:r>
       <w:r>
         <w:rPr>
           <w:rFonts w:ascii="Consolas" w:eastAsia="Times New Roman" w:hAnsi="Consolas" w:cs="Times New Roman"/>
@@ -3502,9 +5027,58 @@
           <w:szCs w:val="21"/>
           <w14:ligatures w14:val="none"/>
         </w:rPr>
-        <w:t>.alert</w:t>
-      </w:r>
-      <w:proofErr w:type="gramEnd"/>
+        <w:t>&lt;h1&gt;</w:t>
+      </w:r>
+    </w:p>
+    <w:p>
+      <w:pPr>
+        <w:shd w:val="clear" w:color="auto" w:fill="FFFFFF"/>
+        <w:spacing w:after="0" w:line="285" w:lineRule="atLeast"/>
+        <w:rPr>
+          <w:rFonts w:ascii="Consolas" w:eastAsia="Times New Roman" w:hAnsi="Consolas" w:cs="Times New Roman"/>
+          <w:color w:val="3B3B3B"/>
+          <w:kern w:val="0"/>
+          <w:sz w:val="21"/>
+          <w:szCs w:val="21"/>
+          <w14:ligatures w14:val="none"/>
+        </w:rPr>
+      </w:pPr>
+      <w:r>
+        <w:rPr>
+          <w:rFonts w:ascii="Consolas" w:eastAsia="Times New Roman" w:hAnsi="Consolas" w:cs="Times New Roman"/>
+          <w:color w:val="3B3B3B"/>
+          <w:kern w:val="0"/>
+          <w:sz w:val="21"/>
+          <w:szCs w:val="21"/>
+          <w14:ligatures w14:val="none"/>
+        </w:rPr>
+        <w:t>            Click to toggle between dark and light mode...</w:t>
+      </w:r>
+    </w:p>
+    <w:p>
+      <w:pPr>
+        <w:shd w:val="clear" w:color="auto" w:fill="FFFFFF"/>
+        <w:spacing w:after="0" w:line="285" w:lineRule="atLeast"/>
+        <w:rPr>
+          <w:rFonts w:ascii="Consolas" w:eastAsia="Times New Roman" w:hAnsi="Consolas" w:cs="Times New Roman"/>
+          <w:color w:val="3B3B3B"/>
+          <w:kern w:val="0"/>
+          <w:sz w:val="21"/>
+          <w:szCs w:val="21"/>
+          <w14:ligatures w14:val="none"/>
+        </w:rPr>
+      </w:pPr>
+      <w:r>
+        <w:rPr>
+          <w:rFonts w:ascii="Consolas" w:eastAsia="Times New Roman" w:hAnsi="Consolas" w:cs="Times New Roman"/>
+          <w:color w:val="3B3B3B"/>
+          <w:kern w:val="0"/>
+          <w:sz w:val="21"/>
+          <w:szCs w:val="21"/>
+          <w14:ligatures w14:val="none"/>
+        </w:rPr>
+        <w:t xml:space="preserve">          </w:t>
+      </w:r>
       <w:r>
         <w:rPr>
           <w:rFonts w:ascii="Consolas" w:eastAsia="Times New Roman" w:hAnsi="Consolas" w:cs="Times New Roman"/>
@@ -3514,18 +5088,198 @@
           <w:szCs w:val="21"/>
           <w14:ligatures w14:val="none"/>
         </w:rPr>
-        <w:t>-info-content</w:t>
-      </w:r>
-      <w:r>
-        <w:rPr>
-          <w:rFonts w:ascii="Consolas" w:eastAsia="Times New Roman" w:hAnsi="Consolas" w:cs="Times New Roman"/>
-          <w:color w:val="3B3B3B"/>
-          <w:kern w:val="0"/>
-          <w:sz w:val="21"/>
-          <w:szCs w:val="21"/>
-          <w14:ligatures w14:val="none"/>
-        </w:rPr>
-        <w:t xml:space="preserve"> {</w:t>
+        <w:t>&lt;/h1&gt;</w:t>
+      </w:r>
+    </w:p>
+    <w:p>
+      <w:pPr>
+        <w:shd w:val="clear" w:color="auto" w:fill="FFFFFF"/>
+        <w:spacing w:after="0" w:line="285" w:lineRule="atLeast"/>
+        <w:rPr>
+          <w:rFonts w:ascii="Consolas" w:eastAsia="Times New Roman" w:hAnsi="Consolas" w:cs="Times New Roman"/>
+          <w:color w:val="3B3B3B"/>
+          <w:kern w:val="0"/>
+          <w:sz w:val="21"/>
+          <w:szCs w:val="21"/>
+          <w14:ligatures w14:val="none"/>
+        </w:rPr>
+      </w:pPr>
+    </w:p>
+    <w:p>
+      <w:pPr>
+        <w:shd w:val="clear" w:color="auto" w:fill="FFFFFF"/>
+        <w:spacing w:after="0" w:line="285" w:lineRule="atLeast"/>
+        <w:rPr>
+          <w:rFonts w:ascii="Consolas" w:eastAsia="Times New Roman" w:hAnsi="Consolas" w:cs="Times New Roman"/>
+          <w:color w:val="3B3B3B"/>
+          <w:kern w:val="0"/>
+          <w:sz w:val="21"/>
+          <w:szCs w:val="21"/>
+          <w14:ligatures w14:val="none"/>
+        </w:rPr>
+      </w:pPr>
+      <w:r>
+        <w:rPr>
+          <w:rFonts w:ascii="Consolas" w:eastAsia="Times New Roman" w:hAnsi="Consolas" w:cs="Times New Roman"/>
+          <w:color w:val="3B3B3B"/>
+          <w:kern w:val="0"/>
+          <w:sz w:val="21"/>
+          <w:szCs w:val="21"/>
+          <w14:ligatures w14:val="none"/>
+        </w:rPr>
+        <w:t xml:space="preserve">          </w:t>
+      </w:r>
+      <w:r>
+        <w:rPr>
+          <w:rFonts w:ascii="Consolas" w:eastAsia="Times New Roman" w:hAnsi="Consolas" w:cs="Times New Roman"/>
+          <w:color w:val="800000"/>
+          <w:kern w:val="0"/>
+          <w:sz w:val="21"/>
+          <w:szCs w:val="21"/>
+          <w14:ligatures w14:val="none"/>
+        </w:rPr>
+        <w:t>&lt;p</w:t>
+      </w:r>
+      <w:r>
+        <w:rPr>
+          <w:rFonts w:ascii="Consolas" w:eastAsia="Times New Roman" w:hAnsi="Consolas" w:cs="Times New Roman"/>
+          <w:color w:val="3B3B3B"/>
+          <w:kern w:val="0"/>
+          <w:sz w:val="21"/>
+          <w:szCs w:val="21"/>
+          <w14:ligatures w14:val="none"/>
+        </w:rPr>
+        <w:t xml:space="preserve"> </w:t>
+      </w:r>
+      <w:r>
+        <w:rPr>
+          <w:rFonts w:ascii="Consolas" w:eastAsia="Times New Roman" w:hAnsi="Consolas" w:cs="Times New Roman"/>
+          <w:color w:val="E50000"/>
+          <w:kern w:val="0"/>
+          <w:sz w:val="21"/>
+          <w:szCs w:val="21"/>
+          <w14:ligatures w14:val="none"/>
+        </w:rPr>
+        <w:t>className</w:t>
+      </w:r>
+      <w:r>
+        <w:rPr>
+          <w:rFonts w:ascii="Consolas" w:eastAsia="Times New Roman" w:hAnsi="Consolas" w:cs="Times New Roman"/>
+          <w:color w:val="000000"/>
+          <w:kern w:val="0"/>
+          <w:sz w:val="21"/>
+          <w:szCs w:val="21"/>
+          <w14:ligatures w14:val="none"/>
+        </w:rPr>
+        <w:t>=</w:t>
+      </w:r>
+      <w:r>
+        <w:rPr>
+          <w:rFonts w:ascii="Consolas" w:eastAsia="Times New Roman" w:hAnsi="Consolas" w:cs="Times New Roman"/>
+          <w:color w:val="A31515"/>
+          <w:kern w:val="0"/>
+          <w:sz w:val="21"/>
+          <w:szCs w:val="21"/>
+          <w14:ligatures w14:val="none"/>
+        </w:rPr>
+        <w:t>'text-gray-600 dark:text-gray-300'</w:t>
+      </w:r>
+      <w:r>
+        <w:rPr>
+          <w:rFonts w:ascii="Consolas" w:eastAsia="Times New Roman" w:hAnsi="Consolas" w:cs="Times New Roman"/>
+          <w:color w:val="800000"/>
+          <w:kern w:val="0"/>
+          <w:sz w:val="21"/>
+          <w:szCs w:val="21"/>
+          <w14:ligatures w14:val="none"/>
+        </w:rPr>
+        <w:t>&gt;</w:t>
+      </w:r>
+    </w:p>
+    <w:p>
+      <w:pPr>
+        <w:shd w:val="clear" w:color="auto" w:fill="FFFFFF"/>
+        <w:spacing w:after="0" w:line="285" w:lineRule="atLeast"/>
+        <w:rPr>
+          <w:rFonts w:ascii="Consolas" w:eastAsia="Times New Roman" w:hAnsi="Consolas" w:cs="Times New Roman"/>
+          <w:color w:val="3B3B3B"/>
+          <w:kern w:val="0"/>
+          <w:sz w:val="21"/>
+          <w:szCs w:val="21"/>
+          <w14:ligatures w14:val="none"/>
+        </w:rPr>
+      </w:pPr>
+      <w:r>
+        <w:rPr>
+          <w:rFonts w:ascii="Consolas" w:eastAsia="Times New Roman" w:hAnsi="Consolas" w:cs="Times New Roman"/>
+          <w:color w:val="3B3B3B"/>
+          <w:kern w:val="0"/>
+          <w:sz w:val="21"/>
+          <w:szCs w:val="21"/>
+          <w14:ligatures w14:val="none"/>
+        </w:rPr>
+        <w:t xml:space="preserve">            Lorem ipsum dolor sit amet consectetur adipisicing elit. Molestias provident dolor, </w:t>
+      </w:r>
+    </w:p>
+    <w:p>
+      <w:pPr>
+        <w:shd w:val="clear" w:color="auto" w:fill="FFFFFF"/>
+        <w:spacing w:after="0" w:line="285" w:lineRule="atLeast"/>
+        <w:rPr>
+          <w:rFonts w:ascii="Consolas" w:eastAsia="Times New Roman" w:hAnsi="Consolas" w:cs="Times New Roman"/>
+          <w:color w:val="3B3B3B"/>
+          <w:kern w:val="0"/>
+          <w:sz w:val="21"/>
+          <w:szCs w:val="21"/>
+          <w14:ligatures w14:val="none"/>
+        </w:rPr>
+      </w:pPr>
+      <w:r>
+        <w:rPr>
+          <w:rFonts w:ascii="Consolas" w:eastAsia="Times New Roman" w:hAnsi="Consolas" w:cs="Times New Roman"/>
+          <w:color w:val="3B3B3B"/>
+          <w:kern w:val="0"/>
+          <w:sz w:val="21"/>
+          <w:szCs w:val="21"/>
+          <w14:ligatures w14:val="none"/>
+        </w:rPr>
+        <w:t>            culpa suscipit autem laboriosam enim neque labore doloremque quia.</w:t>
+      </w:r>
+    </w:p>
+    <w:p>
+      <w:pPr>
+        <w:shd w:val="clear" w:color="auto" w:fill="FFFFFF"/>
+        <w:spacing w:after="0" w:line="285" w:lineRule="atLeast"/>
+        <w:rPr>
+          <w:rFonts w:ascii="Consolas" w:eastAsia="Times New Roman" w:hAnsi="Consolas" w:cs="Times New Roman"/>
+          <w:color w:val="3B3B3B"/>
+          <w:kern w:val="0"/>
+          <w:sz w:val="21"/>
+          <w:szCs w:val="21"/>
+          <w14:ligatures w14:val="none"/>
+        </w:rPr>
+      </w:pPr>
+      <w:r>
+        <w:rPr>
+          <w:rFonts w:ascii="Consolas" w:eastAsia="Times New Roman" w:hAnsi="Consolas" w:cs="Times New Roman"/>
+          <w:color w:val="3B3B3B"/>
+          <w:kern w:val="0"/>
+          <w:sz w:val="21"/>
+          <w:szCs w:val="21"/>
+          <w14:ligatures w14:val="none"/>
+        </w:rPr>
+        <w:t xml:space="preserve">          </w:t>
+      </w:r>
+      <w:r>
+        <w:rPr>
+          <w:rFonts w:ascii="Consolas" w:eastAsia="Times New Roman" w:hAnsi="Consolas" w:cs="Times New Roman"/>
+          <w:color w:val="800000"/>
+          <w:kern w:val="0"/>
+          <w:sz w:val="21"/>
+          <w:szCs w:val="21"/>
+          <w14:ligatures w14:val="none"/>
+        </w:rPr>
+        <w:t>&lt;/p&gt;</w:t>
       </w:r>
     </w:p>
     <w:p>
@@ -3555,101 +5309,39 @@
       <w:r>
         <w:rPr>
           <w:rFonts w:ascii="Consolas" w:eastAsia="Times New Roman" w:hAnsi="Consolas" w:cs="Times New Roman"/>
-          <w:color w:val="AF00DB"/>
-          <w:kern w:val="0"/>
-          <w:sz w:val="21"/>
-          <w:szCs w:val="21"/>
-          <w14:ligatures w14:val="none"/>
-        </w:rPr>
-        <w:t>@apply</w:t>
-      </w:r>
-      <w:r>
-        <w:rPr>
-          <w:rFonts w:ascii="Consolas" w:eastAsia="Times New Roman" w:hAnsi="Consolas" w:cs="Times New Roman"/>
-          <w:color w:val="3B3B3B"/>
-          <w:kern w:val="0"/>
-          <w:sz w:val="21"/>
-          <w:szCs w:val="21"/>
-          <w14:ligatures w14:val="none"/>
-        </w:rPr>
-        <w:t xml:space="preserve"> </w:t>
-      </w:r>
-      <w:r>
-        <w:rPr>
-          <w:rFonts w:ascii="Consolas" w:eastAsia="Times New Roman" w:hAnsi="Consolas" w:cs="Times New Roman"/>
           <w:color w:val="800000"/>
           <w:kern w:val="0"/>
           <w:sz w:val="21"/>
           <w:szCs w:val="21"/>
           <w14:ligatures w14:val="none"/>
         </w:rPr>
-        <w:t>text-blue-800</w:t>
-      </w:r>
-    </w:p>
-    <w:p>
-      <w:pPr>
-        <w:shd w:val="clear" w:color="auto" w:fill="FFFFFF"/>
-        <w:spacing w:after="0" w:line="285" w:lineRule="atLeast"/>
-        <w:rPr>
-          <w:rFonts w:ascii="Consolas" w:eastAsia="Times New Roman" w:hAnsi="Consolas" w:cs="Times New Roman"/>
-          <w:color w:val="3B3B3B"/>
-          <w:kern w:val="0"/>
-          <w:sz w:val="21"/>
-          <w:szCs w:val="21"/>
-          <w14:ligatures w14:val="none"/>
-        </w:rPr>
-      </w:pPr>
-      <w:r>
-        <w:rPr>
-          <w:rFonts w:ascii="Consolas" w:eastAsia="Times New Roman" w:hAnsi="Consolas" w:cs="Times New Roman"/>
-          <w:color w:val="3B3B3B"/>
-          <w:kern w:val="0"/>
-          <w:sz w:val="21"/>
-          <w:szCs w:val="21"/>
-          <w14:ligatures w14:val="none"/>
-        </w:rPr>
-        <w:t>    }</w:t>
-      </w:r>
-    </w:p>
-    <w:p>
-      <w:pPr>
-        <w:shd w:val="clear" w:color="auto" w:fill="FFFFFF"/>
-        <w:spacing w:after="0" w:line="285" w:lineRule="atLeast"/>
-        <w:rPr>
-          <w:rFonts w:ascii="Consolas" w:eastAsia="Times New Roman" w:hAnsi="Consolas" w:cs="Times New Roman"/>
-          <w:color w:val="3B3B3B"/>
-          <w:kern w:val="0"/>
-          <w:sz w:val="21"/>
-          <w:szCs w:val="21"/>
-          <w14:ligatures w14:val="none"/>
-        </w:rPr>
-      </w:pPr>
-    </w:p>
-    <w:p>
-      <w:pPr>
-        <w:shd w:val="clear" w:color="auto" w:fill="FFFFFF"/>
-        <w:spacing w:after="0" w:line="285" w:lineRule="atLeast"/>
-        <w:rPr>
-          <w:rFonts w:ascii="Consolas" w:eastAsia="Times New Roman" w:hAnsi="Consolas" w:cs="Times New Roman"/>
-          <w:color w:val="3B3B3B"/>
-          <w:kern w:val="0"/>
-          <w:sz w:val="21"/>
-          <w:szCs w:val="21"/>
-          <w14:ligatures w14:val="none"/>
-        </w:rPr>
-      </w:pPr>
-      <w:r>
-        <w:rPr>
-          <w:rFonts w:ascii="Consolas" w:eastAsia="Times New Roman" w:hAnsi="Consolas" w:cs="Times New Roman"/>
-          <w:color w:val="3B3B3B"/>
-          <w:kern w:val="0"/>
-          <w:sz w:val="21"/>
-          <w:szCs w:val="21"/>
-          <w14:ligatures w14:val="none"/>
-        </w:rPr>
-        <w:t xml:space="preserve">    </w:t>
-      </w:r>
-      <w:proofErr w:type="gramStart"/>
+        <w:t>&lt;/div&gt;</w:t>
+      </w:r>
+    </w:p>
+    <w:p>
+      <w:pPr>
+        <w:shd w:val="clear" w:color="auto" w:fill="FFFFFF"/>
+        <w:spacing w:after="0" w:line="285" w:lineRule="atLeast"/>
+        <w:rPr>
+          <w:rFonts w:ascii="Consolas" w:eastAsia="Times New Roman" w:hAnsi="Consolas" w:cs="Times New Roman"/>
+          <w:color w:val="3B3B3B"/>
+          <w:kern w:val="0"/>
+          <w:sz w:val="21"/>
+          <w:szCs w:val="21"/>
+          <w14:ligatures w14:val="none"/>
+        </w:rPr>
+      </w:pPr>
+      <w:r>
+        <w:rPr>
+          <w:rFonts w:ascii="Consolas" w:eastAsia="Times New Roman" w:hAnsi="Consolas" w:cs="Times New Roman"/>
+          <w:color w:val="3B3B3B"/>
+          <w:kern w:val="0"/>
+          <w:sz w:val="21"/>
+          <w:szCs w:val="21"/>
+          <w14:ligatures w14:val="none"/>
+        </w:rPr>
+        <w:t xml:space="preserve">      </w:t>
+      </w:r>
       <w:r>
         <w:rPr>
           <w:rFonts w:ascii="Consolas" w:eastAsia="Times New Roman" w:hAnsi="Consolas" w:cs="Times New Roman"/>
@@ -3659,474 +5351,75 @@
           <w:szCs w:val="21"/>
           <w14:ligatures w14:val="none"/>
         </w:rPr>
-        <w:t>.alert</w:t>
-      </w:r>
-      <w:proofErr w:type="gramEnd"/>
-      <w:r>
-        <w:rPr>
-          <w:rFonts w:ascii="Consolas" w:eastAsia="Times New Roman" w:hAnsi="Consolas" w:cs="Times New Roman"/>
-          <w:color w:val="800000"/>
-          <w:kern w:val="0"/>
-          <w:sz w:val="21"/>
-          <w:szCs w:val="21"/>
-          <w14:ligatures w14:val="none"/>
-        </w:rPr>
-        <w:t>-warning</w:t>
-      </w:r>
-      <w:r>
-        <w:rPr>
-          <w:rFonts w:ascii="Consolas" w:eastAsia="Times New Roman" w:hAnsi="Consolas" w:cs="Times New Roman"/>
-          <w:color w:val="3B3B3B"/>
-          <w:kern w:val="0"/>
-          <w:sz w:val="21"/>
-          <w:szCs w:val="21"/>
-          <w14:ligatures w14:val="none"/>
-        </w:rPr>
-        <w:t xml:space="preserve"> {</w:t>
-      </w:r>
-    </w:p>
-    <w:p>
-      <w:pPr>
-        <w:shd w:val="clear" w:color="auto" w:fill="FFFFFF"/>
-        <w:spacing w:after="0" w:line="285" w:lineRule="atLeast"/>
-        <w:rPr>
-          <w:rFonts w:ascii="Consolas" w:eastAsia="Times New Roman" w:hAnsi="Consolas" w:cs="Times New Roman"/>
-          <w:color w:val="3B3B3B"/>
-          <w:kern w:val="0"/>
-          <w:sz w:val="21"/>
-          <w:szCs w:val="21"/>
-          <w14:ligatures w14:val="none"/>
-        </w:rPr>
-      </w:pPr>
-      <w:r>
-        <w:rPr>
-          <w:rFonts w:ascii="Consolas" w:eastAsia="Times New Roman" w:hAnsi="Consolas" w:cs="Times New Roman"/>
-          <w:color w:val="3B3B3B"/>
-          <w:kern w:val="0"/>
-          <w:sz w:val="21"/>
-          <w:szCs w:val="21"/>
-          <w14:ligatures w14:val="none"/>
-        </w:rPr>
-        <w:t xml:space="preserve">        </w:t>
-      </w:r>
-      <w:r>
-        <w:rPr>
-          <w:rFonts w:ascii="Consolas" w:eastAsia="Times New Roman" w:hAnsi="Consolas" w:cs="Times New Roman"/>
-          <w:color w:val="AF00DB"/>
-          <w:kern w:val="0"/>
-          <w:sz w:val="21"/>
-          <w:szCs w:val="21"/>
-          <w14:ligatures w14:val="none"/>
-        </w:rPr>
-        <w:t>@apply</w:t>
-      </w:r>
-      <w:r>
-        <w:rPr>
-          <w:rFonts w:ascii="Consolas" w:eastAsia="Times New Roman" w:hAnsi="Consolas" w:cs="Times New Roman"/>
-          <w:color w:val="3B3B3B"/>
-          <w:kern w:val="0"/>
-          <w:sz w:val="21"/>
-          <w:szCs w:val="21"/>
-          <w14:ligatures w14:val="none"/>
-        </w:rPr>
-        <w:t xml:space="preserve"> </w:t>
-      </w:r>
-      <w:r>
-        <w:rPr>
-          <w:rFonts w:ascii="Consolas" w:eastAsia="Times New Roman" w:hAnsi="Consolas" w:cs="Times New Roman"/>
-          <w:color w:val="800000"/>
-          <w:kern w:val="0"/>
-          <w:sz w:val="21"/>
-          <w:szCs w:val="21"/>
-          <w14:ligatures w14:val="none"/>
-        </w:rPr>
-        <w:t>bg-red-100</w:t>
-      </w:r>
-      <w:r>
-        <w:rPr>
-          <w:rFonts w:ascii="Consolas" w:eastAsia="Times New Roman" w:hAnsi="Consolas" w:cs="Times New Roman"/>
-          <w:color w:val="3B3B3B"/>
-          <w:kern w:val="0"/>
-          <w:sz w:val="21"/>
-          <w:szCs w:val="21"/>
-          <w14:ligatures w14:val="none"/>
-        </w:rPr>
-        <w:t xml:space="preserve"> </w:t>
-      </w:r>
-      <w:r>
-        <w:rPr>
-          <w:rFonts w:ascii="Consolas" w:eastAsia="Times New Roman" w:hAnsi="Consolas" w:cs="Times New Roman"/>
-          <w:color w:val="800000"/>
-          <w:kern w:val="0"/>
-          <w:sz w:val="21"/>
-          <w:szCs w:val="21"/>
-          <w14:ligatures w14:val="none"/>
-        </w:rPr>
-        <w:t>border-red-500</w:t>
-      </w:r>
-    </w:p>
-    <w:p>
-      <w:pPr>
-        <w:shd w:val="clear" w:color="auto" w:fill="FFFFFF"/>
-        <w:spacing w:after="0" w:line="285" w:lineRule="atLeast"/>
-        <w:rPr>
-          <w:rFonts w:ascii="Consolas" w:eastAsia="Times New Roman" w:hAnsi="Consolas" w:cs="Times New Roman"/>
-          <w:color w:val="3B3B3B"/>
-          <w:kern w:val="0"/>
-          <w:sz w:val="21"/>
-          <w:szCs w:val="21"/>
-          <w14:ligatures w14:val="none"/>
-        </w:rPr>
-      </w:pPr>
-      <w:r>
-        <w:rPr>
-          <w:rFonts w:ascii="Consolas" w:eastAsia="Times New Roman" w:hAnsi="Consolas" w:cs="Times New Roman"/>
-          <w:color w:val="3B3B3B"/>
-          <w:kern w:val="0"/>
-          <w:sz w:val="21"/>
-          <w:szCs w:val="21"/>
-          <w14:ligatures w14:val="none"/>
-        </w:rPr>
-        <w:t>    }</w:t>
-      </w:r>
-    </w:p>
-    <w:p>
-      <w:pPr>
-        <w:shd w:val="clear" w:color="auto" w:fill="FFFFFF"/>
-        <w:spacing w:after="0" w:line="285" w:lineRule="atLeast"/>
-        <w:rPr>
-          <w:rFonts w:ascii="Consolas" w:eastAsia="Times New Roman" w:hAnsi="Consolas" w:cs="Times New Roman"/>
-          <w:color w:val="3B3B3B"/>
-          <w:kern w:val="0"/>
-          <w:sz w:val="21"/>
-          <w:szCs w:val="21"/>
-          <w14:ligatures w14:val="none"/>
-        </w:rPr>
-      </w:pPr>
-    </w:p>
-    <w:p>
-      <w:pPr>
-        <w:shd w:val="clear" w:color="auto" w:fill="FFFFFF"/>
-        <w:spacing w:after="0" w:line="285" w:lineRule="atLeast"/>
-        <w:rPr>
-          <w:rFonts w:ascii="Consolas" w:eastAsia="Times New Roman" w:hAnsi="Consolas" w:cs="Times New Roman"/>
-          <w:color w:val="3B3B3B"/>
-          <w:kern w:val="0"/>
-          <w:sz w:val="21"/>
-          <w:szCs w:val="21"/>
-          <w14:ligatures w14:val="none"/>
-        </w:rPr>
-      </w:pPr>
-      <w:r>
-        <w:rPr>
-          <w:rFonts w:ascii="Consolas" w:eastAsia="Times New Roman" w:hAnsi="Consolas" w:cs="Times New Roman"/>
-          <w:color w:val="3B3B3B"/>
-          <w:kern w:val="0"/>
-          <w:sz w:val="21"/>
-          <w:szCs w:val="21"/>
-          <w14:ligatures w14:val="none"/>
-        </w:rPr>
-        <w:t xml:space="preserve">    </w:t>
-      </w:r>
-      <w:proofErr w:type="gramStart"/>
-      <w:r>
-        <w:rPr>
-          <w:rFonts w:ascii="Consolas" w:eastAsia="Times New Roman" w:hAnsi="Consolas" w:cs="Times New Roman"/>
-          <w:color w:val="800000"/>
-          <w:kern w:val="0"/>
-          <w:sz w:val="21"/>
-          <w:szCs w:val="21"/>
-          <w14:ligatures w14:val="none"/>
-        </w:rPr>
-        <w:t>.alert</w:t>
-      </w:r>
-      <w:proofErr w:type="gramEnd"/>
-      <w:r>
-        <w:rPr>
-          <w:rFonts w:ascii="Consolas" w:eastAsia="Times New Roman" w:hAnsi="Consolas" w:cs="Times New Roman"/>
-          <w:color w:val="800000"/>
-          <w:kern w:val="0"/>
-          <w:sz w:val="21"/>
-          <w:szCs w:val="21"/>
-          <w14:ligatures w14:val="none"/>
-        </w:rPr>
-        <w:t>-warning-title</w:t>
-      </w:r>
-      <w:r>
-        <w:rPr>
-          <w:rFonts w:ascii="Consolas" w:eastAsia="Times New Roman" w:hAnsi="Consolas" w:cs="Times New Roman"/>
-          <w:color w:val="3B3B3B"/>
-          <w:kern w:val="0"/>
-          <w:sz w:val="21"/>
-          <w:szCs w:val="21"/>
-          <w14:ligatures w14:val="none"/>
-        </w:rPr>
-        <w:t xml:space="preserve"> {</w:t>
-      </w:r>
-    </w:p>
-    <w:p>
-      <w:pPr>
-        <w:shd w:val="clear" w:color="auto" w:fill="FFFFFF"/>
-        <w:spacing w:after="0" w:line="285" w:lineRule="atLeast"/>
-        <w:rPr>
-          <w:rFonts w:ascii="Consolas" w:eastAsia="Times New Roman" w:hAnsi="Consolas" w:cs="Times New Roman"/>
-          <w:color w:val="3B3B3B"/>
-          <w:kern w:val="0"/>
-          <w:sz w:val="21"/>
-          <w:szCs w:val="21"/>
-          <w14:ligatures w14:val="none"/>
-        </w:rPr>
-      </w:pPr>
-      <w:r>
-        <w:rPr>
-          <w:rFonts w:ascii="Consolas" w:eastAsia="Times New Roman" w:hAnsi="Consolas" w:cs="Times New Roman"/>
-          <w:color w:val="3B3B3B"/>
-          <w:kern w:val="0"/>
-          <w:sz w:val="21"/>
-          <w:szCs w:val="21"/>
-          <w14:ligatures w14:val="none"/>
-        </w:rPr>
-        <w:t xml:space="preserve">        </w:t>
-      </w:r>
-      <w:r>
-        <w:rPr>
-          <w:rFonts w:ascii="Consolas" w:eastAsia="Times New Roman" w:hAnsi="Consolas" w:cs="Times New Roman"/>
-          <w:color w:val="AF00DB"/>
-          <w:kern w:val="0"/>
-          <w:sz w:val="21"/>
-          <w:szCs w:val="21"/>
-          <w14:ligatures w14:val="none"/>
-        </w:rPr>
-        <w:t>@apply</w:t>
-      </w:r>
-      <w:r>
-        <w:rPr>
-          <w:rFonts w:ascii="Consolas" w:eastAsia="Times New Roman" w:hAnsi="Consolas" w:cs="Times New Roman"/>
-          <w:color w:val="3B3B3B"/>
-          <w:kern w:val="0"/>
-          <w:sz w:val="21"/>
-          <w:szCs w:val="21"/>
-          <w14:ligatures w14:val="none"/>
-        </w:rPr>
-        <w:t xml:space="preserve"> </w:t>
-      </w:r>
-      <w:r>
-        <w:rPr>
-          <w:rFonts w:ascii="Consolas" w:eastAsia="Times New Roman" w:hAnsi="Consolas" w:cs="Times New Roman"/>
-          <w:color w:val="800000"/>
-          <w:kern w:val="0"/>
-          <w:sz w:val="21"/>
-          <w:szCs w:val="21"/>
-          <w14:ligatures w14:val="none"/>
-        </w:rPr>
-        <w:t>text-red-500</w:t>
-      </w:r>
-    </w:p>
-    <w:p>
-      <w:pPr>
-        <w:shd w:val="clear" w:color="auto" w:fill="FFFFFF"/>
-        <w:spacing w:after="0" w:line="285" w:lineRule="atLeast"/>
-        <w:rPr>
-          <w:rFonts w:ascii="Consolas" w:eastAsia="Times New Roman" w:hAnsi="Consolas" w:cs="Times New Roman"/>
-          <w:color w:val="3B3B3B"/>
-          <w:kern w:val="0"/>
-          <w:sz w:val="21"/>
-          <w:szCs w:val="21"/>
-          <w14:ligatures w14:val="none"/>
-        </w:rPr>
-      </w:pPr>
-      <w:r>
-        <w:rPr>
-          <w:rFonts w:ascii="Consolas" w:eastAsia="Times New Roman" w:hAnsi="Consolas" w:cs="Times New Roman"/>
-          <w:color w:val="3B3B3B"/>
-          <w:kern w:val="0"/>
-          <w:sz w:val="21"/>
-          <w:szCs w:val="21"/>
-          <w14:ligatures w14:val="none"/>
-        </w:rPr>
-        <w:t>    }</w:t>
-      </w:r>
-    </w:p>
-    <w:p>
-      <w:pPr>
-        <w:shd w:val="clear" w:color="auto" w:fill="FFFFFF"/>
-        <w:spacing w:after="0" w:line="285" w:lineRule="atLeast"/>
-        <w:rPr>
-          <w:rFonts w:ascii="Consolas" w:eastAsia="Times New Roman" w:hAnsi="Consolas" w:cs="Times New Roman"/>
-          <w:color w:val="3B3B3B"/>
-          <w:kern w:val="0"/>
-          <w:sz w:val="21"/>
-          <w:szCs w:val="21"/>
-          <w14:ligatures w14:val="none"/>
-        </w:rPr>
-      </w:pPr>
-    </w:p>
-    <w:p>
-      <w:pPr>
-        <w:shd w:val="clear" w:color="auto" w:fill="FFFFFF"/>
-        <w:spacing w:after="0" w:line="285" w:lineRule="atLeast"/>
-        <w:rPr>
-          <w:rFonts w:ascii="Consolas" w:eastAsia="Times New Roman" w:hAnsi="Consolas" w:cs="Times New Roman"/>
-          <w:color w:val="3B3B3B"/>
-          <w:kern w:val="0"/>
-          <w:sz w:val="21"/>
-          <w:szCs w:val="21"/>
-          <w14:ligatures w14:val="none"/>
-        </w:rPr>
-      </w:pPr>
-      <w:r>
-        <w:rPr>
-          <w:rFonts w:ascii="Consolas" w:eastAsia="Times New Roman" w:hAnsi="Consolas" w:cs="Times New Roman"/>
-          <w:color w:val="3B3B3B"/>
-          <w:kern w:val="0"/>
-          <w:sz w:val="21"/>
-          <w:szCs w:val="21"/>
-          <w14:ligatures w14:val="none"/>
-        </w:rPr>
-        <w:t xml:space="preserve">    </w:t>
-      </w:r>
-      <w:proofErr w:type="gramStart"/>
-      <w:r>
-        <w:rPr>
-          <w:rFonts w:ascii="Consolas" w:eastAsia="Times New Roman" w:hAnsi="Consolas" w:cs="Times New Roman"/>
-          <w:color w:val="800000"/>
-          <w:kern w:val="0"/>
-          <w:sz w:val="21"/>
-          <w:szCs w:val="21"/>
-          <w14:ligatures w14:val="none"/>
-        </w:rPr>
-        <w:t>.alert</w:t>
-      </w:r>
-      <w:proofErr w:type="gramEnd"/>
-      <w:r>
-        <w:rPr>
-          <w:rFonts w:ascii="Consolas" w:eastAsia="Times New Roman" w:hAnsi="Consolas" w:cs="Times New Roman"/>
-          <w:color w:val="800000"/>
-          <w:kern w:val="0"/>
-          <w:sz w:val="21"/>
-          <w:szCs w:val="21"/>
-          <w14:ligatures w14:val="none"/>
-        </w:rPr>
-        <w:t>-warning-content</w:t>
-      </w:r>
-      <w:r>
-        <w:rPr>
-          <w:rFonts w:ascii="Consolas" w:eastAsia="Times New Roman" w:hAnsi="Consolas" w:cs="Times New Roman"/>
-          <w:color w:val="3B3B3B"/>
-          <w:kern w:val="0"/>
-          <w:sz w:val="21"/>
-          <w:szCs w:val="21"/>
-          <w14:ligatures w14:val="none"/>
-        </w:rPr>
-        <w:t xml:space="preserve"> {</w:t>
-      </w:r>
-    </w:p>
-    <w:p>
-      <w:pPr>
-        <w:shd w:val="clear" w:color="auto" w:fill="FFFFFF"/>
-        <w:spacing w:after="0" w:line="285" w:lineRule="atLeast"/>
-        <w:rPr>
-          <w:rFonts w:ascii="Consolas" w:eastAsia="Times New Roman" w:hAnsi="Consolas" w:cs="Times New Roman"/>
-          <w:color w:val="3B3B3B"/>
-          <w:kern w:val="0"/>
-          <w:sz w:val="21"/>
-          <w:szCs w:val="21"/>
-          <w14:ligatures w14:val="none"/>
-        </w:rPr>
-      </w:pPr>
-      <w:r>
-        <w:rPr>
-          <w:rFonts w:ascii="Consolas" w:eastAsia="Times New Roman" w:hAnsi="Consolas" w:cs="Times New Roman"/>
-          <w:color w:val="3B3B3B"/>
-          <w:kern w:val="0"/>
-          <w:sz w:val="21"/>
-          <w:szCs w:val="21"/>
-          <w14:ligatures w14:val="none"/>
-        </w:rPr>
-        <w:t xml:space="preserve">        </w:t>
-      </w:r>
-      <w:r>
-        <w:rPr>
-          <w:rFonts w:ascii="Consolas" w:eastAsia="Times New Roman" w:hAnsi="Consolas" w:cs="Times New Roman"/>
-          <w:color w:val="AF00DB"/>
-          <w:kern w:val="0"/>
-          <w:sz w:val="21"/>
-          <w:szCs w:val="21"/>
-          <w14:ligatures w14:val="none"/>
-        </w:rPr>
-        <w:t>@apply</w:t>
-      </w:r>
-      <w:r>
-        <w:rPr>
-          <w:rFonts w:ascii="Consolas" w:eastAsia="Times New Roman" w:hAnsi="Consolas" w:cs="Times New Roman"/>
-          <w:color w:val="3B3B3B"/>
-          <w:kern w:val="0"/>
-          <w:sz w:val="21"/>
-          <w:szCs w:val="21"/>
-          <w14:ligatures w14:val="none"/>
-        </w:rPr>
-        <w:t xml:space="preserve"> </w:t>
-      </w:r>
-      <w:r>
-        <w:rPr>
-          <w:rFonts w:ascii="Consolas" w:eastAsia="Times New Roman" w:hAnsi="Consolas" w:cs="Times New Roman"/>
-          <w:color w:val="800000"/>
-          <w:kern w:val="0"/>
-          <w:sz w:val="21"/>
-          <w:szCs w:val="21"/>
-          <w14:ligatures w14:val="none"/>
-        </w:rPr>
-        <w:t>text-red-800</w:t>
-      </w:r>
-    </w:p>
-    <w:p>
-      <w:pPr>
-        <w:shd w:val="clear" w:color="auto" w:fill="FFFFFF"/>
-        <w:spacing w:after="0" w:line="285" w:lineRule="atLeast"/>
-        <w:rPr>
-          <w:rFonts w:ascii="Consolas" w:eastAsia="Times New Roman" w:hAnsi="Consolas" w:cs="Times New Roman"/>
-          <w:color w:val="3B3B3B"/>
-          <w:kern w:val="0"/>
-          <w:sz w:val="21"/>
-          <w:szCs w:val="21"/>
-          <w14:ligatures w14:val="none"/>
-        </w:rPr>
-      </w:pPr>
-      <w:r>
-        <w:rPr>
-          <w:rFonts w:ascii="Consolas" w:eastAsia="Times New Roman" w:hAnsi="Consolas" w:cs="Times New Roman"/>
-          <w:color w:val="3B3B3B"/>
-          <w:kern w:val="0"/>
-          <w:sz w:val="21"/>
-          <w:szCs w:val="21"/>
-          <w14:ligatures w14:val="none"/>
-        </w:rPr>
-        <w:t>    }</w:t>
-      </w:r>
-    </w:p>
-    <w:p>
-      <w:pPr>
-        <w:shd w:val="clear" w:color="auto" w:fill="FFFFFF"/>
-        <w:spacing w:after="0" w:line="285" w:lineRule="atLeast"/>
-        <w:rPr>
-          <w:rFonts w:ascii="Consolas" w:eastAsia="Times New Roman" w:hAnsi="Consolas" w:cs="Times New Roman"/>
-          <w:color w:val="3B3B3B"/>
-          <w:kern w:val="0"/>
-          <w:sz w:val="21"/>
-          <w:szCs w:val="21"/>
-          <w14:ligatures w14:val="none"/>
-        </w:rPr>
-      </w:pPr>
-      <w:r>
-        <w:rPr>
-          <w:rFonts w:ascii="Consolas" w:eastAsia="Times New Roman" w:hAnsi="Consolas" w:cs="Times New Roman"/>
-          <w:color w:val="3B3B3B"/>
-          <w:kern w:val="0"/>
-          <w:sz w:val="21"/>
-          <w:szCs w:val="21"/>
-          <w14:ligatures w14:val="none"/>
-        </w:rPr>
-        <w:t>}</w:t>
+        <w:t>&lt;/div&gt;</w:t>
+      </w:r>
+    </w:p>
+    <w:p>
+      <w:pPr>
+        <w:ind w:left="720" w:firstLine="720"/>
+        <w:rPr>
+          <w:rFonts w:ascii="Sakkal Majalla" w:hAnsi="Sakkal Majalla" w:cs="Sakkal Majalla"/>
+          <w:sz w:val="28"/>
+          <w:szCs w:val="28"/>
+        </w:rPr>
+      </w:pPr>
+      <w:r>
+        <w:rPr>
+          <w:rFonts w:ascii="Sakkal Majalla" w:hAnsi="Sakkal Majalla" w:cs="Sakkal Majalla"/>
+          <w:sz w:val="28"/>
+          <w:szCs w:val="28"/>
+        </w:rPr>
+        <w:t>*************************************************</w:t>
+      </w:r>
+    </w:p>
+    <w:p>
+      <w:pPr>
+        <w:rPr>
+          <w:rFonts w:ascii="Sakkal Majalla" w:hAnsi="Sakkal Majalla" w:cs="Sakkal Majalla"/>
+          <w:sz w:val="28"/>
+          <w:szCs w:val="28"/>
+        </w:rPr>
+      </w:pPr>
+      <w:r>
+        <w:rPr>
+          <w:noProof/>
+        </w:rPr>
+        <w:lastRenderedPageBreak/>
+        <w:drawing>
+          <wp:inline distT="0" distB="0" distL="0" distR="0" wp14:anchorId="49857684" wp14:editId="5EC53E70">
+            <wp:extent cx="5943600" cy="4310380"/>
+            <wp:effectExtent l="0" t="0" r="0" b="0"/>
+            <wp:docPr id="1324769890" name="Picture 1"/>
+            <wp:cNvGraphicFramePr>
+              <a:graphicFrameLocks xmlns:a="http://schemas.openxmlformats.org/drawingml/2006/main" noChangeAspect="1"/>
+            </wp:cNvGraphicFramePr>
+            <a:graphic xmlns:a="http://schemas.openxmlformats.org/drawingml/2006/main">
+              <a:graphicData uri="http://schemas.openxmlformats.org/drawingml/2006/picture">
+                <pic:pic xmlns:pic="http://schemas.openxmlformats.org/drawingml/2006/picture">
+                  <pic:nvPicPr>
+                    <pic:cNvPr id="1324769890" name=""/>
+                    <pic:cNvPicPr/>
+                  </pic:nvPicPr>
+                  <pic:blipFill>
+                    <a:blip r:embed="rId5"/>
+                    <a:stretch>
+                      <a:fillRect/>
+                    </a:stretch>
+                  </pic:blipFill>
+                  <pic:spPr>
+                    <a:xfrm>
+                      <a:off x="0" y="0"/>
+                      <a:ext cx="5943600" cy="4310380"/>
+                    </a:xfrm>
+                    <a:prstGeom prst="rect">
+                      <a:avLst/>
+                    </a:prstGeom>
+                  </pic:spPr>
+                </pic:pic>
+              </a:graphicData>
+            </a:graphic>
+          </wp:inline>
+        </w:drawing>
       </w:r>
     </w:p>
     <w:p>
